--- a/Python - Cheat_Sheet.docx
+++ b/Python - Cheat_Sheet.docx
@@ -5,84 +5,106 @@
     <w:p>
       <w:pPr>
         <w:rPr>
-          <w:b/>
-          <w:bCs/>
-          <w:sz w:val="28"/>
-          <w:szCs w:val="28"/>
-        </w:rPr>
-      </w:pPr>
-      <w:r>
-        <w:rPr>
-          <w:b/>
-          <w:bCs/>
-          <w:sz w:val="28"/>
-          <w:szCs w:val="28"/>
-        </w:rPr>
-        <w:t>1</w:t>
-      </w:r>
-      <w:r>
-        <w:rPr>
-          <w:b/>
-          <w:bCs/>
-          <w:sz w:val="28"/>
-          <w:szCs w:val="28"/>
-        </w:rPr>
-        <w:t>. The Essentials (Loops &amp; Counting)</w:t>
+          <w:sz w:val="28"/>
+          <w:szCs w:val="28"/>
+        </w:rPr>
+      </w:pPr>
+      <w:r>
+        <w:rPr>
+          <w:sz w:val="28"/>
+          <w:szCs w:val="28"/>
+        </w:rPr>
+        <w:t>No problem at all! Here is the full text version for you to copy and paste directly. I’ve organized it into the same sections so you can study them easily.</w:t>
+      </w:r>
+    </w:p>
+    <w:p>
+      <w:pPr>
+        <w:rPr>
+          <w:sz w:val="28"/>
+          <w:szCs w:val="28"/>
+        </w:rPr>
+      </w:pPr>
+      <w:r>
+        <w:rPr>
+          <w:sz w:val="28"/>
+          <w:szCs w:val="28"/>
+        </w:rPr>
+        <w:pict w14:anchorId="3BD81A63">
+          <v:rect id="_x0000_i1031" style="width:0;height:1.5pt" o:hralign="center" o:hrstd="t" o:hr="t" fillcolor="#a0a0a0" stroked="f"/>
+        </w:pict>
+      </w:r>
+    </w:p>
+    <w:p>
+      <w:pPr>
+        <w:pStyle w:val="Heading1"/>
+      </w:pPr>
+      <w:r>
+        <w:rPr>
+          <w:rFonts w:ascii="Segoe UI Emoji" w:hAnsi="Segoe UI Emoji" w:cs="Segoe UI Emoji"/>
+        </w:rPr>
+        <w:t>🚀</w:t>
+      </w:r>
+      <w:r>
+        <w:t xml:space="preserve"> PYTHON FOR AI ENGINEERS: CHEAT SHEET</w:t>
+      </w:r>
+    </w:p>
+    <w:p>
+      <w:pPr>
+        <w:rPr>
+          <w:sz w:val="28"/>
+          <w:szCs w:val="28"/>
+        </w:rPr>
+      </w:pPr>
+      <w:r>
+        <w:rPr>
+          <w:b/>
+          <w:bCs/>
+          <w:sz w:val="28"/>
+          <w:szCs w:val="28"/>
+        </w:rPr>
+        <w:t>Core Basics, Memory Efficiency, and Interview Mastery</w:t>
+      </w:r>
+    </w:p>
+    <w:p>
+      <w:pPr>
+        <w:pStyle w:val="Heading2"/>
+      </w:pPr>
+      <w:r>
+        <w:rPr>
+          <w:rFonts w:ascii="Segoe UI Emoji" w:hAnsi="Segoe UI Emoji" w:cs="Segoe UI Emoji"/>
+        </w:rPr>
+        <w:t>🔷</w:t>
+      </w:r>
+      <w:r>
+        <w:t xml:space="preserve"> SECTION 1: SYSTEM &amp; MEMORY (THE BIG PICTURE)</w:t>
       </w:r>
     </w:p>
     <w:p>
       <w:pPr>
         <w:numPr>
           <w:ilvl w:val="0"/>
-          <w:numId w:val="1"/>
+          <w:numId w:val="6"/>
         </w:numPr>
         <w:rPr>
           <w:sz w:val="28"/>
           <w:szCs w:val="28"/>
         </w:rPr>
       </w:pPr>
-      <w:proofErr w:type="gramStart"/>
-      <w:r>
-        <w:rPr>
-          <w:b/>
-          <w:bCs/>
-          <w:sz w:val="28"/>
-          <w:szCs w:val="28"/>
-        </w:rPr>
-        <w:t>range(</w:t>
-      </w:r>
-      <w:proofErr w:type="gramEnd"/>
-      <w:r>
-        <w:rPr>
-          <w:b/>
-          <w:bCs/>
-          <w:sz w:val="28"/>
-          <w:szCs w:val="28"/>
-        </w:rPr>
-        <w:t>start, stop, step)</w:t>
-      </w:r>
-      <w:r>
-        <w:rPr>
-          <w:sz w:val="28"/>
-          <w:szCs w:val="28"/>
-        </w:rPr>
-        <w:t xml:space="preserve">: </w:t>
-      </w:r>
-      <w:proofErr w:type="gramStart"/>
-      <w:r>
-        <w:rPr>
-          <w:sz w:val="28"/>
-          <w:szCs w:val="28"/>
-        </w:rPr>
-        <w:t>range(</w:t>
-      </w:r>
-      <w:proofErr w:type="gramEnd"/>
-      <w:r>
-        <w:rPr>
-          <w:sz w:val="28"/>
-          <w:szCs w:val="28"/>
-        </w:rPr>
-        <w:t>5) is 0,1,2,3,4. range(</w:t>
+      <w:r>
+        <w:rPr>
+          <w:b/>
+          <w:bCs/>
+          <w:sz w:val="28"/>
+          <w:szCs w:val="28"/>
+        </w:rPr>
+        <w:t>Python Execution:</w:t>
+      </w:r>
+      <w:r>
+        <w:rPr>
+          <w:sz w:val="28"/>
+          <w:szCs w:val="28"/>
+        </w:rPr>
+        <w:t xml:space="preserve"> Source Code (.</w:t>
       </w:r>
       <w:proofErr w:type="spellStart"/>
       <w:r>
@@ -90,7 +112,7 @@
           <w:sz w:val="28"/>
           <w:szCs w:val="28"/>
         </w:rPr>
-        <w:t>len</w:t>
+        <w:t>py</w:t>
       </w:r>
       <w:proofErr w:type="spellEnd"/>
       <w:r>
@@ -98,7 +120,22 @@
           <w:sz w:val="28"/>
           <w:szCs w:val="28"/>
         </w:rPr>
-        <w:t>(</w:t>
+        <w:t xml:space="preserve">) </w:t>
+      </w:r>
+      <w:r>
+        <w:rPr>
+          <w:rFonts w:ascii="Segoe UI Symbol" w:hAnsi="Segoe UI Symbol" w:cs="Segoe UI Symbol"/>
+          <w:sz w:val="28"/>
+          <w:szCs w:val="28"/>
+        </w:rPr>
+        <w:t>➔</w:t>
+      </w:r>
+      <w:r>
+        <w:rPr>
+          <w:sz w:val="28"/>
+          <w:szCs w:val="28"/>
+        </w:rPr>
+        <w:t xml:space="preserve"> Bytecode (.</w:t>
       </w:r>
       <w:proofErr w:type="spellStart"/>
       <w:r>
@@ -106,7 +143,7 @@
           <w:sz w:val="28"/>
           <w:szCs w:val="28"/>
         </w:rPr>
-        <w:t>arr</w:t>
+        <w:t>pyc</w:t>
       </w:r>
       <w:proofErr w:type="spellEnd"/>
       <w:r>
@@ -114,30 +151,29 @@
           <w:sz w:val="28"/>
           <w:szCs w:val="28"/>
         </w:rPr>
-        <w:t xml:space="preserve">)-1) is how you check </w:t>
-      </w:r>
-      <w:proofErr w:type="spellStart"/>
-      <w:r>
-        <w:rPr>
-          <w:sz w:val="28"/>
-          <w:szCs w:val="28"/>
-        </w:rPr>
-        <w:t>neighbors</w:t>
-      </w:r>
-      <w:proofErr w:type="spellEnd"/>
-      <w:r>
-        <w:rPr>
-          <w:sz w:val="28"/>
-          <w:szCs w:val="28"/>
-        </w:rPr>
-        <w:t>.</w:t>
+        <w:t xml:space="preserve">) </w:t>
+      </w:r>
+      <w:r>
+        <w:rPr>
+          <w:rFonts w:ascii="Segoe UI Symbol" w:hAnsi="Segoe UI Symbol" w:cs="Segoe UI Symbol"/>
+          <w:sz w:val="28"/>
+          <w:szCs w:val="28"/>
+        </w:rPr>
+        <w:t>➔</w:t>
+      </w:r>
+      <w:r>
+        <w:rPr>
+          <w:sz w:val="28"/>
+          <w:szCs w:val="28"/>
+        </w:rPr>
+        <w:t xml:space="preserve"> Python Virtual Machine (PVM). </w:t>
       </w:r>
     </w:p>
     <w:p>
       <w:pPr>
         <w:numPr>
           <w:ilvl w:val="0"/>
-          <w:numId w:val="1"/>
+          <w:numId w:val="6"/>
         </w:numPr>
         <w:rPr>
           <w:sz w:val="28"/>
@@ -151,14 +187,106 @@
           <w:sz w:val="28"/>
           <w:szCs w:val="28"/>
         </w:rPr>
-        <w:t>enumerate(list)</w:t>
-      </w:r>
-      <w:r>
-        <w:rPr>
-          <w:sz w:val="28"/>
-          <w:szCs w:val="28"/>
-        </w:rPr>
-        <w:t xml:space="preserve">: Gives you both index and value. for </w:t>
+        <w:t>Memory Management:</w:t>
+      </w:r>
+      <w:r>
+        <w:rPr>
+          <w:sz w:val="28"/>
+          <w:szCs w:val="28"/>
+        </w:rPr>
+        <w:t xml:space="preserve"> Python uses </w:t>
+      </w:r>
+      <w:r>
+        <w:rPr>
+          <w:b/>
+          <w:bCs/>
+          <w:sz w:val="28"/>
+          <w:szCs w:val="28"/>
+        </w:rPr>
+        <w:t>Reference Counting</w:t>
+      </w:r>
+      <w:r>
+        <w:rPr>
+          <w:sz w:val="28"/>
+          <w:szCs w:val="28"/>
+        </w:rPr>
+        <w:t xml:space="preserve"> and a </w:t>
+      </w:r>
+      <w:r>
+        <w:rPr>
+          <w:b/>
+          <w:bCs/>
+          <w:sz w:val="28"/>
+          <w:szCs w:val="28"/>
+        </w:rPr>
+        <w:t>Garbage Collector (GC)</w:t>
+      </w:r>
+      <w:r>
+        <w:rPr>
+          <w:sz w:val="28"/>
+          <w:szCs w:val="28"/>
+        </w:rPr>
+        <w:t xml:space="preserve">. Objects are deleted when their reference count drops to zero. </w:t>
+      </w:r>
+    </w:p>
+    <w:p>
+      <w:pPr>
+        <w:numPr>
+          <w:ilvl w:val="0"/>
+          <w:numId w:val="6"/>
+        </w:numPr>
+        <w:rPr>
+          <w:sz w:val="28"/>
+          <w:szCs w:val="28"/>
+        </w:rPr>
+      </w:pPr>
+      <w:r>
+        <w:rPr>
+          <w:b/>
+          <w:bCs/>
+          <w:sz w:val="28"/>
+          <w:szCs w:val="28"/>
+        </w:rPr>
+        <w:t>Performance Tip:</w:t>
+      </w:r>
+      <w:r>
+        <w:rPr>
+          <w:sz w:val="28"/>
+          <w:szCs w:val="28"/>
+        </w:rPr>
+        <w:t xml:space="preserve"> For systems with limited RAM (like 8GB), use </w:t>
+      </w:r>
+      <w:r>
+        <w:rPr>
+          <w:b/>
+          <w:bCs/>
+          <w:sz w:val="28"/>
+          <w:szCs w:val="28"/>
+        </w:rPr>
+        <w:t>Generators</w:t>
+      </w:r>
+      <w:r>
+        <w:rPr>
+          <w:sz w:val="28"/>
+          <w:szCs w:val="28"/>
+        </w:rPr>
+        <w:t xml:space="preserve"> (yield) instead of </w:t>
+      </w:r>
+      <w:r>
+        <w:rPr>
+          <w:b/>
+          <w:bCs/>
+          <w:sz w:val="28"/>
+          <w:szCs w:val="28"/>
+        </w:rPr>
+        <w:t>Lists</w:t>
+      </w:r>
+      <w:r>
+        <w:rPr>
+          <w:sz w:val="28"/>
+          <w:szCs w:val="28"/>
+        </w:rPr>
+        <w:t xml:space="preserve"> for large datasets to avoid </w:t>
       </w:r>
       <w:proofErr w:type="spellStart"/>
       <w:r>
@@ -166,7 +294,7 @@
           <w:sz w:val="28"/>
           <w:szCs w:val="28"/>
         </w:rPr>
-        <w:t>i</w:t>
+        <w:t>MemoryErrors</w:t>
       </w:r>
       <w:proofErr w:type="spellEnd"/>
       <w:r>
@@ -174,1017 +302,1865 @@
           <w:sz w:val="28"/>
           <w:szCs w:val="28"/>
         </w:rPr>
-        <w:t xml:space="preserve">, </w:t>
+        <w:t xml:space="preserve">. </w:t>
+      </w:r>
+    </w:p>
+    <w:p>
+      <w:pPr>
+        <w:pStyle w:val="Heading2"/>
+      </w:pPr>
+      <w:r>
+        <w:rPr>
+          <w:rFonts w:ascii="Segoe UI Emoji" w:hAnsi="Segoe UI Emoji" w:cs="Segoe UI Emoji"/>
+        </w:rPr>
+        <w:t>🔷</w:t>
+      </w:r>
+      <w:r>
+        <w:t xml:space="preserve"> SECTION 2: DATA STRUCTURES (BEYOND BASICS)</w:t>
+      </w:r>
+    </w:p>
+    <w:p/>
+    <w:p>
+      <w:pPr>
+        <w:pStyle w:val="Heading3"/>
+        <w:spacing w:before="0"/>
+        <w:rPr>
+          <w:rFonts w:ascii="Arial" w:hAnsi="Arial" w:cs="Arial"/>
+        </w:rPr>
+      </w:pPr>
+      <w:r>
+        <w:rPr>
+          <w:rFonts w:ascii="Arial" w:hAnsi="Arial" w:cs="Arial"/>
+        </w:rPr>
+        <w:t>Lists vs. Tuples: The Memory Architecture</w:t>
+      </w:r>
+    </w:p>
+    <w:p>
+      <w:pPr>
+        <w:pStyle w:val="NormalWeb"/>
+        <w:numPr>
+          <w:ilvl w:val="0"/>
+          <w:numId w:val="11"/>
+        </w:numPr>
+        <w:spacing w:before="0" w:beforeAutospacing="0"/>
+        <w:rPr>
+          <w:rFonts w:ascii="Arial" w:hAnsi="Arial" w:cs="Arial"/>
+        </w:rPr>
+      </w:pPr>
+      <w:r>
+        <w:rPr>
+          <w:rFonts w:ascii="Arial" w:hAnsi="Arial" w:cs="Arial"/>
+          <w:b/>
+          <w:bCs/>
+        </w:rPr>
+        <w:t xml:space="preserve">List </w:t>
+      </w:r>
+      <w:r>
+        <w:rPr>
+          <w:rStyle w:val="HTMLCode"/>
+          <w:rFonts w:ascii="Arial" w:hAnsi="Arial" w:cs="Arial"/>
+          <w:b/>
+          <w:bCs/>
+        </w:rPr>
+        <w:t>[]</w:t>
+      </w:r>
+      <w:r>
+        <w:rPr>
+          <w:rFonts w:ascii="Arial" w:hAnsi="Arial" w:cs="Arial"/>
+          <w:b/>
+          <w:bCs/>
+        </w:rPr>
+        <w:t xml:space="preserve"> (Over-allocation):</w:t>
+      </w:r>
+      <w:r>
+        <w:rPr>
+          <w:rFonts w:ascii="Arial" w:hAnsi="Arial" w:cs="Arial"/>
+        </w:rPr>
+        <w:t xml:space="preserve"> To make </w:t>
+      </w:r>
+      <w:proofErr w:type="gramStart"/>
+      <w:r>
+        <w:rPr>
+          <w:rStyle w:val="HTMLCode"/>
+          <w:rFonts w:ascii="Arial" w:hAnsi="Arial" w:cs="Arial"/>
+        </w:rPr>
+        <w:t>append(</w:t>
+      </w:r>
+      <w:proofErr w:type="gramEnd"/>
+      <w:r>
+        <w:rPr>
+          <w:rStyle w:val="HTMLCode"/>
+          <w:rFonts w:ascii="Arial" w:hAnsi="Arial" w:cs="Arial"/>
+        </w:rPr>
+        <w:t>)</w:t>
+      </w:r>
+      <w:r>
+        <w:rPr>
+          <w:rFonts w:ascii="Arial" w:hAnsi="Arial" w:cs="Arial"/>
+        </w:rPr>
+        <w:t xml:space="preserve"> fast, Python allocates more slots than it currently needs. If you have 4 items, Python might reserve 8 slots; this "buffer" is why lists are "heavier". </w:t>
+      </w:r>
+    </w:p>
+    <w:p>
+      <w:pPr>
+        <w:pStyle w:val="NormalWeb"/>
+        <w:numPr>
+          <w:ilvl w:val="0"/>
+          <w:numId w:val="11"/>
+        </w:numPr>
+        <w:spacing w:before="0" w:beforeAutospacing="0"/>
+        <w:rPr>
+          <w:rFonts w:ascii="Arial" w:hAnsi="Arial" w:cs="Arial"/>
+        </w:rPr>
+      </w:pPr>
+      <w:r>
+        <w:rPr>
+          <w:rFonts w:ascii="Arial" w:hAnsi="Arial" w:cs="Arial"/>
+          <w:b/>
+          <w:bCs/>
+        </w:rPr>
+        <w:t xml:space="preserve">Tuple </w:t>
+      </w:r>
+      <w:r>
+        <w:rPr>
+          <w:rStyle w:val="HTMLCode"/>
+          <w:rFonts w:ascii="Arial" w:hAnsi="Arial" w:cs="Arial"/>
+          <w:b/>
+          <w:bCs/>
+        </w:rPr>
+        <w:t>()</w:t>
+      </w:r>
+      <w:r>
+        <w:rPr>
+          <w:rFonts w:ascii="Arial" w:hAnsi="Arial" w:cs="Arial"/>
+          <w:b/>
+          <w:bCs/>
+        </w:rPr>
+        <w:t xml:space="preserve"> (Static Allocation):</w:t>
+      </w:r>
+      <w:r>
+        <w:rPr>
+          <w:rFonts w:ascii="Arial" w:hAnsi="Arial" w:cs="Arial"/>
+        </w:rPr>
+        <w:t xml:space="preserve"> Because they are immutable, Python allocates the exact amount of memory needed at the time of creation. </w:t>
+      </w:r>
+    </w:p>
+    <w:p>
+      <w:pPr>
+        <w:pStyle w:val="NormalWeb"/>
+        <w:numPr>
+          <w:ilvl w:val="0"/>
+          <w:numId w:val="11"/>
+        </w:numPr>
+        <w:spacing w:before="0" w:beforeAutospacing="0"/>
+        <w:rPr>
+          <w:rFonts w:ascii="Arial" w:hAnsi="Arial" w:cs="Arial"/>
+        </w:rPr>
+      </w:pPr>
+      <w:r>
+        <w:rPr>
+          <w:rFonts w:ascii="Arial" w:hAnsi="Arial" w:cs="Arial"/>
+          <w:b/>
+          <w:bCs/>
+        </w:rPr>
+        <w:t>Production Rule:</w:t>
+      </w:r>
+      <w:r>
+        <w:rPr>
+          <w:rFonts w:ascii="Arial" w:hAnsi="Arial" w:cs="Arial"/>
+        </w:rPr>
+        <w:t xml:space="preserve"> Use </w:t>
+      </w:r>
+      <w:r>
+        <w:rPr>
+          <w:rFonts w:ascii="Arial" w:hAnsi="Arial" w:cs="Arial"/>
+          <w:b/>
+          <w:bCs/>
+        </w:rPr>
+        <w:t>Tuples</w:t>
+      </w:r>
+      <w:r>
+        <w:rPr>
+          <w:rFonts w:ascii="Arial" w:hAnsi="Arial" w:cs="Arial"/>
+        </w:rPr>
+        <w:t xml:space="preserve"> for fixed data (like API endpoints, coordinate pairs, or database schema names) to save RAM and prevent accidental bugs. </w:t>
+      </w:r>
+    </w:p>
+    <w:p>
+      <w:pPr>
+        <w:pStyle w:val="Heading3"/>
+        <w:spacing w:before="0"/>
+        <w:rPr>
+          <w:rFonts w:ascii="Arial" w:hAnsi="Arial" w:cs="Arial"/>
+        </w:rPr>
+      </w:pPr>
+      <w:r>
+        <w:rPr>
+          <w:rFonts w:ascii="Segoe UI Emoji" w:hAnsi="Segoe UI Emoji" w:cs="Segoe UI Emoji"/>
+        </w:rPr>
+        <w:t>📌</w:t>
+      </w:r>
+      <w:r>
+        <w:rPr>
+          <w:rFonts w:ascii="Arial" w:hAnsi="Arial" w:cs="Arial"/>
+        </w:rPr>
+        <w:t xml:space="preserve"> Sets </w:t>
+      </w:r>
+      <w:r>
+        <w:rPr>
+          <w:rStyle w:val="HTMLCode"/>
+          <w:rFonts w:ascii="Arial" w:eastAsiaTheme="majorEastAsia" w:hAnsi="Arial" w:cs="Arial"/>
+        </w:rPr>
+        <w:t>{}</w:t>
+      </w:r>
+      <w:r>
+        <w:rPr>
+          <w:rFonts w:ascii="Arial" w:hAnsi="Arial" w:cs="Arial"/>
+        </w:rPr>
+        <w:t>: The Power of the Hash Table</w:t>
+      </w:r>
+    </w:p>
+    <w:p>
+      <w:pPr>
+        <w:pStyle w:val="NormalWeb"/>
+        <w:numPr>
+          <w:ilvl w:val="0"/>
+          <w:numId w:val="12"/>
+        </w:numPr>
+        <w:spacing w:before="0" w:beforeAutospacing="0"/>
+        <w:rPr>
+          <w:rFonts w:ascii="Arial" w:hAnsi="Arial" w:cs="Arial"/>
+        </w:rPr>
+      </w:pPr>
+      <w:r>
+        <w:rPr>
+          <w:rFonts w:ascii="Arial" w:hAnsi="Arial" w:cs="Arial"/>
+          <w:b/>
+          <w:bCs/>
+        </w:rPr>
+        <w:t>Unordered &amp; Unique:</w:t>
+      </w:r>
+      <w:r>
+        <w:rPr>
+          <w:rFonts w:ascii="Arial" w:hAnsi="Arial" w:cs="Arial"/>
+        </w:rPr>
+        <w:t xml:space="preserve"> Every element in a set must be unique; adding a duplicate does nothing. </w:t>
+      </w:r>
+    </w:p>
+    <w:p>
+      <w:pPr>
+        <w:pStyle w:val="NormalWeb"/>
+        <w:numPr>
+          <w:ilvl w:val="0"/>
+          <w:numId w:val="12"/>
+        </w:numPr>
+        <w:spacing w:before="0" w:beforeAutospacing="0"/>
+        <w:rPr>
+          <w:rFonts w:ascii="Arial" w:hAnsi="Arial" w:cs="Arial"/>
+        </w:rPr>
+      </w:pPr>
+      <w:r>
+        <w:rPr>
+          <w:rFonts w:ascii="Arial" w:hAnsi="Arial" w:cs="Arial"/>
+          <w:b/>
+          <w:bCs/>
+        </w:rPr>
+        <w:t>The Math (</w:t>
+      </w:r>
+      <w:r>
+        <w:rPr>
+          <w:rStyle w:val="math-inline"/>
+          <w:rFonts w:ascii="Arial" w:hAnsi="Arial" w:cs="Arial"/>
+          <w:b/>
+          <w:bCs/>
+        </w:rPr>
+        <w:t>$</w:t>
+      </w:r>
+      <w:proofErr w:type="gramStart"/>
+      <w:r>
+        <w:rPr>
+          <w:rStyle w:val="math-inline"/>
+          <w:rFonts w:ascii="Arial" w:hAnsi="Arial" w:cs="Arial"/>
+          <w:b/>
+          <w:bCs/>
+        </w:rPr>
+        <w:t>O(1)$</w:t>
+      </w:r>
+      <w:proofErr w:type="gramEnd"/>
+      <w:r>
+        <w:rPr>
+          <w:rFonts w:ascii="Arial" w:hAnsi="Arial" w:cs="Arial"/>
+          <w:b/>
+          <w:bCs/>
+        </w:rPr>
+        <w:t>):</w:t>
+      </w:r>
+      <w:r>
+        <w:rPr>
+          <w:rFonts w:ascii="Arial" w:hAnsi="Arial" w:cs="Arial"/>
+        </w:rPr>
+        <w:t xml:space="preserve"> Sets use a hash table. Instead of checking every item (like a List), Python "hashes" the value to find its exact location instantly. </w:t>
+      </w:r>
+    </w:p>
+    <w:p>
+      <w:pPr>
+        <w:pStyle w:val="NormalWeb"/>
+        <w:numPr>
+          <w:ilvl w:val="0"/>
+          <w:numId w:val="12"/>
+        </w:numPr>
+        <w:spacing w:before="0" w:beforeAutospacing="0"/>
+        <w:rPr>
+          <w:rFonts w:ascii="Arial" w:hAnsi="Arial" w:cs="Arial"/>
+        </w:rPr>
+      </w:pPr>
+      <w:r>
+        <w:rPr>
+          <w:rFonts w:ascii="Arial" w:hAnsi="Arial" w:cs="Arial"/>
+          <w:b/>
+          <w:bCs/>
+        </w:rPr>
+        <w:t>Real-World Use:</w:t>
+      </w:r>
+      <w:r>
+        <w:rPr>
+          <w:rFonts w:ascii="Arial" w:hAnsi="Arial" w:cs="Arial"/>
+        </w:rPr>
+        <w:t xml:space="preserve"> If you are checking if a user ID exists in a list of 1 million IDs, a </w:t>
+      </w:r>
+      <w:r>
+        <w:rPr>
+          <w:rFonts w:ascii="Arial" w:hAnsi="Arial" w:cs="Arial"/>
+          <w:b/>
+          <w:bCs/>
+        </w:rPr>
+        <w:t>Set</w:t>
+      </w:r>
+      <w:r>
+        <w:rPr>
+          <w:rFonts w:ascii="Arial" w:hAnsi="Arial" w:cs="Arial"/>
+        </w:rPr>
+        <w:t xml:space="preserve"> is thousands of times faster than a </w:t>
+      </w:r>
+      <w:r>
+        <w:rPr>
+          <w:rFonts w:ascii="Arial" w:hAnsi="Arial" w:cs="Arial"/>
+          <w:b/>
+          <w:bCs/>
+        </w:rPr>
+        <w:t>List</w:t>
+      </w:r>
+      <w:r>
+        <w:rPr>
+          <w:rFonts w:ascii="Arial" w:hAnsi="Arial" w:cs="Arial"/>
+        </w:rPr>
+        <w:t xml:space="preserve">. </w:t>
+      </w:r>
+    </w:p>
+    <w:p>
+      <w:pPr>
+        <w:pStyle w:val="Heading3"/>
+        <w:spacing w:before="0"/>
+        <w:rPr>
+          <w:rFonts w:ascii="Arial" w:hAnsi="Arial" w:cs="Arial"/>
+        </w:rPr>
+      </w:pPr>
+      <w:r>
+        <w:rPr>
+          <w:rFonts w:ascii="Segoe UI Emoji" w:hAnsi="Segoe UI Emoji" w:cs="Segoe UI Emoji"/>
+        </w:rPr>
+        <w:t>📌</w:t>
+      </w:r>
+      <w:r>
+        <w:rPr>
+          <w:rFonts w:ascii="Arial" w:hAnsi="Arial" w:cs="Arial"/>
+        </w:rPr>
+        <w:t xml:space="preserve"> Dictionaries </w:t>
+      </w:r>
+      <w:r>
+        <w:rPr>
+          <w:rStyle w:val="HTMLCode"/>
+          <w:rFonts w:ascii="Arial" w:eastAsiaTheme="majorEastAsia" w:hAnsi="Arial" w:cs="Arial"/>
+        </w:rPr>
+        <w:t>{k: v}</w:t>
+      </w:r>
+      <w:r>
+        <w:rPr>
+          <w:rFonts w:ascii="Arial" w:hAnsi="Arial" w:cs="Arial"/>
+        </w:rPr>
+        <w:t>: Hash Maps</w:t>
+      </w:r>
+    </w:p>
+    <w:p>
+      <w:pPr>
+        <w:pStyle w:val="NormalWeb"/>
+        <w:numPr>
+          <w:ilvl w:val="0"/>
+          <w:numId w:val="13"/>
+        </w:numPr>
+        <w:spacing w:before="0" w:beforeAutospacing="0"/>
+        <w:rPr>
+          <w:rFonts w:ascii="Arial" w:hAnsi="Arial" w:cs="Arial"/>
+        </w:rPr>
+      </w:pPr>
+      <w:r>
+        <w:rPr>
+          <w:rFonts w:ascii="Arial" w:hAnsi="Arial" w:cs="Arial"/>
+          <w:b/>
+          <w:bCs/>
+        </w:rPr>
+        <w:t>The "</w:t>
       </w:r>
       <w:proofErr w:type="spellStart"/>
       <w:r>
         <w:rPr>
-          <w:sz w:val="28"/>
-          <w:szCs w:val="28"/>
-        </w:rPr>
-        <w:t>val</w:t>
+          <w:rFonts w:ascii="Arial" w:hAnsi="Arial" w:cs="Arial"/>
+          <w:b/>
+          <w:bCs/>
+        </w:rPr>
+        <w:t>Hashable</w:t>
       </w:r>
       <w:proofErr w:type="spellEnd"/>
       <w:r>
         <w:rPr>
-          <w:sz w:val="28"/>
-          <w:szCs w:val="28"/>
-        </w:rPr>
-        <w:t xml:space="preserve"> in </w:t>
+          <w:rFonts w:ascii="Arial" w:hAnsi="Arial" w:cs="Arial"/>
+          <w:b/>
+          <w:bCs/>
+        </w:rPr>
+        <w:t>" Rule:</w:t>
+      </w:r>
+      <w:r>
+        <w:rPr>
+          <w:rFonts w:ascii="Arial" w:hAnsi="Arial" w:cs="Arial"/>
+        </w:rPr>
+        <w:t xml:space="preserve"> Keys must be </w:t>
+      </w:r>
+      <w:r>
+        <w:rPr>
+          <w:rFonts w:ascii="Arial" w:hAnsi="Arial" w:cs="Arial"/>
+          <w:b/>
+          <w:bCs/>
+        </w:rPr>
+        <w:t>immutable</w:t>
+      </w:r>
+      <w:r>
+        <w:rPr>
+          <w:rFonts w:ascii="Arial" w:hAnsi="Arial" w:cs="Arial"/>
+        </w:rPr>
+        <w:t xml:space="preserve"> (Strings, Integers, or Tuples) because their "hash" must never change. You cannot use a List as a dictionary key. </w:t>
+      </w:r>
+    </w:p>
+    <w:p>
+      <w:pPr>
+        <w:pStyle w:val="NormalWeb"/>
+        <w:numPr>
+          <w:ilvl w:val="0"/>
+          <w:numId w:val="13"/>
+        </w:numPr>
+        <w:spacing w:before="0" w:beforeAutospacing="0"/>
+        <w:rPr>
+          <w:rFonts w:ascii="Arial" w:hAnsi="Arial" w:cs="Arial"/>
+        </w:rPr>
+      </w:pPr>
+      <w:r>
+        <w:rPr>
+          <w:rFonts w:ascii="Arial" w:hAnsi="Arial" w:cs="Arial"/>
+          <w:b/>
+          <w:bCs/>
+        </w:rPr>
+        <w:lastRenderedPageBreak/>
+        <w:t>Performance:</w:t>
+      </w:r>
+      <w:r>
+        <w:rPr>
+          <w:rFonts w:ascii="Arial" w:hAnsi="Arial" w:cs="Arial"/>
+        </w:rPr>
+        <w:t xml:space="preserve"> Like Sets, Dictionaries provide near-instant lookups for keys, making them the standard for storing configuration data or JSON-like objects in </w:t>
+      </w:r>
+      <w:proofErr w:type="spellStart"/>
+      <w:r>
+        <w:rPr>
+          <w:rFonts w:ascii="Arial" w:hAnsi="Arial" w:cs="Arial"/>
+        </w:rPr>
+        <w:t>FastAPI</w:t>
+      </w:r>
+      <w:proofErr w:type="spellEnd"/>
+      <w:r>
+        <w:rPr>
+          <w:rFonts w:ascii="Arial" w:hAnsi="Arial" w:cs="Arial"/>
+        </w:rPr>
+        <w:t xml:space="preserve">. </w:t>
+      </w:r>
+    </w:p>
+    <w:p>
+      <w:pPr>
+        <w:pStyle w:val="Heading2"/>
+      </w:pPr>
+      <w:r>
+        <w:rPr>
+          <w:rFonts w:ascii="Segoe UI Emoji" w:hAnsi="Segoe UI Emoji" w:cs="Segoe UI Emoji"/>
+        </w:rPr>
+        <w:t>🔷</w:t>
+      </w:r>
+      <w:r>
+        <w:t xml:space="preserve"> SECTION 3: PYTHONIC SYNTAX (THE "CLEAN" WAY)</w:t>
+      </w:r>
+    </w:p>
+    <w:p>
+      <w:pPr>
+        <w:numPr>
+          <w:ilvl w:val="0"/>
+          <w:numId w:val="14"/>
+        </w:numPr>
+      </w:pPr>
+      <w:r>
+        <w:rPr>
+          <w:b/>
+          <w:bCs/>
+        </w:rPr>
+        <w:t>Dictionary &amp; Set Comprehensions:</w:t>
+      </w:r>
+    </w:p>
+    <w:p>
+      <w:pPr>
+        <w:numPr>
+          <w:ilvl w:val="1"/>
+          <w:numId w:val="14"/>
+        </w:numPr>
+      </w:pPr>
+      <w:r>
+        <w:t xml:space="preserve">Create dictionaries or sets in a single line, similar to list comprehensions. </w:t>
+      </w:r>
+    </w:p>
+    <w:p>
+      <w:pPr>
+        <w:numPr>
+          <w:ilvl w:val="1"/>
+          <w:numId w:val="14"/>
+        </w:numPr>
+      </w:pPr>
+      <w:r>
+        <w:t xml:space="preserve">Example: </w:t>
+      </w:r>
+      <w:proofErr w:type="spellStart"/>
+      <w:r>
+        <w:t>square_dict</w:t>
+      </w:r>
+      <w:proofErr w:type="spellEnd"/>
+      <w:r>
+        <w:t xml:space="preserve"> = {x: x2 for x in </w:t>
       </w:r>
       <w:proofErr w:type="gramStart"/>
       <w:r>
-        <w:rPr>
-          <w:sz w:val="28"/>
-          <w:szCs w:val="28"/>
-        </w:rPr>
-        <w:t>enumerate(</w:t>
+        <w:t>range(</w:t>
+      </w:r>
+      <w:proofErr w:type="gramEnd"/>
+      <w:r>
+        <w:t>5)} creates {0: 0, 1: 1, 2: 4, 3: 9, 4: 16}.</w:t>
+      </w:r>
+    </w:p>
+    <w:p>
+      <w:pPr>
+        <w:numPr>
+          <w:ilvl w:val="0"/>
+          <w:numId w:val="14"/>
+        </w:numPr>
+      </w:pPr>
+      <w:r>
+        <w:rPr>
+          <w:b/>
+          <w:bCs/>
+        </w:rPr>
+        <w:t>Generators (Memory Efficiency):</w:t>
+      </w:r>
+    </w:p>
+    <w:p>
+      <w:pPr>
+        <w:numPr>
+          <w:ilvl w:val="1"/>
+          <w:numId w:val="14"/>
+        </w:numPr>
+      </w:pPr>
+      <w:r>
+        <w:t xml:space="preserve">Use () instead of [] to create a generator that processes items one at a time instead of storing them all in RAM. </w:t>
+      </w:r>
+    </w:p>
+    <w:p>
+      <w:pPr>
+        <w:numPr>
+          <w:ilvl w:val="1"/>
+          <w:numId w:val="14"/>
+        </w:numPr>
+      </w:pPr>
+      <w:r>
+        <w:t xml:space="preserve">Example: </w:t>
+      </w:r>
+      <w:proofErr w:type="gramStart"/>
+      <w:r>
+        <w:t>sum(</w:t>
+      </w:r>
+      <w:proofErr w:type="gramEnd"/>
+      <w:r>
+        <w:t xml:space="preserve">x2 for x in </w:t>
+      </w:r>
+      <w:proofErr w:type="gramStart"/>
+      <w:r>
+        <w:t>range(</w:t>
+      </w:r>
+      <w:proofErr w:type="gramEnd"/>
+      <w:r>
+        <w:t>1000000)) is much lighter than using a list [...].</w:t>
+      </w:r>
+    </w:p>
+    <w:p>
+      <w:pPr>
+        <w:numPr>
+          <w:ilvl w:val="0"/>
+          <w:numId w:val="14"/>
+        </w:numPr>
+      </w:pPr>
+      <w:r>
+        <w:rPr>
+          <w:b/>
+          <w:bCs/>
+        </w:rPr>
+        <w:t xml:space="preserve">The Walrus Operator </w:t>
+      </w:r>
+      <w:proofErr w:type="gramStart"/>
+      <w:r>
+        <w:rPr>
+          <w:b/>
+          <w:bCs/>
+        </w:rPr>
+        <w:t>(:=</w:t>
+      </w:r>
+      <w:proofErr w:type="gramEnd"/>
+      <w:r>
+        <w:rPr>
+          <w:b/>
+          <w:bCs/>
+        </w:rPr>
+        <w:t>):</w:t>
+      </w:r>
+    </w:p>
+    <w:p>
+      <w:pPr>
+        <w:numPr>
+          <w:ilvl w:val="1"/>
+          <w:numId w:val="14"/>
+        </w:numPr>
+      </w:pPr>
+      <w:r>
+        <w:t xml:space="preserve">Allows you to assign a value to a variable </w:t>
+      </w:r>
+      <w:r>
+        <w:rPr>
+          <w:i/>
+          <w:iCs/>
+        </w:rPr>
+        <w:t>inside</w:t>
+      </w:r>
+      <w:r>
+        <w:t xml:space="preserve"> an expression (like an if statement or while loop).</w:t>
+      </w:r>
+    </w:p>
+    <w:p>
+      <w:pPr>
+        <w:numPr>
+          <w:ilvl w:val="1"/>
+          <w:numId w:val="14"/>
+        </w:numPr>
+      </w:pPr>
+      <w:r>
+        <w:t>Example: if (</w:t>
+      </w:r>
+      <w:proofErr w:type="gramStart"/>
+      <w:r>
+        <w:t>n :</w:t>
+      </w:r>
+      <w:proofErr w:type="gramEnd"/>
+      <w:r>
+        <w:t xml:space="preserve">= </w:t>
+      </w:r>
+      <w:proofErr w:type="spellStart"/>
+      <w:r>
+        <w:t>len</w:t>
+      </w:r>
+      <w:proofErr w:type="spellEnd"/>
+      <w:r>
+        <w:t xml:space="preserve">(data)) &gt; 10: </w:t>
+      </w:r>
+      <w:proofErr w:type="gramStart"/>
+      <w:r>
+        <w:t>print(</w:t>
       </w:r>
       <w:proofErr w:type="spellStart"/>
       <w:proofErr w:type="gramEnd"/>
       <w:r>
-        <w:rPr>
-          <w:sz w:val="28"/>
-          <w:szCs w:val="28"/>
-        </w:rPr>
-        <w:t>arr</w:t>
+        <w:t>f"List</w:t>
       </w:r>
       <w:proofErr w:type="spellEnd"/>
-      <w:proofErr w:type="gramStart"/>
-      <w:r>
-        <w:rPr>
-          <w:sz w:val="28"/>
-          <w:szCs w:val="28"/>
-        </w:rPr>
-        <w:t>):.</w:t>
-      </w:r>
-      <w:proofErr w:type="gramEnd"/>
+      <w:r>
+        <w:t xml:space="preserve"> is too long: {n} items").</w:t>
+      </w:r>
     </w:p>
     <w:p>
       <w:pPr>
         <w:numPr>
           <w:ilvl w:val="0"/>
-          <w:numId w:val="1"/>
+          <w:numId w:val="14"/>
         </w:numPr>
-        <w:rPr>
-          <w:sz w:val="28"/>
-          <w:szCs w:val="28"/>
-        </w:rPr>
-      </w:pPr>
+      </w:pPr>
+      <w:proofErr w:type="gramStart"/>
+      <w:r>
+        <w:rPr>
+          <w:b/>
+          <w:bCs/>
+        </w:rPr>
+        <w:t>any(</w:t>
+      </w:r>
+      <w:proofErr w:type="gramEnd"/>
+      <w:r>
+        <w:rPr>
+          <w:b/>
+          <w:bCs/>
+        </w:rPr>
+        <w:t xml:space="preserve">) and </w:t>
+      </w:r>
+      <w:proofErr w:type="gramStart"/>
+      <w:r>
+        <w:rPr>
+          <w:b/>
+          <w:bCs/>
+        </w:rPr>
+        <w:t>all(</w:t>
+      </w:r>
+      <w:proofErr w:type="gramEnd"/>
+      <w:r>
+        <w:rPr>
+          <w:b/>
+          <w:bCs/>
+        </w:rPr>
+        <w:t>):</w:t>
+      </w:r>
+    </w:p>
+    <w:p>
+      <w:pPr>
+        <w:numPr>
+          <w:ilvl w:val="1"/>
+          <w:numId w:val="14"/>
+        </w:numPr>
+      </w:pPr>
+      <w:r>
+        <w:t>Clean ways to check conditions across a whole list without writing a full loop.</w:t>
+      </w:r>
+    </w:p>
+    <w:p>
+      <w:pPr>
+        <w:numPr>
+          <w:ilvl w:val="1"/>
+          <w:numId w:val="14"/>
+        </w:numPr>
+      </w:pPr>
+      <w:proofErr w:type="gramStart"/>
+      <w:r>
+        <w:t>all(</w:t>
+      </w:r>
+      <w:proofErr w:type="gramEnd"/>
+      <w:r>
+        <w:t>[</w:t>
+      </w:r>
       <w:proofErr w:type="spellStart"/>
       <w:r>
-        <w:rPr>
-          <w:b/>
-          <w:bCs/>
-          <w:sz w:val="28"/>
-          <w:szCs w:val="28"/>
-        </w:rPr>
-        <w:t>len</w:t>
+        <w:t>is_valid</w:t>
       </w:r>
       <w:proofErr w:type="spellEnd"/>
       <w:r>
-        <w:rPr>
-          <w:b/>
-          <w:bCs/>
-          <w:sz w:val="28"/>
-          <w:szCs w:val="28"/>
-        </w:rPr>
-        <w:t>(collection)</w:t>
-      </w:r>
-      <w:r>
-        <w:rPr>
-          <w:sz w:val="28"/>
-          <w:szCs w:val="28"/>
-        </w:rPr>
-        <w:t xml:space="preserve">: Works on lists, </w:t>
+        <w:t xml:space="preserve">, </w:t>
       </w:r>
       <w:proofErr w:type="spellStart"/>
       <w:r>
-        <w:rPr>
-          <w:sz w:val="28"/>
-          <w:szCs w:val="28"/>
-        </w:rPr>
-        <w:t>dicts</w:t>
+        <w:t>is_active</w:t>
       </w:r>
       <w:proofErr w:type="spellEnd"/>
       <w:r>
-        <w:rPr>
-          <w:sz w:val="28"/>
-          <w:szCs w:val="28"/>
-        </w:rPr>
-        <w:t>, sets, and strings.</w:t>
+        <w:t xml:space="preserve">, </w:t>
+      </w:r>
+      <w:proofErr w:type="spellStart"/>
+      <w:r>
+        <w:t>is_admin</w:t>
+      </w:r>
+      <w:proofErr w:type="spellEnd"/>
+      <w:r>
+        <w:t xml:space="preserve">]) returns True only if </w:t>
+      </w:r>
+      <w:r>
+        <w:rPr>
+          <w:i/>
+          <w:iCs/>
+        </w:rPr>
+        <w:t>every</w:t>
+      </w:r>
+      <w:r>
+        <w:t xml:space="preserve"> item is true.</w:t>
+      </w:r>
+    </w:p>
+    <w:p>
+      <w:pPr>
+        <w:numPr>
+          <w:ilvl w:val="1"/>
+          <w:numId w:val="14"/>
+        </w:numPr>
+      </w:pPr>
+      <w:proofErr w:type="gramStart"/>
+      <w:r>
+        <w:t>any(</w:t>
+      </w:r>
+      <w:proofErr w:type="gramEnd"/>
+      <w:r>
+        <w:t xml:space="preserve">[x &gt; 100 for x in prices]) returns True if </w:t>
+      </w:r>
+      <w:r>
+        <w:rPr>
+          <w:i/>
+          <w:iCs/>
+        </w:rPr>
+        <w:t>at least one</w:t>
+      </w:r>
+      <w:r>
+        <w:t xml:space="preserve"> price is over 100.</w:t>
       </w:r>
     </w:p>
     <w:p>
       <w:pPr>
         <w:numPr>
           <w:ilvl w:val="0"/>
-          <w:numId w:val="1"/>
+          <w:numId w:val="14"/>
         </w:numPr>
-        <w:rPr>
-          <w:sz w:val="28"/>
-          <w:szCs w:val="28"/>
-        </w:rPr>
-      </w:pPr>
-      <w:r>
-        <w:rPr>
-          <w:b/>
-          <w:bCs/>
-          <w:sz w:val="28"/>
-          <w:szCs w:val="28"/>
-        </w:rPr>
-        <w:t>type(x)</w:t>
-      </w:r>
-      <w:r>
-        <w:rPr>
-          <w:sz w:val="28"/>
-          <w:szCs w:val="28"/>
-        </w:rPr>
-        <w:t>: Use print(type(x)) if you aren't sure if something is a list or a dict.</w:t>
-      </w:r>
-    </w:p>
-    <w:p>
-      <w:pPr>
-        <w:rPr>
-          <w:b/>
-          <w:bCs/>
-          <w:sz w:val="28"/>
-          <w:szCs w:val="28"/>
-        </w:rPr>
-      </w:pPr>
-      <w:r>
-        <w:rPr>
-          <w:b/>
-          <w:bCs/>
-          <w:sz w:val="28"/>
-          <w:szCs w:val="28"/>
-        </w:rPr>
-        <w:t>2. The List (The Workhorse)</w:t>
+      </w:pPr>
+      <w:proofErr w:type="gramStart"/>
+      <w:r>
+        <w:rPr>
+          <w:b/>
+          <w:bCs/>
+        </w:rPr>
+        <w:t>Dictionary .get</w:t>
+      </w:r>
+      <w:proofErr w:type="gramEnd"/>
+      <w:r>
+        <w:rPr>
+          <w:b/>
+          <w:bCs/>
+        </w:rPr>
+        <w:t>() Method:</w:t>
+      </w:r>
+    </w:p>
+    <w:p>
+      <w:pPr>
+        <w:numPr>
+          <w:ilvl w:val="1"/>
+          <w:numId w:val="14"/>
+        </w:numPr>
+      </w:pPr>
+      <w:r>
+        <w:t>Safely access a value without the program crashing if the key is missing.</w:t>
+      </w:r>
+    </w:p>
+    <w:p>
+      <w:pPr>
+        <w:numPr>
+          <w:ilvl w:val="1"/>
+          <w:numId w:val="14"/>
+        </w:numPr>
+      </w:pPr>
+      <w:r>
+        <w:t xml:space="preserve">Example: </w:t>
+      </w:r>
+      <w:proofErr w:type="spellStart"/>
+      <w:r>
+        <w:t>user_role</w:t>
+      </w:r>
+      <w:proofErr w:type="spellEnd"/>
+      <w:r>
+        <w:t xml:space="preserve"> = </w:t>
+      </w:r>
+      <w:proofErr w:type="spellStart"/>
+      <w:proofErr w:type="gramStart"/>
+      <w:r>
+        <w:t>user_data.get</w:t>
+      </w:r>
+      <w:proofErr w:type="spellEnd"/>
+      <w:r>
+        <w:t>(</w:t>
+      </w:r>
+      <w:proofErr w:type="gramEnd"/>
+      <w:r>
+        <w:t xml:space="preserve">"admin", "guest") — if "admin" isn't found, it defaults to "guest" instead of raising a </w:t>
+      </w:r>
+      <w:proofErr w:type="spellStart"/>
+      <w:r>
+        <w:t>KeyError</w:t>
+      </w:r>
+      <w:proofErr w:type="spellEnd"/>
+      <w:r>
+        <w:t>.</w:t>
       </w:r>
     </w:p>
     <w:p>
       <w:pPr>
         <w:numPr>
           <w:ilvl w:val="0"/>
-          <w:numId w:val="2"/>
+          <w:numId w:val="14"/>
         </w:numPr>
-        <w:rPr>
-          <w:sz w:val="28"/>
-          <w:szCs w:val="28"/>
-        </w:rPr>
-      </w:pPr>
+      </w:pPr>
+      <w:r>
+        <w:rPr>
+          <w:b/>
+          <w:bCs/>
+        </w:rPr>
+        <w:t xml:space="preserve">Unpacking (* </w:t>
+      </w:r>
+      <w:proofErr w:type="gramStart"/>
+      <w:r>
+        <w:rPr>
+          <w:b/>
+          <w:bCs/>
+        </w:rPr>
+        <w:t>and )</w:t>
+      </w:r>
+      <w:proofErr w:type="gramEnd"/>
+      <w:r>
+        <w:rPr>
+          <w:b/>
+          <w:bCs/>
+        </w:rPr>
+        <w:t>:</w:t>
+      </w:r>
+    </w:p>
+    <w:p>
+      <w:pPr>
+        <w:numPr>
+          <w:ilvl w:val="1"/>
+          <w:numId w:val="14"/>
+        </w:numPr>
+      </w:pPr>
+      <w:r>
+        <w:t>Easily extract values or combine data.</w:t>
+      </w:r>
+    </w:p>
+    <w:p>
+      <w:pPr>
+        <w:numPr>
+          <w:ilvl w:val="1"/>
+          <w:numId w:val="14"/>
+        </w:numPr>
+      </w:pPr>
+      <w:r>
+        <w:t>Example: a, *others = [1, 2, 3, 4] assigns 1 to a and [2, 3, 4] to others.</w:t>
+      </w:r>
+    </w:p>
+    <w:p>
+      <w:pPr>
+        <w:numPr>
+          <w:ilvl w:val="1"/>
+          <w:numId w:val="14"/>
+        </w:numPr>
+      </w:pPr>
+      <w:r>
+        <w:t xml:space="preserve">Example: </w:t>
+      </w:r>
       <w:proofErr w:type="spellStart"/>
-      <w:proofErr w:type="gramStart"/>
-      <w:r>
-        <w:rPr>
-          <w:b/>
-          <w:bCs/>
-          <w:sz w:val="28"/>
-          <w:szCs w:val="28"/>
-        </w:rPr>
-        <w:t>list.append</w:t>
+      <w:r>
+        <w:t>new_dict</w:t>
       </w:r>
       <w:proofErr w:type="spellEnd"/>
-      <w:proofErr w:type="gramEnd"/>
-      <w:r>
-        <w:rPr>
-          <w:b/>
-          <w:bCs/>
-          <w:sz w:val="28"/>
-          <w:szCs w:val="28"/>
-        </w:rPr>
-        <w:t>(x)</w:t>
-      </w:r>
-      <w:r>
-        <w:rPr>
-          <w:sz w:val="28"/>
-          <w:szCs w:val="28"/>
-        </w:rPr>
-        <w:t>: Adds to the end.</w:t>
+      <w:r>
+        <w:t xml:space="preserve"> = {dict1, dict2} merges two dictionaries.</w:t>
+      </w:r>
+    </w:p>
+    <w:p/>
+    <w:p>
+      <w:pPr>
+        <w:pStyle w:val="Heading2"/>
+      </w:pPr>
+      <w:r>
+        <w:rPr>
+          <w:rFonts w:ascii="Segoe UI Emoji" w:hAnsi="Segoe UI Emoji" w:cs="Segoe UI Emoji"/>
+        </w:rPr>
+        <w:t>🔷</w:t>
+      </w:r>
+      <w:r>
+        <w:t xml:space="preserve"> SECTION 4: ADVANCED OOP (FOR AI/FASTAPI)</w:t>
       </w:r>
     </w:p>
     <w:p>
       <w:pPr>
         <w:numPr>
           <w:ilvl w:val="0"/>
-          <w:numId w:val="2"/>
+          <w:numId w:val="9"/>
         </w:numPr>
         <w:rPr>
           <w:sz w:val="28"/>
           <w:szCs w:val="28"/>
         </w:rPr>
       </w:pPr>
+      <w:r>
+        <w:rPr>
+          <w:b/>
+          <w:bCs/>
+          <w:sz w:val="28"/>
+          <w:szCs w:val="28"/>
+        </w:rPr>
+        <w:t>Decorators (@):</w:t>
+      </w:r>
+      <w:r>
+        <w:rPr>
+          <w:sz w:val="28"/>
+          <w:szCs w:val="28"/>
+        </w:rPr>
+        <w:t xml:space="preserve"> Functions that wrap other functions to add </w:t>
+      </w:r>
       <w:proofErr w:type="spellStart"/>
       <w:r>
         <w:rPr>
-          <w:b/>
-          <w:bCs/>
-          <w:sz w:val="28"/>
-          <w:szCs w:val="28"/>
-        </w:rPr>
-        <w:t>list.pop</w:t>
+          <w:sz w:val="28"/>
+          <w:szCs w:val="28"/>
+        </w:rPr>
+        <w:t>behavior</w:t>
       </w:r>
       <w:proofErr w:type="spellEnd"/>
       <w:r>
         <w:rPr>
-          <w:b/>
-          <w:bCs/>
-          <w:sz w:val="28"/>
-          <w:szCs w:val="28"/>
-        </w:rPr>
-        <w:t>(</w:t>
-      </w:r>
-      <w:proofErr w:type="spellStart"/>
-      <w:r>
-        <w:rPr>
-          <w:b/>
-          <w:bCs/>
-          <w:sz w:val="28"/>
-          <w:szCs w:val="28"/>
-        </w:rPr>
-        <w:t>i</w:t>
-      </w:r>
-      <w:proofErr w:type="spellEnd"/>
-      <w:r>
-        <w:rPr>
-          <w:b/>
-          <w:bCs/>
-          <w:sz w:val="28"/>
-          <w:szCs w:val="28"/>
-        </w:rPr>
-        <w:t>)</w:t>
-      </w:r>
-      <w:r>
-        <w:rPr>
-          <w:sz w:val="28"/>
-          <w:szCs w:val="28"/>
-        </w:rPr>
-        <w:t xml:space="preserve">: Removes and </w:t>
-      </w:r>
-      <w:r>
-        <w:rPr>
-          <w:b/>
-          <w:bCs/>
-          <w:sz w:val="28"/>
-          <w:szCs w:val="28"/>
-        </w:rPr>
-        <w:t>returns</w:t>
-      </w:r>
-      <w:r>
-        <w:rPr>
-          <w:sz w:val="28"/>
-          <w:szCs w:val="28"/>
-        </w:rPr>
-        <w:t xml:space="preserve"> the item at index </w:t>
-      </w:r>
-      <w:proofErr w:type="spellStart"/>
-      <w:r>
-        <w:rPr>
-          <w:sz w:val="28"/>
-          <w:szCs w:val="28"/>
-        </w:rPr>
-        <w:t>i</w:t>
-      </w:r>
-      <w:proofErr w:type="spellEnd"/>
-      <w:r>
-        <w:rPr>
-          <w:sz w:val="28"/>
-          <w:szCs w:val="28"/>
-        </w:rPr>
-        <w:t xml:space="preserve">. </w:t>
-      </w:r>
-      <w:proofErr w:type="spellStart"/>
-      <w:proofErr w:type="gramStart"/>
-      <w:r>
-        <w:rPr>
-          <w:sz w:val="28"/>
-          <w:szCs w:val="28"/>
-        </w:rPr>
-        <w:t>list.pop</w:t>
-      </w:r>
-      <w:proofErr w:type="spellEnd"/>
-      <w:r>
-        <w:rPr>
-          <w:sz w:val="28"/>
-          <w:szCs w:val="28"/>
-        </w:rPr>
-        <w:t>(</w:t>
-      </w:r>
-      <w:proofErr w:type="gramEnd"/>
-      <w:r>
-        <w:rPr>
-          <w:sz w:val="28"/>
-          <w:szCs w:val="28"/>
-        </w:rPr>
-        <w:t>) removes the last item.</w:t>
+          <w:sz w:val="28"/>
+          <w:szCs w:val="28"/>
+        </w:rPr>
+        <w:t xml:space="preserve"> like logging, authentication, or timing. </w:t>
       </w:r>
     </w:p>
     <w:p>
       <w:pPr>
         <w:numPr>
           <w:ilvl w:val="0"/>
-          <w:numId w:val="2"/>
+          <w:numId w:val="9"/>
         </w:numPr>
         <w:rPr>
           <w:sz w:val="28"/>
           <w:szCs w:val="28"/>
         </w:rPr>
       </w:pPr>
+      <w:r>
+        <w:rPr>
+          <w:b/>
+          <w:bCs/>
+          <w:sz w:val="28"/>
+          <w:szCs w:val="28"/>
+        </w:rPr>
+        <w:t>Static vs. Class Methods:</w:t>
+      </w:r>
+    </w:p>
+    <w:p>
+      <w:pPr>
+        <w:numPr>
+          <w:ilvl w:val="1"/>
+          <w:numId w:val="9"/>
+        </w:numPr>
+        <w:rPr>
+          <w:sz w:val="28"/>
+          <w:szCs w:val="28"/>
+        </w:rPr>
+      </w:pPr>
+      <w:r>
+        <w:rPr>
+          <w:b/>
+          <w:bCs/>
+          <w:sz w:val="28"/>
+          <w:szCs w:val="28"/>
+        </w:rPr>
+        <w:t>@staticmethod:</w:t>
+      </w:r>
+      <w:r>
+        <w:rPr>
+          <w:sz w:val="28"/>
+          <w:szCs w:val="28"/>
+        </w:rPr>
+        <w:t xml:space="preserve"> Used for utility tools; has no access to self or </w:t>
+      </w:r>
       <w:proofErr w:type="spellStart"/>
-      <w:proofErr w:type="gramStart"/>
-      <w:r>
-        <w:rPr>
-          <w:b/>
-          <w:bCs/>
-          <w:sz w:val="28"/>
-          <w:szCs w:val="28"/>
-        </w:rPr>
-        <w:t>list.insert</w:t>
+      <w:r>
+        <w:rPr>
+          <w:sz w:val="28"/>
+          <w:szCs w:val="28"/>
+        </w:rPr>
+        <w:t>cls</w:t>
       </w:r>
       <w:proofErr w:type="spellEnd"/>
-      <w:proofErr w:type="gramEnd"/>
-      <w:r>
-        <w:rPr>
-          <w:b/>
-          <w:bCs/>
-          <w:sz w:val="28"/>
-          <w:szCs w:val="28"/>
-        </w:rPr>
-        <w:t>(0, x)</w:t>
-      </w:r>
-      <w:r>
-        <w:rPr>
-          <w:sz w:val="28"/>
-          <w:szCs w:val="28"/>
-        </w:rPr>
-        <w:t>: Adds x to the very front.</w:t>
+      <w:r>
+        <w:rPr>
+          <w:sz w:val="28"/>
+          <w:szCs w:val="28"/>
+        </w:rPr>
+        <w:t xml:space="preserve">. </w:t>
+      </w:r>
+    </w:p>
+    <w:p>
+      <w:pPr>
+        <w:numPr>
+          <w:ilvl w:val="1"/>
+          <w:numId w:val="9"/>
+        </w:numPr>
+        <w:rPr>
+          <w:sz w:val="28"/>
+          <w:szCs w:val="28"/>
+        </w:rPr>
+      </w:pPr>
+      <w:r>
+        <w:rPr>
+          <w:b/>
+          <w:bCs/>
+          <w:sz w:val="28"/>
+          <w:szCs w:val="28"/>
+        </w:rPr>
+        <w:lastRenderedPageBreak/>
+        <w:t>@classmethod:</w:t>
+      </w:r>
+      <w:r>
+        <w:rPr>
+          <w:sz w:val="28"/>
+          <w:szCs w:val="28"/>
+        </w:rPr>
+        <w:t xml:space="preserve"> Receives </w:t>
+      </w:r>
+      <w:proofErr w:type="spellStart"/>
+      <w:r>
+        <w:rPr>
+          <w:sz w:val="28"/>
+          <w:szCs w:val="28"/>
+        </w:rPr>
+        <w:t>cls</w:t>
+      </w:r>
+      <w:proofErr w:type="spellEnd"/>
+      <w:r>
+        <w:rPr>
+          <w:sz w:val="28"/>
+          <w:szCs w:val="28"/>
+        </w:rPr>
+        <w:t xml:space="preserve"> as an argument; used for factory methods. </w:t>
       </w:r>
     </w:p>
     <w:p>
       <w:pPr>
         <w:numPr>
           <w:ilvl w:val="0"/>
-          <w:numId w:val="2"/>
+          <w:numId w:val="9"/>
         </w:numPr>
         <w:rPr>
           <w:sz w:val="28"/>
           <w:szCs w:val="28"/>
         </w:rPr>
       </w:pPr>
+      <w:r>
+        <w:rPr>
+          <w:b/>
+          <w:bCs/>
+          <w:sz w:val="28"/>
+          <w:szCs w:val="28"/>
+        </w:rPr>
+        <w:t>Dunder Methods:</w:t>
+      </w:r>
+    </w:p>
+    <w:p>
+      <w:pPr>
+        <w:pStyle w:val="NormalWeb"/>
+      </w:pPr>
+      <w:proofErr w:type="gramStart"/>
+      <w:r>
+        <w:rPr>
+          <w:rFonts w:hAnsi="Symbol"/>
+        </w:rPr>
+        <w:t></w:t>
+      </w:r>
+      <w:r>
+        <w:t xml:space="preserve">  </w:t>
+      </w:r>
+      <w:r>
+        <w:rPr>
+          <w:rStyle w:val="HTMLCode"/>
+          <w:b/>
+          <w:bCs/>
+        </w:rPr>
+        <w:t>_</w:t>
+      </w:r>
+      <w:proofErr w:type="gramEnd"/>
+      <w:r>
+        <w:rPr>
+          <w:rStyle w:val="HTMLCode"/>
+          <w:b/>
+          <w:bCs/>
+        </w:rPr>
+        <w:t>_</w:t>
+      </w:r>
       <w:proofErr w:type="spellStart"/>
-      <w:proofErr w:type="gramStart"/>
-      <w:r>
-        <w:rPr>
-          <w:b/>
-          <w:bCs/>
-          <w:sz w:val="28"/>
-          <w:szCs w:val="28"/>
-        </w:rPr>
-        <w:t>list.sort</w:t>
+      <w:r>
+        <w:rPr>
+          <w:rStyle w:val="HTMLCode"/>
+          <w:b/>
+          <w:bCs/>
+        </w:rPr>
+        <w:t>repr</w:t>
       </w:r>
       <w:proofErr w:type="spellEnd"/>
-      <w:proofErr w:type="gramEnd"/>
-      <w:r>
-        <w:rPr>
-          <w:b/>
-          <w:bCs/>
-          <w:sz w:val="28"/>
-          <w:szCs w:val="28"/>
-        </w:rPr>
-        <w:t>()</w:t>
-      </w:r>
-      <w:r>
-        <w:rPr>
-          <w:sz w:val="28"/>
-          <w:szCs w:val="28"/>
-        </w:rPr>
-        <w:t xml:space="preserve">: Sorts the list </w:t>
-      </w:r>
-      <w:r>
-        <w:rPr>
-          <w:b/>
-          <w:bCs/>
-          <w:sz w:val="28"/>
-          <w:szCs w:val="28"/>
-        </w:rPr>
-        <w:t>in-place</w:t>
-      </w:r>
-      <w:r>
-        <w:rPr>
-          <w:sz w:val="28"/>
-          <w:szCs w:val="28"/>
-        </w:rPr>
-        <w:t xml:space="preserve"> (permanently changes the list).</w:t>
-      </w:r>
-    </w:p>
-    <w:p>
-      <w:pPr>
+      <w:r>
+        <w:rPr>
+          <w:rStyle w:val="HTMLCode"/>
+          <w:b/>
+          <w:bCs/>
+        </w:rPr>
+        <w:t>__</w:t>
+      </w:r>
+      <w:r>
+        <w:rPr>
+          <w:b/>
+          <w:bCs/>
+        </w:rPr>
+        <w:t xml:space="preserve"> vs. </w:t>
+      </w:r>
+      <w:r>
+        <w:rPr>
+          <w:rStyle w:val="HTMLCode"/>
+          <w:b/>
+          <w:bCs/>
+        </w:rPr>
+        <w:t>__str__</w:t>
+      </w:r>
+      <w:r>
+        <w:rPr>
+          <w:b/>
+          <w:bCs/>
+        </w:rPr>
+        <w:t>:</w:t>
+      </w:r>
+    </w:p>
+    <w:p>
+      <w:pPr>
+        <w:pStyle w:val="NormalWeb"/>
         <w:numPr>
           <w:ilvl w:val="0"/>
-          <w:numId w:val="2"/>
+          <w:numId w:val="15"/>
         </w:numPr>
-        <w:rPr>
-          <w:sz w:val="28"/>
-          <w:szCs w:val="28"/>
-        </w:rPr>
-      </w:pPr>
-      <w:r>
-        <w:rPr>
-          <w:b/>
-          <w:bCs/>
-          <w:sz w:val="28"/>
-          <w:szCs w:val="28"/>
-        </w:rPr>
-        <w:t>sorted(list)</w:t>
-      </w:r>
-      <w:r>
-        <w:rPr>
-          <w:sz w:val="28"/>
-          <w:szCs w:val="28"/>
-        </w:rPr>
-        <w:t xml:space="preserve">: Returns a </w:t>
-      </w:r>
-      <w:r>
-        <w:rPr>
-          <w:b/>
-          <w:bCs/>
-          <w:sz w:val="28"/>
-          <w:szCs w:val="28"/>
-        </w:rPr>
-        <w:t>new</w:t>
-      </w:r>
-      <w:r>
-        <w:rPr>
-          <w:sz w:val="28"/>
-          <w:szCs w:val="28"/>
-        </w:rPr>
-        <w:t xml:space="preserve"> sorted list (leaves the original alone).</w:t>
-      </w:r>
-    </w:p>
-    <w:p>
-      <w:pPr>
-        <w:rPr>
-          <w:b/>
-          <w:bCs/>
-          <w:sz w:val="28"/>
-          <w:szCs w:val="28"/>
-        </w:rPr>
-      </w:pPr>
-      <w:r>
-        <w:rPr>
-          <w:b/>
-          <w:bCs/>
-          <w:sz w:val="28"/>
-          <w:szCs w:val="28"/>
-        </w:rPr>
-        <w:t>3. The Dictionary (The State Tracker)</w:t>
-      </w:r>
-    </w:p>
-    <w:p>
-      <w:pPr>
+      </w:pPr>
+      <w:r>
+        <w:rPr>
+          <w:rStyle w:val="HTMLCode"/>
+        </w:rPr>
+        <w:t>__str__</w:t>
+      </w:r>
+      <w:r>
+        <w:t xml:space="preserve"> is for the </w:t>
+      </w:r>
+      <w:r>
+        <w:rPr>
+          <w:b/>
+          <w:bCs/>
+        </w:rPr>
+        <w:t>user</w:t>
+      </w:r>
+      <w:r>
+        <w:t xml:space="preserve"> (clean and readable). </w:t>
+      </w:r>
+    </w:p>
+    <w:p>
+      <w:pPr>
+        <w:pStyle w:val="NormalWeb"/>
         <w:numPr>
           <w:ilvl w:val="0"/>
-          <w:numId w:val="3"/>
+          <w:numId w:val="15"/>
         </w:numPr>
-        <w:rPr>
-          <w:sz w:val="28"/>
-          <w:szCs w:val="28"/>
-        </w:rPr>
-      </w:pPr>
-      <w:r>
-        <w:rPr>
-          <w:b/>
-          <w:bCs/>
-          <w:sz w:val="28"/>
-          <w:szCs w:val="28"/>
-        </w:rPr>
-        <w:t xml:space="preserve">if key in </w:t>
+      </w:pPr>
+      <w:r>
+        <w:rPr>
+          <w:rStyle w:val="HTMLCode"/>
+        </w:rPr>
+        <w:t>__</w:t>
       </w:r>
       <w:proofErr w:type="spellStart"/>
-      <w:proofErr w:type="gramStart"/>
-      <w:r>
-        <w:rPr>
-          <w:b/>
-          <w:bCs/>
-          <w:sz w:val="28"/>
-          <w:szCs w:val="28"/>
-        </w:rPr>
-        <w:t>dic</w:t>
+      <w:r>
+        <w:rPr>
+          <w:rStyle w:val="HTMLCode"/>
+        </w:rPr>
+        <w:t>repr</w:t>
       </w:r>
       <w:proofErr w:type="spellEnd"/>
       <w:r>
         <w:rPr>
-          <w:b/>
-          <w:bCs/>
-          <w:sz w:val="28"/>
-          <w:szCs w:val="28"/>
-        </w:rPr>
-        <w:t>:</w:t>
-      </w:r>
-      <w:r>
-        <w:rPr>
-          <w:sz w:val="28"/>
-          <w:szCs w:val="28"/>
-        </w:rPr>
-        <w:t>:</w:t>
-      </w:r>
-      <w:proofErr w:type="gramEnd"/>
-      <w:r>
-        <w:rPr>
-          <w:sz w:val="28"/>
-          <w:szCs w:val="28"/>
-        </w:rPr>
-        <w:t xml:space="preserve"> The "Life Saver." Always check this before reading a key.</w:t>
-      </w:r>
-    </w:p>
-    <w:p>
-      <w:pPr>
+          <w:rStyle w:val="HTMLCode"/>
+        </w:rPr>
+        <w:t>__</w:t>
+      </w:r>
+      <w:r>
+        <w:t xml:space="preserve"> is for the </w:t>
+      </w:r>
+      <w:r>
+        <w:rPr>
+          <w:b/>
+          <w:bCs/>
+        </w:rPr>
+        <w:t>developer</w:t>
+      </w:r>
+      <w:r>
+        <w:t xml:space="preserve"> (detailed, used for debugging/logging). </w:t>
+      </w:r>
+    </w:p>
+    <w:p>
+      <w:pPr>
+        <w:pStyle w:val="NormalWeb"/>
         <w:numPr>
           <w:ilvl w:val="0"/>
-          <w:numId w:val="3"/>
+          <w:numId w:val="15"/>
         </w:numPr>
-        <w:rPr>
-          <w:sz w:val="28"/>
-          <w:szCs w:val="28"/>
-        </w:rPr>
-      </w:pPr>
+      </w:pPr>
+      <w:r>
+        <w:rPr>
+          <w:i/>
+          <w:iCs/>
+        </w:rPr>
+        <w:t>Rule:</w:t>
+      </w:r>
+      <w:r>
+        <w:t xml:space="preserve"> Always implement </w:t>
+      </w:r>
+      <w:r>
+        <w:rPr>
+          <w:rStyle w:val="HTMLCode"/>
+        </w:rPr>
+        <w:t>__</w:t>
+      </w:r>
       <w:proofErr w:type="spellStart"/>
+      <w:r>
+        <w:rPr>
+          <w:rStyle w:val="HTMLCode"/>
+        </w:rPr>
+        <w:t>repr</w:t>
+      </w:r>
+      <w:proofErr w:type="spellEnd"/>
+      <w:r>
+        <w:rPr>
+          <w:rStyle w:val="HTMLCode"/>
+        </w:rPr>
+        <w:t>__</w:t>
+      </w:r>
+      <w:r>
+        <w:t xml:space="preserve"> first.</w:t>
+      </w:r>
+    </w:p>
+    <w:p>
+      <w:pPr>
+        <w:pStyle w:val="NormalWeb"/>
+      </w:pPr>
       <w:proofErr w:type="gramStart"/>
       <w:r>
         <w:rPr>
-          <w:b/>
-          <w:bCs/>
-          <w:sz w:val="28"/>
-          <w:szCs w:val="28"/>
-        </w:rPr>
-        <w:t>dic.get</w:t>
+          <w:rFonts w:hAnsi="Symbol"/>
+        </w:rPr>
+        <w:t></w:t>
+      </w:r>
+      <w:r>
+        <w:t xml:space="preserve">  </w:t>
+      </w:r>
+      <w:r>
+        <w:rPr>
+          <w:b/>
+          <w:bCs/>
+        </w:rPr>
+        <w:t>Collection</w:t>
+      </w:r>
+      <w:proofErr w:type="gramEnd"/>
+      <w:r>
+        <w:rPr>
+          <w:b/>
+          <w:bCs/>
+        </w:rPr>
+        <w:t xml:space="preserve"> Emulation (</w:t>
+      </w:r>
+      <w:r>
+        <w:rPr>
+          <w:rStyle w:val="HTMLCode"/>
+          <w:b/>
+          <w:bCs/>
+        </w:rPr>
+        <w:t>__</w:t>
+      </w:r>
+      <w:proofErr w:type="spellStart"/>
+      <w:r>
+        <w:rPr>
+          <w:rStyle w:val="HTMLCode"/>
+          <w:b/>
+          <w:bCs/>
+        </w:rPr>
+        <w:t>len</w:t>
       </w:r>
       <w:proofErr w:type="spellEnd"/>
       <w:r>
         <w:rPr>
-          <w:b/>
-          <w:bCs/>
-          <w:sz w:val="28"/>
-          <w:szCs w:val="28"/>
-        </w:rPr>
-        <w:t>(</w:t>
-      </w:r>
-      <w:proofErr w:type="gramEnd"/>
-      <w:r>
-        <w:rPr>
-          <w:b/>
-          <w:bCs/>
-          <w:sz w:val="28"/>
-          <w:szCs w:val="28"/>
-        </w:rPr>
-        <w:t>key, default)</w:t>
-      </w:r>
-      <w:r>
-        <w:rPr>
-          <w:sz w:val="28"/>
-          <w:szCs w:val="28"/>
-        </w:rPr>
-        <w:t>: Gets the value, but returns default (like 0) if the key isn't there. No crash!</w:t>
-      </w:r>
-    </w:p>
-    <w:p>
-      <w:pPr>
+          <w:rStyle w:val="HTMLCode"/>
+          <w:b/>
+          <w:bCs/>
+        </w:rPr>
+        <w:t>__</w:t>
+      </w:r>
+      <w:r>
+        <w:rPr>
+          <w:b/>
+          <w:bCs/>
+        </w:rPr>
+        <w:t xml:space="preserve">, </w:t>
+      </w:r>
+      <w:r>
+        <w:rPr>
+          <w:rStyle w:val="HTMLCode"/>
+          <w:b/>
+          <w:bCs/>
+        </w:rPr>
+        <w:t>__</w:t>
+      </w:r>
+      <w:proofErr w:type="spellStart"/>
+      <w:r>
+        <w:rPr>
+          <w:rStyle w:val="HTMLCode"/>
+          <w:b/>
+          <w:bCs/>
+        </w:rPr>
+        <w:t>getitem</w:t>
+      </w:r>
+      <w:proofErr w:type="spellEnd"/>
+      <w:r>
+        <w:rPr>
+          <w:rStyle w:val="HTMLCode"/>
+          <w:b/>
+          <w:bCs/>
+        </w:rPr>
+        <w:t>__</w:t>
+      </w:r>
+      <w:r>
+        <w:rPr>
+          <w:b/>
+          <w:bCs/>
+        </w:rPr>
+        <w:t>):</w:t>
+      </w:r>
+    </w:p>
+    <w:p>
+      <w:pPr>
+        <w:pStyle w:val="NormalWeb"/>
         <w:numPr>
           <w:ilvl w:val="0"/>
-          <w:numId w:val="3"/>
+          <w:numId w:val="16"/>
         </w:numPr>
-        <w:rPr>
-          <w:sz w:val="28"/>
-          <w:szCs w:val="28"/>
-        </w:rPr>
-      </w:pPr>
+      </w:pPr>
+      <w:r>
+        <w:rPr>
+          <w:rStyle w:val="HTMLCode"/>
+        </w:rPr>
+        <w:t>__</w:t>
+      </w:r>
       <w:proofErr w:type="spellStart"/>
-      <w:proofErr w:type="gramStart"/>
-      <w:r>
-        <w:rPr>
-          <w:b/>
-          <w:bCs/>
-          <w:sz w:val="28"/>
-          <w:szCs w:val="28"/>
-        </w:rPr>
-        <w:t>dic.keys</w:t>
+      <w:r>
+        <w:rPr>
+          <w:rStyle w:val="HTMLCode"/>
+        </w:rPr>
+        <w:t>len</w:t>
       </w:r>
       <w:proofErr w:type="spellEnd"/>
-      <w:proofErr w:type="gramEnd"/>
-      <w:r>
-        <w:rPr>
-          <w:b/>
-          <w:bCs/>
-          <w:sz w:val="28"/>
-          <w:szCs w:val="28"/>
-        </w:rPr>
-        <w:t xml:space="preserve">() / </w:t>
+      <w:r>
+        <w:rPr>
+          <w:rStyle w:val="HTMLCode"/>
+        </w:rPr>
+        <w:t>__</w:t>
+      </w:r>
+      <w:r>
+        <w:t xml:space="preserve">: Allows you to use </w:t>
       </w:r>
       <w:proofErr w:type="spellStart"/>
-      <w:proofErr w:type="gramStart"/>
-      <w:r>
-        <w:rPr>
-          <w:b/>
-          <w:bCs/>
-          <w:sz w:val="28"/>
-          <w:szCs w:val="28"/>
-        </w:rPr>
-        <w:t>dic.values</w:t>
+      <w:r>
+        <w:rPr>
+          <w:rStyle w:val="HTMLCode"/>
+        </w:rPr>
+        <w:t>len</w:t>
       </w:r>
       <w:proofErr w:type="spellEnd"/>
-      <w:proofErr w:type="gramEnd"/>
-      <w:r>
-        <w:rPr>
-          <w:b/>
-          <w:bCs/>
-          <w:sz w:val="28"/>
-          <w:szCs w:val="28"/>
-        </w:rPr>
-        <w:t>()</w:t>
-      </w:r>
-      <w:r>
-        <w:rPr>
-          <w:sz w:val="28"/>
-          <w:szCs w:val="28"/>
-        </w:rPr>
-        <w:t>: To loop through just the names or just the numbers.</w:t>
-      </w:r>
-    </w:p>
-    <w:p>
-      <w:pPr>
+      <w:r>
+        <w:rPr>
+          <w:rStyle w:val="HTMLCode"/>
+        </w:rPr>
+        <w:t>(</w:t>
+      </w:r>
+      <w:proofErr w:type="spellStart"/>
+      <w:r>
+        <w:rPr>
+          <w:rStyle w:val="HTMLCode"/>
+        </w:rPr>
+        <w:t>your_object</w:t>
+      </w:r>
+      <w:proofErr w:type="spellEnd"/>
+      <w:r>
+        <w:rPr>
+          <w:rStyle w:val="HTMLCode"/>
+        </w:rPr>
+        <w:t>)</w:t>
+      </w:r>
+      <w:r>
+        <w:t xml:space="preserve">. </w:t>
+      </w:r>
+    </w:p>
+    <w:p>
+      <w:pPr>
+        <w:pStyle w:val="NormalWeb"/>
         <w:numPr>
           <w:ilvl w:val="0"/>
-          <w:numId w:val="3"/>
+          <w:numId w:val="16"/>
         </w:numPr>
-        <w:rPr>
-          <w:sz w:val="28"/>
-          <w:szCs w:val="28"/>
-        </w:rPr>
-      </w:pPr>
+      </w:pPr>
+      <w:r>
+        <w:rPr>
+          <w:rStyle w:val="HTMLCode"/>
+        </w:rPr>
+        <w:t>__</w:t>
+      </w:r>
       <w:proofErr w:type="spellStart"/>
+      <w:r>
+        <w:rPr>
+          <w:rStyle w:val="HTMLCode"/>
+        </w:rPr>
+        <w:t>getitem</w:t>
+      </w:r>
+      <w:proofErr w:type="spellEnd"/>
+      <w:r>
+        <w:rPr>
+          <w:rStyle w:val="HTMLCode"/>
+        </w:rPr>
+        <w:t>__</w:t>
+      </w:r>
+      <w:r>
+        <w:t xml:space="preserve">: Allows you to use bracket notation like </w:t>
+      </w:r>
+      <w:proofErr w:type="spellStart"/>
+      <w:r>
+        <w:rPr>
+          <w:rStyle w:val="HTMLCode"/>
+        </w:rPr>
+        <w:t>your_</w:t>
+      </w:r>
       <w:proofErr w:type="gramStart"/>
       <w:r>
         <w:rPr>
-          <w:b/>
-          <w:bCs/>
-          <w:sz w:val="28"/>
-          <w:szCs w:val="28"/>
-        </w:rPr>
-        <w:t>dic.items</w:t>
+          <w:rStyle w:val="HTMLCode"/>
+        </w:rPr>
+        <w:t>object</w:t>
       </w:r>
       <w:proofErr w:type="spellEnd"/>
+      <w:r>
+        <w:rPr>
+          <w:rStyle w:val="HTMLCode"/>
+        </w:rPr>
+        <w:t>[</w:t>
+      </w:r>
       <w:proofErr w:type="gramEnd"/>
       <w:r>
         <w:rPr>
-          <w:b/>
-          <w:bCs/>
-          <w:sz w:val="28"/>
-          <w:szCs w:val="28"/>
-        </w:rPr>
-        <w:t>()</w:t>
-      </w:r>
-      <w:r>
-        <w:rPr>
-          <w:sz w:val="28"/>
-          <w:szCs w:val="28"/>
-        </w:rPr>
-        <w:t xml:space="preserve">: To loop through both: </w:t>
-      </w:r>
-      <w:proofErr w:type="spellStart"/>
-      <w:r>
-        <w:rPr>
-          <w:sz w:val="28"/>
-          <w:szCs w:val="28"/>
-        </w:rPr>
-        <w:t>for k</w:t>
-      </w:r>
-      <w:proofErr w:type="spellEnd"/>
-      <w:r>
-        <w:rPr>
-          <w:sz w:val="28"/>
-          <w:szCs w:val="28"/>
-        </w:rPr>
-        <w:t xml:space="preserve">, v in </w:t>
-      </w:r>
-      <w:proofErr w:type="spellStart"/>
+          <w:rStyle w:val="HTMLCode"/>
+        </w:rPr>
+        <w:t>0]</w:t>
+      </w:r>
+      <w:r>
+        <w:t xml:space="preserve">. </w:t>
+      </w:r>
+    </w:p>
+    <w:p>
+      <w:pPr>
+        <w:pStyle w:val="NormalWeb"/>
+      </w:pPr>
       <w:proofErr w:type="gramStart"/>
       <w:r>
         <w:rPr>
-          <w:sz w:val="28"/>
-          <w:szCs w:val="28"/>
-        </w:rPr>
-        <w:t>dic.items</w:t>
-      </w:r>
-      <w:proofErr w:type="spellEnd"/>
+          <w:rFonts w:hAnsi="Symbol"/>
+        </w:rPr>
+        <w:t></w:t>
+      </w:r>
+      <w:r>
+        <w:t xml:space="preserve">  </w:t>
+      </w:r>
+      <w:r>
+        <w:rPr>
+          <w:b/>
+          <w:bCs/>
+        </w:rPr>
+        <w:t>Context</w:t>
+      </w:r>
       <w:proofErr w:type="gramEnd"/>
       <w:r>
         <w:rPr>
-          <w:sz w:val="28"/>
-          <w:szCs w:val="28"/>
-        </w:rPr>
-        <w:t>(</w:t>
-      </w:r>
-      <w:proofErr w:type="gramStart"/>
-      <w:r>
-        <w:rPr>
-          <w:sz w:val="28"/>
-          <w:szCs w:val="28"/>
-        </w:rPr>
-        <w:t>):.</w:t>
-      </w:r>
-      <w:proofErr w:type="gramEnd"/>
-    </w:p>
-    <w:p>
-      <w:pPr>
-        <w:rPr>
-          <w:b/>
-          <w:bCs/>
-          <w:sz w:val="28"/>
-          <w:szCs w:val="28"/>
-        </w:rPr>
-      </w:pPr>
-      <w:r>
-        <w:rPr>
-          <w:b/>
-          <w:bCs/>
-          <w:sz w:val="28"/>
-          <w:szCs w:val="28"/>
-        </w:rPr>
-        <w:t>4. The Set (The Duplicate Killer)</w:t>
-      </w:r>
-    </w:p>
-    <w:p>
-      <w:pPr>
+          <w:b/>
+          <w:bCs/>
+        </w:rPr>
+        <w:t xml:space="preserve"> Managers (</w:t>
+      </w:r>
+      <w:r>
+        <w:rPr>
+          <w:rStyle w:val="HTMLCode"/>
+          <w:b/>
+          <w:bCs/>
+        </w:rPr>
+        <w:t>__enter__</w:t>
+      </w:r>
+      <w:r>
+        <w:rPr>
+          <w:b/>
+          <w:bCs/>
+        </w:rPr>
+        <w:t xml:space="preserve">, </w:t>
+      </w:r>
+      <w:r>
+        <w:rPr>
+          <w:rStyle w:val="HTMLCode"/>
+          <w:b/>
+          <w:bCs/>
+        </w:rPr>
+        <w:t>__exit__</w:t>
+      </w:r>
+      <w:r>
+        <w:rPr>
+          <w:b/>
+          <w:bCs/>
+        </w:rPr>
+        <w:t>):</w:t>
+      </w:r>
+    </w:p>
+    <w:p>
+      <w:pPr>
+        <w:pStyle w:val="NormalWeb"/>
         <w:numPr>
           <w:ilvl w:val="0"/>
-          <w:numId w:val="4"/>
+          <w:numId w:val="17"/>
         </w:numPr>
-        <w:rPr>
-          <w:sz w:val="28"/>
-          <w:szCs w:val="28"/>
-        </w:rPr>
-      </w:pPr>
-      <w:proofErr w:type="spellStart"/>
-      <w:r>
-        <w:rPr>
-          <w:b/>
-          <w:bCs/>
-          <w:sz w:val="28"/>
-          <w:szCs w:val="28"/>
-        </w:rPr>
-        <w:t>set.add</w:t>
-      </w:r>
-      <w:proofErr w:type="spellEnd"/>
-      <w:r>
-        <w:rPr>
-          <w:b/>
-          <w:bCs/>
-          <w:sz w:val="28"/>
-          <w:szCs w:val="28"/>
-        </w:rPr>
-        <w:t>(x)</w:t>
-      </w:r>
-      <w:r>
-        <w:rPr>
-          <w:sz w:val="28"/>
-          <w:szCs w:val="28"/>
-        </w:rPr>
-        <w:t>: Adds an item.</w:t>
-      </w:r>
-    </w:p>
-    <w:p>
-      <w:pPr>
+      </w:pPr>
+      <w:r>
+        <w:t xml:space="preserve">These allow you to use your class with the </w:t>
+      </w:r>
+      <w:r>
+        <w:rPr>
+          <w:rStyle w:val="HTMLCode"/>
+        </w:rPr>
+        <w:t>with</w:t>
+      </w:r>
+      <w:r>
+        <w:t xml:space="preserve"> statement. </w:t>
+      </w:r>
+    </w:p>
+    <w:p>
+      <w:pPr>
+        <w:pStyle w:val="NormalWeb"/>
         <w:numPr>
           <w:ilvl w:val="0"/>
-          <w:numId w:val="4"/>
+          <w:numId w:val="17"/>
         </w:numPr>
-        <w:rPr>
-          <w:sz w:val="28"/>
-          <w:szCs w:val="28"/>
-        </w:rPr>
-      </w:pPr>
-      <w:proofErr w:type="spellStart"/>
+      </w:pPr>
+      <w:r>
+        <w:t xml:space="preserve">Crucial for </w:t>
+      </w:r>
+      <w:r>
+        <w:rPr>
+          <w:b/>
+          <w:bCs/>
+        </w:rPr>
+        <w:t>Database connections</w:t>
+      </w:r>
+      <w:r>
+        <w:t xml:space="preserve"> or </w:t>
+      </w:r>
+      <w:r>
+        <w:rPr>
+          <w:b/>
+          <w:bCs/>
+        </w:rPr>
+        <w:t>File handling</w:t>
+      </w:r>
+      <w:r>
+        <w:t xml:space="preserve"> to ensure resources are closed properly. </w:t>
+      </w:r>
+    </w:p>
+    <w:p>
+      <w:pPr>
+        <w:pStyle w:val="NormalWeb"/>
+      </w:pPr>
       <w:proofErr w:type="gramStart"/>
       <w:r>
         <w:rPr>
-          <w:b/>
-          <w:bCs/>
-          <w:sz w:val="28"/>
-          <w:szCs w:val="28"/>
-        </w:rPr>
-        <w:t>set.remove</w:t>
-      </w:r>
-      <w:proofErr w:type="spellEnd"/>
+          <w:rFonts w:hAnsi="Symbol"/>
+        </w:rPr>
+        <w:t></w:t>
+      </w:r>
+      <w:r>
+        <w:t xml:space="preserve">  </w:t>
+      </w:r>
+      <w:r>
+        <w:rPr>
+          <w:b/>
+          <w:bCs/>
+        </w:rPr>
+        <w:t>The</w:t>
+      </w:r>
       <w:proofErr w:type="gramEnd"/>
       <w:r>
         <w:rPr>
           <w:b/>
           <w:bCs/>
-          <w:sz w:val="28"/>
-          <w:szCs w:val="28"/>
-        </w:rPr>
-        <w:t>(x)</w:t>
-      </w:r>
-      <w:r>
-        <w:rPr>
-          <w:sz w:val="28"/>
-          <w:szCs w:val="28"/>
-        </w:rPr>
-        <w:t>: Deletes an item.</w:t>
-      </w:r>
-    </w:p>
-    <w:p>
-      <w:pPr>
+        </w:rPr>
+        <w:t xml:space="preserve"> Callable Property (</w:t>
+      </w:r>
+      <w:r>
+        <w:rPr>
+          <w:rStyle w:val="HTMLCode"/>
+          <w:b/>
+          <w:bCs/>
+        </w:rPr>
+        <w:t>__call__</w:t>
+      </w:r>
+      <w:r>
+        <w:rPr>
+          <w:b/>
+          <w:bCs/>
+        </w:rPr>
+        <w:t>):</w:t>
+      </w:r>
+    </w:p>
+    <w:p>
+      <w:pPr>
+        <w:pStyle w:val="NormalWeb"/>
         <w:numPr>
           <w:ilvl w:val="0"/>
-          <w:numId w:val="4"/>
+          <w:numId w:val="18"/>
         </w:numPr>
-        <w:rPr>
-          <w:sz w:val="28"/>
-          <w:szCs w:val="28"/>
-        </w:rPr>
-      </w:pPr>
-      <w:r>
-        <w:rPr>
-          <w:b/>
-          <w:bCs/>
-          <w:sz w:val="28"/>
-          <w:szCs w:val="28"/>
-        </w:rPr>
-        <w:t xml:space="preserve">if x in </w:t>
+      </w:pPr>
+      <w:r>
+        <w:t xml:space="preserve">Allows an object to be executed like a function (e.g., </w:t>
       </w:r>
       <w:proofErr w:type="spellStart"/>
+      <w:r>
+        <w:rPr>
+          <w:rStyle w:val="HTMLCode"/>
+        </w:rPr>
+        <w:t>my_</w:t>
+      </w:r>
       <w:proofErr w:type="gramStart"/>
       <w:r>
         <w:rPr>
-          <w:b/>
-          <w:bCs/>
-          <w:sz w:val="28"/>
-          <w:szCs w:val="28"/>
-        </w:rPr>
-        <w:t>myset</w:t>
+          <w:rStyle w:val="HTMLCode"/>
+        </w:rPr>
+        <w:t>obj</w:t>
       </w:r>
       <w:proofErr w:type="spellEnd"/>
       <w:r>
         <w:rPr>
-          <w:b/>
-          <w:bCs/>
-          <w:sz w:val="28"/>
-          <w:szCs w:val="28"/>
-        </w:rPr>
-        <w:t>:</w:t>
-      </w:r>
-      <w:r>
-        <w:rPr>
-          <w:sz w:val="28"/>
-          <w:szCs w:val="28"/>
-        </w:rPr>
-        <w:t>:</w:t>
+          <w:rStyle w:val="HTMLCode"/>
+        </w:rPr>
+        <w:t>(</w:t>
       </w:r>
       <w:proofErr w:type="gramEnd"/>
       <w:r>
         <w:rPr>
-          <w:sz w:val="28"/>
-          <w:szCs w:val="28"/>
-        </w:rPr>
-        <w:t xml:space="preserve"> Checking if a value exists in a set is </w:t>
-      </w:r>
-      <w:r>
-        <w:rPr>
-          <w:b/>
-          <w:bCs/>
-          <w:sz w:val="28"/>
-          <w:szCs w:val="28"/>
-        </w:rPr>
-        <w:t>lightning fast</w:t>
-      </w:r>
-      <w:r>
-        <w:rPr>
-          <w:sz w:val="28"/>
-          <w:szCs w:val="28"/>
-        </w:rPr>
-        <w:t xml:space="preserve"> compared to a list.</w:t>
-      </w:r>
-    </w:p>
-    <w:p>
-      <w:pPr>
-        <w:rPr>
-          <w:b/>
-          <w:bCs/>
-          <w:sz w:val="28"/>
-          <w:szCs w:val="28"/>
-        </w:rPr>
-      </w:pPr>
-      <w:r>
-        <w:rPr>
-          <w:b/>
-          <w:bCs/>
-          <w:sz w:val="28"/>
-          <w:szCs w:val="28"/>
-        </w:rPr>
-        <w:t>5. Strings &amp; Conversions</w:t>
-      </w:r>
-    </w:p>
-    <w:p>
-      <w:pPr>
+          <w:rStyle w:val="HTMLCode"/>
+        </w:rPr>
+        <w:t>)</w:t>
+      </w:r>
+      <w:r>
+        <w:t xml:space="preserve">). </w:t>
+      </w:r>
+    </w:p>
+    <w:p>
+      <w:pPr>
+        <w:pStyle w:val="NormalWeb"/>
         <w:numPr>
           <w:ilvl w:val="0"/>
-          <w:numId w:val="5"/>
+          <w:numId w:val="18"/>
         </w:numPr>
-        <w:rPr>
-          <w:sz w:val="28"/>
-          <w:szCs w:val="28"/>
-        </w:rPr>
-      </w:pPr>
-      <w:r>
-        <w:rPr>
-          <w:b/>
-          <w:bCs/>
-          <w:sz w:val="28"/>
-          <w:szCs w:val="28"/>
-        </w:rPr>
-        <w:lastRenderedPageBreak/>
-        <w:t>int(string) / str(number)</w:t>
-      </w:r>
-      <w:r>
-        <w:rPr>
-          <w:sz w:val="28"/>
-          <w:szCs w:val="28"/>
-        </w:rPr>
-        <w:t>: Converting types (common in "String to Integer" questions).</w:t>
+      </w:pPr>
+      <w:r>
+        <w:rPr>
+          <w:b/>
+          <w:bCs/>
+        </w:rPr>
+        <w:t>AI Use Case:</w:t>
+      </w:r>
+      <w:r>
+        <w:t xml:space="preserve"> Common in </w:t>
+      </w:r>
+      <w:proofErr w:type="spellStart"/>
+      <w:r>
+        <w:t>PyTorch</w:t>
+      </w:r>
+      <w:proofErr w:type="spellEnd"/>
+      <w:r>
+        <w:t xml:space="preserve"> or custom ML models where you want the "model" object to behave like a function when passed data. </w:t>
+      </w:r>
+    </w:p>
+    <w:p>
+      <w:pPr>
+        <w:pStyle w:val="Heading2"/>
+      </w:pPr>
+      <w:r>
+        <w:rPr>
+          <w:rFonts w:ascii="Segoe UI Emoji" w:hAnsi="Segoe UI Emoji" w:cs="Segoe UI Emoji"/>
+        </w:rPr>
+        <w:t>🔷</w:t>
+      </w:r>
+      <w:r>
+        <w:t xml:space="preserve"> SECTION 5: INTERVIEW Q&amp;A (THE FINAL ROUND)</w:t>
       </w:r>
     </w:p>
     <w:p>
       <w:pPr>
         <w:numPr>
           <w:ilvl w:val="0"/>
-          <w:numId w:val="5"/>
+          <w:numId w:val="10"/>
         </w:numPr>
         <w:rPr>
           <w:sz w:val="28"/>
           <w:szCs w:val="28"/>
         </w:rPr>
       </w:pPr>
-      <w:proofErr w:type="spellStart"/>
-      <w:proofErr w:type="gramStart"/>
-      <w:r>
-        <w:rPr>
-          <w:b/>
-          <w:bCs/>
-          <w:sz w:val="28"/>
-          <w:szCs w:val="28"/>
-        </w:rPr>
-        <w:t>string.split</w:t>
-      </w:r>
-      <w:proofErr w:type="spellEnd"/>
-      <w:proofErr w:type="gramEnd"/>
-      <w:r>
-        <w:rPr>
-          <w:b/>
-          <w:bCs/>
-          <w:sz w:val="28"/>
-          <w:szCs w:val="28"/>
-        </w:rPr>
-        <w:t>(',')</w:t>
-      </w:r>
-      <w:r>
-        <w:rPr>
-          <w:sz w:val="28"/>
-          <w:szCs w:val="28"/>
-        </w:rPr>
-        <w:t>: Turns "</w:t>
-      </w:r>
-      <w:proofErr w:type="spellStart"/>
-      <w:proofErr w:type="gramStart"/>
-      <w:r>
-        <w:rPr>
-          <w:sz w:val="28"/>
-          <w:szCs w:val="28"/>
-        </w:rPr>
-        <w:t>a,b</w:t>
-      </w:r>
-      <w:proofErr w:type="gramEnd"/>
-      <w:r>
-        <w:rPr>
-          <w:sz w:val="28"/>
-          <w:szCs w:val="28"/>
-        </w:rPr>
-        <w:t>,c</w:t>
-      </w:r>
-      <w:proofErr w:type="spellEnd"/>
-      <w:r>
-        <w:rPr>
-          <w:sz w:val="28"/>
-          <w:szCs w:val="28"/>
-        </w:rPr>
-        <w:t>" into ['a', 'b', 'c'].</w:t>
+      <w:r>
+        <w:rPr>
+          <w:b/>
+          <w:bCs/>
+          <w:sz w:val="28"/>
+          <w:szCs w:val="28"/>
+        </w:rPr>
+        <w:t>What is the Global Interpreter Lock (GIL)?</w:t>
+      </w:r>
+    </w:p>
+    <w:p>
+      <w:pPr>
+        <w:numPr>
+          <w:ilvl w:val="1"/>
+          <w:numId w:val="10"/>
+        </w:numPr>
+        <w:rPr>
+          <w:sz w:val="28"/>
+          <w:szCs w:val="28"/>
+        </w:rPr>
+      </w:pPr>
+      <w:r>
+        <w:rPr>
+          <w:sz w:val="28"/>
+          <w:szCs w:val="28"/>
+        </w:rPr>
+        <w:t xml:space="preserve">A mutex that allows only one thread to hold control of the Python interpreter at a time. It handles I/O-bound tasks well but not CPU-parallel tasks. </w:t>
       </w:r>
     </w:p>
     <w:p>
       <w:pPr>
         <w:numPr>
           <w:ilvl w:val="0"/>
-          <w:numId w:val="5"/>
+          <w:numId w:val="10"/>
         </w:numPr>
         <w:rPr>
           <w:sz w:val="28"/>
@@ -1198,41 +2174,65 @@
           <w:sz w:val="28"/>
           <w:szCs w:val="28"/>
         </w:rPr>
-        <w:t>"</w:t>
-      </w:r>
-      <w:proofErr w:type="gramStart"/>
-      <w:r>
-        <w:rPr>
-          <w:b/>
-          <w:bCs/>
-          <w:sz w:val="28"/>
-          <w:szCs w:val="28"/>
-        </w:rPr>
-        <w:t>".join</w:t>
-      </w:r>
-      <w:proofErr w:type="gramEnd"/>
-      <w:r>
-        <w:rPr>
-          <w:b/>
-          <w:bCs/>
-          <w:sz w:val="28"/>
-          <w:szCs w:val="28"/>
-        </w:rPr>
-        <w:t>(list)</w:t>
-      </w:r>
-      <w:r>
-        <w:rPr>
-          <w:sz w:val="28"/>
-          <w:szCs w:val="28"/>
-        </w:rPr>
-        <w:t>: Turns ['a', 'b'] into "ab".</w:t>
+        <w:t>Difference between is and ==?</w:t>
+      </w:r>
+    </w:p>
+    <w:p>
+      <w:pPr>
+        <w:numPr>
+          <w:ilvl w:val="1"/>
+          <w:numId w:val="10"/>
+        </w:numPr>
+        <w:rPr>
+          <w:sz w:val="28"/>
+          <w:szCs w:val="28"/>
+        </w:rPr>
+      </w:pPr>
+      <w:r>
+        <w:rPr>
+          <w:sz w:val="28"/>
+          <w:szCs w:val="28"/>
+        </w:rPr>
+        <w:t xml:space="preserve">== checks for </w:t>
+      </w:r>
+      <w:r>
+        <w:rPr>
+          <w:b/>
+          <w:bCs/>
+          <w:sz w:val="28"/>
+          <w:szCs w:val="28"/>
+        </w:rPr>
+        <w:t>value equality</w:t>
+      </w:r>
+      <w:r>
+        <w:rPr>
+          <w:sz w:val="28"/>
+          <w:szCs w:val="28"/>
+        </w:rPr>
+        <w:t xml:space="preserve">, while is checks for </w:t>
+      </w:r>
+      <w:r>
+        <w:rPr>
+          <w:b/>
+          <w:bCs/>
+          <w:sz w:val="28"/>
+          <w:szCs w:val="28"/>
+        </w:rPr>
+        <w:t>identity</w:t>
+      </w:r>
+      <w:r>
+        <w:rPr>
+          <w:sz w:val="28"/>
+          <w:szCs w:val="28"/>
+        </w:rPr>
+        <w:t xml:space="preserve"> (memory address). </w:t>
       </w:r>
     </w:p>
     <w:p>
       <w:pPr>
         <w:numPr>
           <w:ilvl w:val="0"/>
-          <w:numId w:val="5"/>
+          <w:numId w:val="10"/>
         </w:numPr>
         <w:rPr>
           <w:sz w:val="28"/>
@@ -1246,7 +2246,120 @@
           <w:sz w:val="28"/>
           <w:szCs w:val="28"/>
         </w:rPr>
-        <w:t>list(</w:t>
+        <w:t>Deep Copy vs. Shallow Copy?</w:t>
+      </w:r>
+    </w:p>
+    <w:p>
+      <w:pPr>
+        <w:numPr>
+          <w:ilvl w:val="1"/>
+          <w:numId w:val="10"/>
+        </w:numPr>
+        <w:rPr>
+          <w:sz w:val="28"/>
+          <w:szCs w:val="28"/>
+        </w:rPr>
+      </w:pPr>
+      <w:r>
+        <w:rPr>
+          <w:sz w:val="28"/>
+          <w:szCs w:val="28"/>
+        </w:rPr>
+        <w:t xml:space="preserve">A </w:t>
+      </w:r>
+      <w:r>
+        <w:rPr>
+          <w:b/>
+          <w:bCs/>
+          <w:sz w:val="28"/>
+          <w:szCs w:val="28"/>
+        </w:rPr>
+        <w:t>Shallow Copy</w:t>
+      </w:r>
+      <w:r>
+        <w:rPr>
+          <w:sz w:val="28"/>
+          <w:szCs w:val="28"/>
+        </w:rPr>
+        <w:t xml:space="preserve"> creates a new collection but points to the original objects. A </w:t>
+      </w:r>
+      <w:r>
+        <w:rPr>
+          <w:b/>
+          <w:bCs/>
+          <w:sz w:val="28"/>
+          <w:szCs w:val="28"/>
+        </w:rPr>
+        <w:t>Deep Copy</w:t>
+      </w:r>
+      <w:r>
+        <w:rPr>
+          <w:sz w:val="28"/>
+          <w:szCs w:val="28"/>
+        </w:rPr>
+        <w:t xml:space="preserve"> recursively creates new copies of everything. </w:t>
+      </w:r>
+    </w:p>
+    <w:p>
+      <w:pPr>
+        <w:numPr>
+          <w:ilvl w:val="0"/>
+          <w:numId w:val="10"/>
+        </w:numPr>
+        <w:rPr>
+          <w:sz w:val="28"/>
+          <w:szCs w:val="28"/>
+        </w:rPr>
+      </w:pPr>
+      <w:r>
+        <w:rPr>
+          <w:b/>
+          <w:bCs/>
+          <w:sz w:val="28"/>
+          <w:szCs w:val="28"/>
+        </w:rPr>
+        <w:t>Explain Polymorphism.</w:t>
+      </w:r>
+    </w:p>
+    <w:p>
+      <w:pPr>
+        <w:numPr>
+          <w:ilvl w:val="1"/>
+          <w:numId w:val="10"/>
+        </w:numPr>
+        <w:rPr>
+          <w:sz w:val="28"/>
+          <w:szCs w:val="28"/>
+        </w:rPr>
+      </w:pPr>
+      <w:r>
+        <w:rPr>
+          <w:sz w:val="28"/>
+          <w:szCs w:val="28"/>
+        </w:rPr>
+        <w:lastRenderedPageBreak/>
+        <w:t xml:space="preserve">The ability of different objects to respond to the same method call in their own specific way. </w:t>
+      </w:r>
+    </w:p>
+    <w:p>
+      <w:pPr>
+        <w:numPr>
+          <w:ilvl w:val="0"/>
+          <w:numId w:val="10"/>
+        </w:numPr>
+        <w:rPr>
+          <w:sz w:val="28"/>
+          <w:szCs w:val="28"/>
+        </w:rPr>
+      </w:pPr>
+      <w:r>
+        <w:rPr>
+          <w:b/>
+          <w:bCs/>
+          <w:sz w:val="28"/>
+          <w:szCs w:val="28"/>
+        </w:rPr>
+        <w:t xml:space="preserve">Why use </w:t>
       </w:r>
       <w:proofErr w:type="spellStart"/>
       <w:r>
@@ -1256,7 +2369,7 @@
           <w:sz w:val="28"/>
           <w:szCs w:val="28"/>
         </w:rPr>
-        <w:t>set_name</w:t>
+        <w:t>Pydantic's</w:t>
       </w:r>
       <w:proofErr w:type="spellEnd"/>
       <w:r>
@@ -1266,14 +2379,86 @@
           <w:sz w:val="28"/>
           <w:szCs w:val="28"/>
         </w:rPr>
-        <w:t>)</w:t>
-      </w:r>
-      <w:r>
-        <w:rPr>
-          <w:sz w:val="28"/>
-          <w:szCs w:val="28"/>
-        </w:rPr>
-        <w:t>: Quickly turns a set back into a list so you can sort it.</w:t>
+        <w:t xml:space="preserve"> </w:t>
+      </w:r>
+      <w:proofErr w:type="spellStart"/>
+      <w:r>
+        <w:rPr>
+          <w:b/>
+          <w:bCs/>
+          <w:sz w:val="28"/>
+          <w:szCs w:val="28"/>
+        </w:rPr>
+        <w:t>BaseModel</w:t>
+      </w:r>
+      <w:proofErr w:type="spellEnd"/>
+      <w:r>
+        <w:rPr>
+          <w:b/>
+          <w:bCs/>
+          <w:sz w:val="28"/>
+          <w:szCs w:val="28"/>
+        </w:rPr>
+        <w:t>?</w:t>
+      </w:r>
+    </w:p>
+    <w:p>
+      <w:pPr>
+        <w:numPr>
+          <w:ilvl w:val="1"/>
+          <w:numId w:val="10"/>
+        </w:numPr>
+        <w:rPr>
+          <w:sz w:val="28"/>
+          <w:szCs w:val="28"/>
+        </w:rPr>
+      </w:pPr>
+      <w:r>
+        <w:rPr>
+          <w:sz w:val="28"/>
+          <w:szCs w:val="28"/>
+        </w:rPr>
+        <w:t xml:space="preserve">It provides data validation and abstraction through inheritance. It handles complex validation so you don't have to write manual logic. </w:t>
+      </w:r>
+    </w:p>
+    <w:p>
+      <w:pPr>
+        <w:numPr>
+          <w:ilvl w:val="0"/>
+          <w:numId w:val="10"/>
+        </w:numPr>
+        <w:rPr>
+          <w:sz w:val="28"/>
+          <w:szCs w:val="28"/>
+        </w:rPr>
+      </w:pPr>
+      <w:r>
+        <w:rPr>
+          <w:b/>
+          <w:bCs/>
+          <w:sz w:val="28"/>
+          <w:szCs w:val="28"/>
+        </w:rPr>
+        <w:t>Why are Generators better for memory?</w:t>
+      </w:r>
+    </w:p>
+    <w:p>
+      <w:pPr>
+        <w:numPr>
+          <w:ilvl w:val="1"/>
+          <w:numId w:val="10"/>
+        </w:numPr>
+        <w:rPr>
+          <w:sz w:val="28"/>
+          <w:szCs w:val="28"/>
+        </w:rPr>
+      </w:pPr>
+      <w:r>
+        <w:rPr>
+          <w:sz w:val="28"/>
+          <w:szCs w:val="28"/>
+        </w:rPr>
+        <w:t xml:space="preserve">They use yield to produce items one by one rather than loading an entire dataset into RAM. </w:t>
       </w:r>
     </w:p>
     <w:p>
@@ -1297,6 +2482,453 @@
 <file path=word/numbering.xml><?xml version="1.0" encoding="utf-8"?>
 <w:numbering xmlns:wpc="http://schemas.microsoft.com/office/word/2010/wordprocessingCanvas" xmlns:cx="http://schemas.microsoft.com/office/drawing/2014/chartex" xmlns:cx1="http://schemas.microsoft.com/office/drawing/2015/9/8/chartex" xmlns:cx2="http://schemas.microsoft.com/office/drawing/2015/10/21/chartex" xmlns:cx3="http://schemas.microsoft.com/office/drawing/2016/5/9/chartex" xmlns:cx4="http://schemas.microsoft.com/office/drawing/2016/5/10/chartex" xmlns:cx5="http://schemas.microsoft.com/office/drawing/2016/5/11/chartex" xmlns:cx6="http://schemas.microsoft.com/office/drawing/2016/5/12/chartex" xmlns:cx7="http://schemas.microsoft.com/office/drawing/2016/5/13/chartex" xmlns:cx8="http://schemas.microsoft.com/office/drawing/2016/5/14/chartex" xmlns:mc="http://schemas.openxmlformats.org/markup-compatibility/2006" xmlns:aink="http://schemas.microsoft.com/office/drawing/2016/ink" xmlns:am3d="http://schemas.microsoft.com/office/drawing/2017/model3d" xmlns:o="urn:schemas-microsoft-com:office:office" xmlns:oel="http://schemas.microsoft.com/office/2019/extlst" xmlns:r="http://schemas.openxmlformats.org/officeDocument/2006/relationships" xmlns:m="http://schemas.openxmlformats.org/officeDocument/2006/math" xmlns:v="urn:schemas-microsoft-com:vml" xmlns:wp14="http://schemas.microsoft.com/office/word/2010/wordprocessingDrawing" xmlns:wp="http://schemas.openxmlformats.org/drawingml/2006/wordprocessingDrawing" xmlns:w10="urn:schemas-microsoft-com:office:word" xmlns:w="http://schemas.openxmlformats.org/wordprocessingml/2006/main" xmlns:w14="http://schemas.microsoft.com/office/word/2010/wordml" xmlns:w15="http://schemas.microsoft.com/office/word/2012/wordml" xmlns:w16cex="http://schemas.microsoft.com/office/word/2018/wordml/cex" xmlns:w16cid="http://schemas.microsoft.com/office/word/2016/wordml/cid" xmlns:w16="http://schemas.microsoft.com/office/word/2018/wordml" xmlns:w16du="http://schemas.microsoft.com/office/word/2023/wordml/word16du" xmlns:w16sdtdh="http://schemas.microsoft.com/office/word/2020/wordml/sdtdatahash" xmlns:w16sdtfl="http://schemas.microsoft.com/office/word/2024/wordml/sdtformatlock" xmlns:w16se="http://schemas.microsoft.com/office/word/2015/wordml/symex" xmlns:wpg="http://schemas.microsoft.com/office/word/2010/wordprocessingGroup" xmlns:wpi="http://schemas.microsoft.com/office/word/2010/wordprocessingInk" xmlns:wne="http://schemas.microsoft.com/office/word/2006/wordml" xmlns:wps="http://schemas.microsoft.com/office/word/2010/wordprocessingShape" mc:Ignorable="w14 w15 w16se w16cid w16 w16cex w16sdtdh w16sdtfl w16du wp14">
   <w:abstractNum w:abstractNumId="0" w15:restartNumberingAfterBreak="0">
+    <w:nsid w:val="062F5B7A"/>
+    <w:multiLevelType w:val="multilevel"/>
+    <w:tmpl w:val="5A0617BC"/>
+    <w:lvl w:ilvl="0">
+      <w:start w:val="1"/>
+      <w:numFmt w:val="bullet"/>
+      <w:lvlText w:val=""/>
+      <w:lvlJc w:val="left"/>
+      <w:pPr>
+        <w:tabs>
+          <w:tab w:val="num" w:pos="720"/>
+        </w:tabs>
+        <w:ind w:left="720" w:hanging="360"/>
+      </w:pPr>
+      <w:rPr>
+        <w:rFonts w:ascii="Symbol" w:hAnsi="Symbol" w:hint="default"/>
+        <w:sz w:val="20"/>
+      </w:rPr>
+    </w:lvl>
+    <w:lvl w:ilvl="1">
+      <w:start w:val="1"/>
+      <w:numFmt w:val="bullet"/>
+      <w:lvlText w:val="o"/>
+      <w:lvlJc w:val="left"/>
+      <w:pPr>
+        <w:tabs>
+          <w:tab w:val="num" w:pos="1440"/>
+        </w:tabs>
+        <w:ind w:left="1440" w:hanging="360"/>
+      </w:pPr>
+      <w:rPr>
+        <w:rFonts w:ascii="Courier New" w:hAnsi="Courier New" w:hint="default"/>
+        <w:sz w:val="20"/>
+      </w:rPr>
+    </w:lvl>
+    <w:lvl w:ilvl="2" w:tentative="1">
+      <w:start w:val="1"/>
+      <w:numFmt w:val="bullet"/>
+      <w:lvlText w:val=""/>
+      <w:lvlJc w:val="left"/>
+      <w:pPr>
+        <w:tabs>
+          <w:tab w:val="num" w:pos="2160"/>
+        </w:tabs>
+        <w:ind w:left="2160" w:hanging="360"/>
+      </w:pPr>
+      <w:rPr>
+        <w:rFonts w:ascii="Wingdings" w:hAnsi="Wingdings" w:hint="default"/>
+        <w:sz w:val="20"/>
+      </w:rPr>
+    </w:lvl>
+    <w:lvl w:ilvl="3" w:tentative="1">
+      <w:start w:val="1"/>
+      <w:numFmt w:val="bullet"/>
+      <w:lvlText w:val=""/>
+      <w:lvlJc w:val="left"/>
+      <w:pPr>
+        <w:tabs>
+          <w:tab w:val="num" w:pos="2880"/>
+        </w:tabs>
+        <w:ind w:left="2880" w:hanging="360"/>
+      </w:pPr>
+      <w:rPr>
+        <w:rFonts w:ascii="Wingdings" w:hAnsi="Wingdings" w:hint="default"/>
+        <w:sz w:val="20"/>
+      </w:rPr>
+    </w:lvl>
+    <w:lvl w:ilvl="4" w:tentative="1">
+      <w:start w:val="1"/>
+      <w:numFmt w:val="bullet"/>
+      <w:lvlText w:val=""/>
+      <w:lvlJc w:val="left"/>
+      <w:pPr>
+        <w:tabs>
+          <w:tab w:val="num" w:pos="3600"/>
+        </w:tabs>
+        <w:ind w:left="3600" w:hanging="360"/>
+      </w:pPr>
+      <w:rPr>
+        <w:rFonts w:ascii="Wingdings" w:hAnsi="Wingdings" w:hint="default"/>
+        <w:sz w:val="20"/>
+      </w:rPr>
+    </w:lvl>
+    <w:lvl w:ilvl="5" w:tentative="1">
+      <w:start w:val="1"/>
+      <w:numFmt w:val="bullet"/>
+      <w:lvlText w:val=""/>
+      <w:lvlJc w:val="left"/>
+      <w:pPr>
+        <w:tabs>
+          <w:tab w:val="num" w:pos="4320"/>
+        </w:tabs>
+        <w:ind w:left="4320" w:hanging="360"/>
+      </w:pPr>
+      <w:rPr>
+        <w:rFonts w:ascii="Wingdings" w:hAnsi="Wingdings" w:hint="default"/>
+        <w:sz w:val="20"/>
+      </w:rPr>
+    </w:lvl>
+    <w:lvl w:ilvl="6" w:tentative="1">
+      <w:start w:val="1"/>
+      <w:numFmt w:val="bullet"/>
+      <w:lvlText w:val=""/>
+      <w:lvlJc w:val="left"/>
+      <w:pPr>
+        <w:tabs>
+          <w:tab w:val="num" w:pos="5040"/>
+        </w:tabs>
+        <w:ind w:left="5040" w:hanging="360"/>
+      </w:pPr>
+      <w:rPr>
+        <w:rFonts w:ascii="Wingdings" w:hAnsi="Wingdings" w:hint="default"/>
+        <w:sz w:val="20"/>
+      </w:rPr>
+    </w:lvl>
+    <w:lvl w:ilvl="7" w:tentative="1">
+      <w:start w:val="1"/>
+      <w:numFmt w:val="bullet"/>
+      <w:lvlText w:val=""/>
+      <w:lvlJc w:val="left"/>
+      <w:pPr>
+        <w:tabs>
+          <w:tab w:val="num" w:pos="5760"/>
+        </w:tabs>
+        <w:ind w:left="5760" w:hanging="360"/>
+      </w:pPr>
+      <w:rPr>
+        <w:rFonts w:ascii="Wingdings" w:hAnsi="Wingdings" w:hint="default"/>
+        <w:sz w:val="20"/>
+      </w:rPr>
+    </w:lvl>
+    <w:lvl w:ilvl="8" w:tentative="1">
+      <w:start w:val="1"/>
+      <w:numFmt w:val="bullet"/>
+      <w:lvlText w:val=""/>
+      <w:lvlJc w:val="left"/>
+      <w:pPr>
+        <w:tabs>
+          <w:tab w:val="num" w:pos="6480"/>
+        </w:tabs>
+        <w:ind w:left="6480" w:hanging="360"/>
+      </w:pPr>
+      <w:rPr>
+        <w:rFonts w:ascii="Wingdings" w:hAnsi="Wingdings" w:hint="default"/>
+        <w:sz w:val="20"/>
+      </w:rPr>
+    </w:lvl>
+  </w:abstractNum>
+  <w:abstractNum w:abstractNumId="1" w15:restartNumberingAfterBreak="0">
+    <w:nsid w:val="0768540E"/>
+    <w:multiLevelType w:val="multilevel"/>
+    <w:tmpl w:val="AFC6B16E"/>
+    <w:lvl w:ilvl="0">
+      <w:start w:val="1"/>
+      <w:numFmt w:val="bullet"/>
+      <w:lvlText w:val=""/>
+      <w:lvlJc w:val="left"/>
+      <w:pPr>
+        <w:tabs>
+          <w:tab w:val="num" w:pos="720"/>
+        </w:tabs>
+        <w:ind w:left="720" w:hanging="360"/>
+      </w:pPr>
+      <w:rPr>
+        <w:rFonts w:ascii="Symbol" w:hAnsi="Symbol" w:hint="default"/>
+        <w:sz w:val="20"/>
+      </w:rPr>
+    </w:lvl>
+    <w:lvl w:ilvl="1" w:tentative="1">
+      <w:start w:val="1"/>
+      <w:numFmt w:val="bullet"/>
+      <w:lvlText w:val="o"/>
+      <w:lvlJc w:val="left"/>
+      <w:pPr>
+        <w:tabs>
+          <w:tab w:val="num" w:pos="1440"/>
+        </w:tabs>
+        <w:ind w:left="1440" w:hanging="360"/>
+      </w:pPr>
+      <w:rPr>
+        <w:rFonts w:ascii="Courier New" w:hAnsi="Courier New" w:hint="default"/>
+        <w:sz w:val="20"/>
+      </w:rPr>
+    </w:lvl>
+    <w:lvl w:ilvl="2" w:tentative="1">
+      <w:start w:val="1"/>
+      <w:numFmt w:val="bullet"/>
+      <w:lvlText w:val=""/>
+      <w:lvlJc w:val="left"/>
+      <w:pPr>
+        <w:tabs>
+          <w:tab w:val="num" w:pos="2160"/>
+        </w:tabs>
+        <w:ind w:left="2160" w:hanging="360"/>
+      </w:pPr>
+      <w:rPr>
+        <w:rFonts w:ascii="Wingdings" w:hAnsi="Wingdings" w:hint="default"/>
+        <w:sz w:val="20"/>
+      </w:rPr>
+    </w:lvl>
+    <w:lvl w:ilvl="3" w:tentative="1">
+      <w:start w:val="1"/>
+      <w:numFmt w:val="bullet"/>
+      <w:lvlText w:val=""/>
+      <w:lvlJc w:val="left"/>
+      <w:pPr>
+        <w:tabs>
+          <w:tab w:val="num" w:pos="2880"/>
+        </w:tabs>
+        <w:ind w:left="2880" w:hanging="360"/>
+      </w:pPr>
+      <w:rPr>
+        <w:rFonts w:ascii="Wingdings" w:hAnsi="Wingdings" w:hint="default"/>
+        <w:sz w:val="20"/>
+      </w:rPr>
+    </w:lvl>
+    <w:lvl w:ilvl="4" w:tentative="1">
+      <w:start w:val="1"/>
+      <w:numFmt w:val="bullet"/>
+      <w:lvlText w:val=""/>
+      <w:lvlJc w:val="left"/>
+      <w:pPr>
+        <w:tabs>
+          <w:tab w:val="num" w:pos="3600"/>
+        </w:tabs>
+        <w:ind w:left="3600" w:hanging="360"/>
+      </w:pPr>
+      <w:rPr>
+        <w:rFonts w:ascii="Wingdings" w:hAnsi="Wingdings" w:hint="default"/>
+        <w:sz w:val="20"/>
+      </w:rPr>
+    </w:lvl>
+    <w:lvl w:ilvl="5" w:tentative="1">
+      <w:start w:val="1"/>
+      <w:numFmt w:val="bullet"/>
+      <w:lvlText w:val=""/>
+      <w:lvlJc w:val="left"/>
+      <w:pPr>
+        <w:tabs>
+          <w:tab w:val="num" w:pos="4320"/>
+        </w:tabs>
+        <w:ind w:left="4320" w:hanging="360"/>
+      </w:pPr>
+      <w:rPr>
+        <w:rFonts w:ascii="Wingdings" w:hAnsi="Wingdings" w:hint="default"/>
+        <w:sz w:val="20"/>
+      </w:rPr>
+    </w:lvl>
+    <w:lvl w:ilvl="6" w:tentative="1">
+      <w:start w:val="1"/>
+      <w:numFmt w:val="bullet"/>
+      <w:lvlText w:val=""/>
+      <w:lvlJc w:val="left"/>
+      <w:pPr>
+        <w:tabs>
+          <w:tab w:val="num" w:pos="5040"/>
+        </w:tabs>
+        <w:ind w:left="5040" w:hanging="360"/>
+      </w:pPr>
+      <w:rPr>
+        <w:rFonts w:ascii="Wingdings" w:hAnsi="Wingdings" w:hint="default"/>
+        <w:sz w:val="20"/>
+      </w:rPr>
+    </w:lvl>
+    <w:lvl w:ilvl="7" w:tentative="1">
+      <w:start w:val="1"/>
+      <w:numFmt w:val="bullet"/>
+      <w:lvlText w:val=""/>
+      <w:lvlJc w:val="left"/>
+      <w:pPr>
+        <w:tabs>
+          <w:tab w:val="num" w:pos="5760"/>
+        </w:tabs>
+        <w:ind w:left="5760" w:hanging="360"/>
+      </w:pPr>
+      <w:rPr>
+        <w:rFonts w:ascii="Wingdings" w:hAnsi="Wingdings" w:hint="default"/>
+        <w:sz w:val="20"/>
+      </w:rPr>
+    </w:lvl>
+    <w:lvl w:ilvl="8" w:tentative="1">
+      <w:start w:val="1"/>
+      <w:numFmt w:val="bullet"/>
+      <w:lvlText w:val=""/>
+      <w:lvlJc w:val="left"/>
+      <w:pPr>
+        <w:tabs>
+          <w:tab w:val="num" w:pos="6480"/>
+        </w:tabs>
+        <w:ind w:left="6480" w:hanging="360"/>
+      </w:pPr>
+      <w:rPr>
+        <w:rFonts w:ascii="Wingdings" w:hAnsi="Wingdings" w:hint="default"/>
+        <w:sz w:val="20"/>
+      </w:rPr>
+    </w:lvl>
+  </w:abstractNum>
+  <w:abstractNum w:abstractNumId="2" w15:restartNumberingAfterBreak="0">
+    <w:nsid w:val="0D38508D"/>
+    <w:multiLevelType w:val="multilevel"/>
+    <w:tmpl w:val="0B1EFF36"/>
+    <w:lvl w:ilvl="0">
+      <w:start w:val="1"/>
+      <w:numFmt w:val="bullet"/>
+      <w:lvlText w:val=""/>
+      <w:lvlJc w:val="left"/>
+      <w:pPr>
+        <w:tabs>
+          <w:tab w:val="num" w:pos="720"/>
+        </w:tabs>
+        <w:ind w:left="720" w:hanging="360"/>
+      </w:pPr>
+      <w:rPr>
+        <w:rFonts w:ascii="Symbol" w:hAnsi="Symbol" w:hint="default"/>
+        <w:sz w:val="20"/>
+      </w:rPr>
+    </w:lvl>
+    <w:lvl w:ilvl="1">
+      <w:start w:val="1"/>
+      <w:numFmt w:val="bullet"/>
+      <w:lvlText w:val="o"/>
+      <w:lvlJc w:val="left"/>
+      <w:pPr>
+        <w:tabs>
+          <w:tab w:val="num" w:pos="1440"/>
+        </w:tabs>
+        <w:ind w:left="1440" w:hanging="360"/>
+      </w:pPr>
+      <w:rPr>
+        <w:rFonts w:ascii="Courier New" w:hAnsi="Courier New" w:hint="default"/>
+        <w:sz w:val="20"/>
+      </w:rPr>
+    </w:lvl>
+    <w:lvl w:ilvl="2" w:tentative="1">
+      <w:start w:val="1"/>
+      <w:numFmt w:val="bullet"/>
+      <w:lvlText w:val=""/>
+      <w:lvlJc w:val="left"/>
+      <w:pPr>
+        <w:tabs>
+          <w:tab w:val="num" w:pos="2160"/>
+        </w:tabs>
+        <w:ind w:left="2160" w:hanging="360"/>
+      </w:pPr>
+      <w:rPr>
+        <w:rFonts w:ascii="Wingdings" w:hAnsi="Wingdings" w:hint="default"/>
+        <w:sz w:val="20"/>
+      </w:rPr>
+    </w:lvl>
+    <w:lvl w:ilvl="3" w:tentative="1">
+      <w:start w:val="1"/>
+      <w:numFmt w:val="bullet"/>
+      <w:lvlText w:val=""/>
+      <w:lvlJc w:val="left"/>
+      <w:pPr>
+        <w:tabs>
+          <w:tab w:val="num" w:pos="2880"/>
+        </w:tabs>
+        <w:ind w:left="2880" w:hanging="360"/>
+      </w:pPr>
+      <w:rPr>
+        <w:rFonts w:ascii="Wingdings" w:hAnsi="Wingdings" w:hint="default"/>
+        <w:sz w:val="20"/>
+      </w:rPr>
+    </w:lvl>
+    <w:lvl w:ilvl="4" w:tentative="1">
+      <w:start w:val="1"/>
+      <w:numFmt w:val="bullet"/>
+      <w:lvlText w:val=""/>
+      <w:lvlJc w:val="left"/>
+      <w:pPr>
+        <w:tabs>
+          <w:tab w:val="num" w:pos="3600"/>
+        </w:tabs>
+        <w:ind w:left="3600" w:hanging="360"/>
+      </w:pPr>
+      <w:rPr>
+        <w:rFonts w:ascii="Wingdings" w:hAnsi="Wingdings" w:hint="default"/>
+        <w:sz w:val="20"/>
+      </w:rPr>
+    </w:lvl>
+    <w:lvl w:ilvl="5" w:tentative="1">
+      <w:start w:val="1"/>
+      <w:numFmt w:val="bullet"/>
+      <w:lvlText w:val=""/>
+      <w:lvlJc w:val="left"/>
+      <w:pPr>
+        <w:tabs>
+          <w:tab w:val="num" w:pos="4320"/>
+        </w:tabs>
+        <w:ind w:left="4320" w:hanging="360"/>
+      </w:pPr>
+      <w:rPr>
+        <w:rFonts w:ascii="Wingdings" w:hAnsi="Wingdings" w:hint="default"/>
+        <w:sz w:val="20"/>
+      </w:rPr>
+    </w:lvl>
+    <w:lvl w:ilvl="6" w:tentative="1">
+      <w:start w:val="1"/>
+      <w:numFmt w:val="bullet"/>
+      <w:lvlText w:val=""/>
+      <w:lvlJc w:val="left"/>
+      <w:pPr>
+        <w:tabs>
+          <w:tab w:val="num" w:pos="5040"/>
+        </w:tabs>
+        <w:ind w:left="5040" w:hanging="360"/>
+      </w:pPr>
+      <w:rPr>
+        <w:rFonts w:ascii="Wingdings" w:hAnsi="Wingdings" w:hint="default"/>
+        <w:sz w:val="20"/>
+      </w:rPr>
+    </w:lvl>
+    <w:lvl w:ilvl="7" w:tentative="1">
+      <w:start w:val="1"/>
+      <w:numFmt w:val="bullet"/>
+      <w:lvlText w:val=""/>
+      <w:lvlJc w:val="left"/>
+      <w:pPr>
+        <w:tabs>
+          <w:tab w:val="num" w:pos="5760"/>
+        </w:tabs>
+        <w:ind w:left="5760" w:hanging="360"/>
+      </w:pPr>
+      <w:rPr>
+        <w:rFonts w:ascii="Wingdings" w:hAnsi="Wingdings" w:hint="default"/>
+        <w:sz w:val="20"/>
+      </w:rPr>
+    </w:lvl>
+    <w:lvl w:ilvl="8" w:tentative="1">
+      <w:start w:val="1"/>
+      <w:numFmt w:val="bullet"/>
+      <w:lvlText w:val=""/>
+      <w:lvlJc w:val="left"/>
+      <w:pPr>
+        <w:tabs>
+          <w:tab w:val="num" w:pos="6480"/>
+        </w:tabs>
+        <w:ind w:left="6480" w:hanging="360"/>
+      </w:pPr>
+      <w:rPr>
+        <w:rFonts w:ascii="Wingdings" w:hAnsi="Wingdings" w:hint="default"/>
+        <w:sz w:val="20"/>
+      </w:rPr>
+    </w:lvl>
+  </w:abstractNum>
+  <w:abstractNum w:abstractNumId="3" w15:restartNumberingAfterBreak="0">
     <w:nsid w:val="126D0707"/>
     <w:multiLevelType w:val="multilevel"/>
     <w:tmpl w:val="6D8AB672"/>
@@ -1409,7 +3041,156 @@
       </w:pPr>
     </w:lvl>
   </w:abstractNum>
-  <w:abstractNum w:abstractNumId="1" w15:restartNumberingAfterBreak="0">
+  <w:abstractNum w:abstractNumId="4" w15:restartNumberingAfterBreak="0">
+    <w:nsid w:val="1622448E"/>
+    <w:multiLevelType w:val="multilevel"/>
+    <w:tmpl w:val="9070AB00"/>
+    <w:lvl w:ilvl="0">
+      <w:start w:val="1"/>
+      <w:numFmt w:val="bullet"/>
+      <w:lvlText w:val=""/>
+      <w:lvlJc w:val="left"/>
+      <w:pPr>
+        <w:tabs>
+          <w:tab w:val="num" w:pos="720"/>
+        </w:tabs>
+        <w:ind w:left="720" w:hanging="360"/>
+      </w:pPr>
+      <w:rPr>
+        <w:rFonts w:ascii="Symbol" w:hAnsi="Symbol" w:hint="default"/>
+        <w:sz w:val="20"/>
+      </w:rPr>
+    </w:lvl>
+    <w:lvl w:ilvl="1" w:tentative="1">
+      <w:start w:val="1"/>
+      <w:numFmt w:val="bullet"/>
+      <w:lvlText w:val="o"/>
+      <w:lvlJc w:val="left"/>
+      <w:pPr>
+        <w:tabs>
+          <w:tab w:val="num" w:pos="1440"/>
+        </w:tabs>
+        <w:ind w:left="1440" w:hanging="360"/>
+      </w:pPr>
+      <w:rPr>
+        <w:rFonts w:ascii="Courier New" w:hAnsi="Courier New" w:hint="default"/>
+        <w:sz w:val="20"/>
+      </w:rPr>
+    </w:lvl>
+    <w:lvl w:ilvl="2" w:tentative="1">
+      <w:start w:val="1"/>
+      <w:numFmt w:val="bullet"/>
+      <w:lvlText w:val=""/>
+      <w:lvlJc w:val="left"/>
+      <w:pPr>
+        <w:tabs>
+          <w:tab w:val="num" w:pos="2160"/>
+        </w:tabs>
+        <w:ind w:left="2160" w:hanging="360"/>
+      </w:pPr>
+      <w:rPr>
+        <w:rFonts w:ascii="Wingdings" w:hAnsi="Wingdings" w:hint="default"/>
+        <w:sz w:val="20"/>
+      </w:rPr>
+    </w:lvl>
+    <w:lvl w:ilvl="3" w:tentative="1">
+      <w:start w:val="1"/>
+      <w:numFmt w:val="bullet"/>
+      <w:lvlText w:val=""/>
+      <w:lvlJc w:val="left"/>
+      <w:pPr>
+        <w:tabs>
+          <w:tab w:val="num" w:pos="2880"/>
+        </w:tabs>
+        <w:ind w:left="2880" w:hanging="360"/>
+      </w:pPr>
+      <w:rPr>
+        <w:rFonts w:ascii="Wingdings" w:hAnsi="Wingdings" w:hint="default"/>
+        <w:sz w:val="20"/>
+      </w:rPr>
+    </w:lvl>
+    <w:lvl w:ilvl="4" w:tentative="1">
+      <w:start w:val="1"/>
+      <w:numFmt w:val="bullet"/>
+      <w:lvlText w:val=""/>
+      <w:lvlJc w:val="left"/>
+      <w:pPr>
+        <w:tabs>
+          <w:tab w:val="num" w:pos="3600"/>
+        </w:tabs>
+        <w:ind w:left="3600" w:hanging="360"/>
+      </w:pPr>
+      <w:rPr>
+        <w:rFonts w:ascii="Wingdings" w:hAnsi="Wingdings" w:hint="default"/>
+        <w:sz w:val="20"/>
+      </w:rPr>
+    </w:lvl>
+    <w:lvl w:ilvl="5" w:tentative="1">
+      <w:start w:val="1"/>
+      <w:numFmt w:val="bullet"/>
+      <w:lvlText w:val=""/>
+      <w:lvlJc w:val="left"/>
+      <w:pPr>
+        <w:tabs>
+          <w:tab w:val="num" w:pos="4320"/>
+        </w:tabs>
+        <w:ind w:left="4320" w:hanging="360"/>
+      </w:pPr>
+      <w:rPr>
+        <w:rFonts w:ascii="Wingdings" w:hAnsi="Wingdings" w:hint="default"/>
+        <w:sz w:val="20"/>
+      </w:rPr>
+    </w:lvl>
+    <w:lvl w:ilvl="6" w:tentative="1">
+      <w:start w:val="1"/>
+      <w:numFmt w:val="bullet"/>
+      <w:lvlText w:val=""/>
+      <w:lvlJc w:val="left"/>
+      <w:pPr>
+        <w:tabs>
+          <w:tab w:val="num" w:pos="5040"/>
+        </w:tabs>
+        <w:ind w:left="5040" w:hanging="360"/>
+      </w:pPr>
+      <w:rPr>
+        <w:rFonts w:ascii="Wingdings" w:hAnsi="Wingdings" w:hint="default"/>
+        <w:sz w:val="20"/>
+      </w:rPr>
+    </w:lvl>
+    <w:lvl w:ilvl="7" w:tentative="1">
+      <w:start w:val="1"/>
+      <w:numFmt w:val="bullet"/>
+      <w:lvlText w:val=""/>
+      <w:lvlJc w:val="left"/>
+      <w:pPr>
+        <w:tabs>
+          <w:tab w:val="num" w:pos="5760"/>
+        </w:tabs>
+        <w:ind w:left="5760" w:hanging="360"/>
+      </w:pPr>
+      <w:rPr>
+        <w:rFonts w:ascii="Wingdings" w:hAnsi="Wingdings" w:hint="default"/>
+        <w:sz w:val="20"/>
+      </w:rPr>
+    </w:lvl>
+    <w:lvl w:ilvl="8" w:tentative="1">
+      <w:start w:val="1"/>
+      <w:numFmt w:val="bullet"/>
+      <w:lvlText w:val=""/>
+      <w:lvlJc w:val="left"/>
+      <w:pPr>
+        <w:tabs>
+          <w:tab w:val="num" w:pos="6480"/>
+        </w:tabs>
+        <w:ind w:left="6480" w:hanging="360"/>
+      </w:pPr>
+      <w:rPr>
+        <w:rFonts w:ascii="Wingdings" w:hAnsi="Wingdings" w:hint="default"/>
+        <w:sz w:val="20"/>
+      </w:rPr>
+    </w:lvl>
+  </w:abstractNum>
+  <w:abstractNum w:abstractNumId="5" w15:restartNumberingAfterBreak="0">
     <w:nsid w:val="16D64C85"/>
     <w:multiLevelType w:val="multilevel"/>
     <w:tmpl w:val="9F04CA0A"/>
@@ -1522,7 +3303,156 @@
       </w:pPr>
     </w:lvl>
   </w:abstractNum>
-  <w:abstractNum w:abstractNumId="2" w15:restartNumberingAfterBreak="0">
+  <w:abstractNum w:abstractNumId="6" w15:restartNumberingAfterBreak="0">
+    <w:nsid w:val="1958014D"/>
+    <w:multiLevelType w:val="multilevel"/>
+    <w:tmpl w:val="1E224B28"/>
+    <w:lvl w:ilvl="0">
+      <w:start w:val="1"/>
+      <w:numFmt w:val="bullet"/>
+      <w:lvlText w:val=""/>
+      <w:lvlJc w:val="left"/>
+      <w:pPr>
+        <w:tabs>
+          <w:tab w:val="num" w:pos="720"/>
+        </w:tabs>
+        <w:ind w:left="720" w:hanging="360"/>
+      </w:pPr>
+      <w:rPr>
+        <w:rFonts w:ascii="Symbol" w:hAnsi="Symbol" w:hint="default"/>
+        <w:sz w:val="20"/>
+      </w:rPr>
+    </w:lvl>
+    <w:lvl w:ilvl="1" w:tentative="1">
+      <w:start w:val="1"/>
+      <w:numFmt w:val="bullet"/>
+      <w:lvlText w:val="o"/>
+      <w:lvlJc w:val="left"/>
+      <w:pPr>
+        <w:tabs>
+          <w:tab w:val="num" w:pos="1440"/>
+        </w:tabs>
+        <w:ind w:left="1440" w:hanging="360"/>
+      </w:pPr>
+      <w:rPr>
+        <w:rFonts w:ascii="Courier New" w:hAnsi="Courier New" w:hint="default"/>
+        <w:sz w:val="20"/>
+      </w:rPr>
+    </w:lvl>
+    <w:lvl w:ilvl="2" w:tentative="1">
+      <w:start w:val="1"/>
+      <w:numFmt w:val="bullet"/>
+      <w:lvlText w:val=""/>
+      <w:lvlJc w:val="left"/>
+      <w:pPr>
+        <w:tabs>
+          <w:tab w:val="num" w:pos="2160"/>
+        </w:tabs>
+        <w:ind w:left="2160" w:hanging="360"/>
+      </w:pPr>
+      <w:rPr>
+        <w:rFonts w:ascii="Wingdings" w:hAnsi="Wingdings" w:hint="default"/>
+        <w:sz w:val="20"/>
+      </w:rPr>
+    </w:lvl>
+    <w:lvl w:ilvl="3" w:tentative="1">
+      <w:start w:val="1"/>
+      <w:numFmt w:val="bullet"/>
+      <w:lvlText w:val=""/>
+      <w:lvlJc w:val="left"/>
+      <w:pPr>
+        <w:tabs>
+          <w:tab w:val="num" w:pos="2880"/>
+        </w:tabs>
+        <w:ind w:left="2880" w:hanging="360"/>
+      </w:pPr>
+      <w:rPr>
+        <w:rFonts w:ascii="Wingdings" w:hAnsi="Wingdings" w:hint="default"/>
+        <w:sz w:val="20"/>
+      </w:rPr>
+    </w:lvl>
+    <w:lvl w:ilvl="4" w:tentative="1">
+      <w:start w:val="1"/>
+      <w:numFmt w:val="bullet"/>
+      <w:lvlText w:val=""/>
+      <w:lvlJc w:val="left"/>
+      <w:pPr>
+        <w:tabs>
+          <w:tab w:val="num" w:pos="3600"/>
+        </w:tabs>
+        <w:ind w:left="3600" w:hanging="360"/>
+      </w:pPr>
+      <w:rPr>
+        <w:rFonts w:ascii="Wingdings" w:hAnsi="Wingdings" w:hint="default"/>
+        <w:sz w:val="20"/>
+      </w:rPr>
+    </w:lvl>
+    <w:lvl w:ilvl="5" w:tentative="1">
+      <w:start w:val="1"/>
+      <w:numFmt w:val="bullet"/>
+      <w:lvlText w:val=""/>
+      <w:lvlJc w:val="left"/>
+      <w:pPr>
+        <w:tabs>
+          <w:tab w:val="num" w:pos="4320"/>
+        </w:tabs>
+        <w:ind w:left="4320" w:hanging="360"/>
+      </w:pPr>
+      <w:rPr>
+        <w:rFonts w:ascii="Wingdings" w:hAnsi="Wingdings" w:hint="default"/>
+        <w:sz w:val="20"/>
+      </w:rPr>
+    </w:lvl>
+    <w:lvl w:ilvl="6" w:tentative="1">
+      <w:start w:val="1"/>
+      <w:numFmt w:val="bullet"/>
+      <w:lvlText w:val=""/>
+      <w:lvlJc w:val="left"/>
+      <w:pPr>
+        <w:tabs>
+          <w:tab w:val="num" w:pos="5040"/>
+        </w:tabs>
+        <w:ind w:left="5040" w:hanging="360"/>
+      </w:pPr>
+      <w:rPr>
+        <w:rFonts w:ascii="Wingdings" w:hAnsi="Wingdings" w:hint="default"/>
+        <w:sz w:val="20"/>
+      </w:rPr>
+    </w:lvl>
+    <w:lvl w:ilvl="7" w:tentative="1">
+      <w:start w:val="1"/>
+      <w:numFmt w:val="bullet"/>
+      <w:lvlText w:val=""/>
+      <w:lvlJc w:val="left"/>
+      <w:pPr>
+        <w:tabs>
+          <w:tab w:val="num" w:pos="5760"/>
+        </w:tabs>
+        <w:ind w:left="5760" w:hanging="360"/>
+      </w:pPr>
+      <w:rPr>
+        <w:rFonts w:ascii="Wingdings" w:hAnsi="Wingdings" w:hint="default"/>
+        <w:sz w:val="20"/>
+      </w:rPr>
+    </w:lvl>
+    <w:lvl w:ilvl="8" w:tentative="1">
+      <w:start w:val="1"/>
+      <w:numFmt w:val="bullet"/>
+      <w:lvlText w:val=""/>
+      <w:lvlJc w:val="left"/>
+      <w:pPr>
+        <w:tabs>
+          <w:tab w:val="num" w:pos="6480"/>
+        </w:tabs>
+        <w:ind w:left="6480" w:hanging="360"/>
+      </w:pPr>
+      <w:rPr>
+        <w:rFonts w:ascii="Wingdings" w:hAnsi="Wingdings" w:hint="default"/>
+        <w:sz w:val="20"/>
+      </w:rPr>
+    </w:lvl>
+  </w:abstractNum>
+  <w:abstractNum w:abstractNumId="7" w15:restartNumberingAfterBreak="0">
     <w:nsid w:val="1BAA0EB5"/>
     <w:multiLevelType w:val="multilevel"/>
     <w:tmpl w:val="AFBE8BB6"/>
@@ -1635,7 +3565,7 @@
       </w:pPr>
     </w:lvl>
   </w:abstractNum>
-  <w:abstractNum w:abstractNumId="3" w15:restartNumberingAfterBreak="0">
+  <w:abstractNum w:abstractNumId="8" w15:restartNumberingAfterBreak="0">
     <w:nsid w:val="1BEC6B7D"/>
     <w:multiLevelType w:val="multilevel"/>
     <w:tmpl w:val="B678AB12"/>
@@ -1748,7 +3678,454 @@
       </w:pPr>
     </w:lvl>
   </w:abstractNum>
-  <w:abstractNum w:abstractNumId="4" w15:restartNumberingAfterBreak="0">
+  <w:abstractNum w:abstractNumId="9" w15:restartNumberingAfterBreak="0">
+    <w:nsid w:val="1F2B5C3D"/>
+    <w:multiLevelType w:val="multilevel"/>
+    <w:tmpl w:val="A88C84CA"/>
+    <w:lvl w:ilvl="0">
+      <w:start w:val="1"/>
+      <w:numFmt w:val="bullet"/>
+      <w:lvlText w:val=""/>
+      <w:lvlJc w:val="left"/>
+      <w:pPr>
+        <w:tabs>
+          <w:tab w:val="num" w:pos="720"/>
+        </w:tabs>
+        <w:ind w:left="720" w:hanging="360"/>
+      </w:pPr>
+      <w:rPr>
+        <w:rFonts w:ascii="Symbol" w:hAnsi="Symbol" w:hint="default"/>
+        <w:sz w:val="20"/>
+      </w:rPr>
+    </w:lvl>
+    <w:lvl w:ilvl="1" w:tentative="1">
+      <w:start w:val="1"/>
+      <w:numFmt w:val="bullet"/>
+      <w:lvlText w:val="o"/>
+      <w:lvlJc w:val="left"/>
+      <w:pPr>
+        <w:tabs>
+          <w:tab w:val="num" w:pos="1440"/>
+        </w:tabs>
+        <w:ind w:left="1440" w:hanging="360"/>
+      </w:pPr>
+      <w:rPr>
+        <w:rFonts w:ascii="Courier New" w:hAnsi="Courier New" w:hint="default"/>
+        <w:sz w:val="20"/>
+      </w:rPr>
+    </w:lvl>
+    <w:lvl w:ilvl="2" w:tentative="1">
+      <w:start w:val="1"/>
+      <w:numFmt w:val="bullet"/>
+      <w:lvlText w:val=""/>
+      <w:lvlJc w:val="left"/>
+      <w:pPr>
+        <w:tabs>
+          <w:tab w:val="num" w:pos="2160"/>
+        </w:tabs>
+        <w:ind w:left="2160" w:hanging="360"/>
+      </w:pPr>
+      <w:rPr>
+        <w:rFonts w:ascii="Wingdings" w:hAnsi="Wingdings" w:hint="default"/>
+        <w:sz w:val="20"/>
+      </w:rPr>
+    </w:lvl>
+    <w:lvl w:ilvl="3" w:tentative="1">
+      <w:start w:val="1"/>
+      <w:numFmt w:val="bullet"/>
+      <w:lvlText w:val=""/>
+      <w:lvlJc w:val="left"/>
+      <w:pPr>
+        <w:tabs>
+          <w:tab w:val="num" w:pos="2880"/>
+        </w:tabs>
+        <w:ind w:left="2880" w:hanging="360"/>
+      </w:pPr>
+      <w:rPr>
+        <w:rFonts w:ascii="Wingdings" w:hAnsi="Wingdings" w:hint="default"/>
+        <w:sz w:val="20"/>
+      </w:rPr>
+    </w:lvl>
+    <w:lvl w:ilvl="4" w:tentative="1">
+      <w:start w:val="1"/>
+      <w:numFmt w:val="bullet"/>
+      <w:lvlText w:val=""/>
+      <w:lvlJc w:val="left"/>
+      <w:pPr>
+        <w:tabs>
+          <w:tab w:val="num" w:pos="3600"/>
+        </w:tabs>
+        <w:ind w:left="3600" w:hanging="360"/>
+      </w:pPr>
+      <w:rPr>
+        <w:rFonts w:ascii="Wingdings" w:hAnsi="Wingdings" w:hint="default"/>
+        <w:sz w:val="20"/>
+      </w:rPr>
+    </w:lvl>
+    <w:lvl w:ilvl="5" w:tentative="1">
+      <w:start w:val="1"/>
+      <w:numFmt w:val="bullet"/>
+      <w:lvlText w:val=""/>
+      <w:lvlJc w:val="left"/>
+      <w:pPr>
+        <w:tabs>
+          <w:tab w:val="num" w:pos="4320"/>
+        </w:tabs>
+        <w:ind w:left="4320" w:hanging="360"/>
+      </w:pPr>
+      <w:rPr>
+        <w:rFonts w:ascii="Wingdings" w:hAnsi="Wingdings" w:hint="default"/>
+        <w:sz w:val="20"/>
+      </w:rPr>
+    </w:lvl>
+    <w:lvl w:ilvl="6" w:tentative="1">
+      <w:start w:val="1"/>
+      <w:numFmt w:val="bullet"/>
+      <w:lvlText w:val=""/>
+      <w:lvlJc w:val="left"/>
+      <w:pPr>
+        <w:tabs>
+          <w:tab w:val="num" w:pos="5040"/>
+        </w:tabs>
+        <w:ind w:left="5040" w:hanging="360"/>
+      </w:pPr>
+      <w:rPr>
+        <w:rFonts w:ascii="Wingdings" w:hAnsi="Wingdings" w:hint="default"/>
+        <w:sz w:val="20"/>
+      </w:rPr>
+    </w:lvl>
+    <w:lvl w:ilvl="7" w:tentative="1">
+      <w:start w:val="1"/>
+      <w:numFmt w:val="bullet"/>
+      <w:lvlText w:val=""/>
+      <w:lvlJc w:val="left"/>
+      <w:pPr>
+        <w:tabs>
+          <w:tab w:val="num" w:pos="5760"/>
+        </w:tabs>
+        <w:ind w:left="5760" w:hanging="360"/>
+      </w:pPr>
+      <w:rPr>
+        <w:rFonts w:ascii="Wingdings" w:hAnsi="Wingdings" w:hint="default"/>
+        <w:sz w:val="20"/>
+      </w:rPr>
+    </w:lvl>
+    <w:lvl w:ilvl="8" w:tentative="1">
+      <w:start w:val="1"/>
+      <w:numFmt w:val="bullet"/>
+      <w:lvlText w:val=""/>
+      <w:lvlJc w:val="left"/>
+      <w:pPr>
+        <w:tabs>
+          <w:tab w:val="num" w:pos="6480"/>
+        </w:tabs>
+        <w:ind w:left="6480" w:hanging="360"/>
+      </w:pPr>
+      <w:rPr>
+        <w:rFonts w:ascii="Wingdings" w:hAnsi="Wingdings" w:hint="default"/>
+        <w:sz w:val="20"/>
+      </w:rPr>
+    </w:lvl>
+  </w:abstractNum>
+  <w:abstractNum w:abstractNumId="10" w15:restartNumberingAfterBreak="0">
+    <w:nsid w:val="2C545A76"/>
+    <w:multiLevelType w:val="multilevel"/>
+    <w:tmpl w:val="4FF86124"/>
+    <w:lvl w:ilvl="0">
+      <w:start w:val="1"/>
+      <w:numFmt w:val="bullet"/>
+      <w:lvlText w:val=""/>
+      <w:lvlJc w:val="left"/>
+      <w:pPr>
+        <w:tabs>
+          <w:tab w:val="num" w:pos="720"/>
+        </w:tabs>
+        <w:ind w:left="720" w:hanging="360"/>
+      </w:pPr>
+      <w:rPr>
+        <w:rFonts w:ascii="Symbol" w:hAnsi="Symbol" w:hint="default"/>
+        <w:sz w:val="20"/>
+      </w:rPr>
+    </w:lvl>
+    <w:lvl w:ilvl="1" w:tentative="1">
+      <w:start w:val="1"/>
+      <w:numFmt w:val="bullet"/>
+      <w:lvlText w:val="o"/>
+      <w:lvlJc w:val="left"/>
+      <w:pPr>
+        <w:tabs>
+          <w:tab w:val="num" w:pos="1440"/>
+        </w:tabs>
+        <w:ind w:left="1440" w:hanging="360"/>
+      </w:pPr>
+      <w:rPr>
+        <w:rFonts w:ascii="Courier New" w:hAnsi="Courier New" w:hint="default"/>
+        <w:sz w:val="20"/>
+      </w:rPr>
+    </w:lvl>
+    <w:lvl w:ilvl="2" w:tentative="1">
+      <w:start w:val="1"/>
+      <w:numFmt w:val="bullet"/>
+      <w:lvlText w:val=""/>
+      <w:lvlJc w:val="left"/>
+      <w:pPr>
+        <w:tabs>
+          <w:tab w:val="num" w:pos="2160"/>
+        </w:tabs>
+        <w:ind w:left="2160" w:hanging="360"/>
+      </w:pPr>
+      <w:rPr>
+        <w:rFonts w:ascii="Wingdings" w:hAnsi="Wingdings" w:hint="default"/>
+        <w:sz w:val="20"/>
+      </w:rPr>
+    </w:lvl>
+    <w:lvl w:ilvl="3" w:tentative="1">
+      <w:start w:val="1"/>
+      <w:numFmt w:val="bullet"/>
+      <w:lvlText w:val=""/>
+      <w:lvlJc w:val="left"/>
+      <w:pPr>
+        <w:tabs>
+          <w:tab w:val="num" w:pos="2880"/>
+        </w:tabs>
+        <w:ind w:left="2880" w:hanging="360"/>
+      </w:pPr>
+      <w:rPr>
+        <w:rFonts w:ascii="Wingdings" w:hAnsi="Wingdings" w:hint="default"/>
+        <w:sz w:val="20"/>
+      </w:rPr>
+    </w:lvl>
+    <w:lvl w:ilvl="4" w:tentative="1">
+      <w:start w:val="1"/>
+      <w:numFmt w:val="bullet"/>
+      <w:lvlText w:val=""/>
+      <w:lvlJc w:val="left"/>
+      <w:pPr>
+        <w:tabs>
+          <w:tab w:val="num" w:pos="3600"/>
+        </w:tabs>
+        <w:ind w:left="3600" w:hanging="360"/>
+      </w:pPr>
+      <w:rPr>
+        <w:rFonts w:ascii="Wingdings" w:hAnsi="Wingdings" w:hint="default"/>
+        <w:sz w:val="20"/>
+      </w:rPr>
+    </w:lvl>
+    <w:lvl w:ilvl="5" w:tentative="1">
+      <w:start w:val="1"/>
+      <w:numFmt w:val="bullet"/>
+      <w:lvlText w:val=""/>
+      <w:lvlJc w:val="left"/>
+      <w:pPr>
+        <w:tabs>
+          <w:tab w:val="num" w:pos="4320"/>
+        </w:tabs>
+        <w:ind w:left="4320" w:hanging="360"/>
+      </w:pPr>
+      <w:rPr>
+        <w:rFonts w:ascii="Wingdings" w:hAnsi="Wingdings" w:hint="default"/>
+        <w:sz w:val="20"/>
+      </w:rPr>
+    </w:lvl>
+    <w:lvl w:ilvl="6" w:tentative="1">
+      <w:start w:val="1"/>
+      <w:numFmt w:val="bullet"/>
+      <w:lvlText w:val=""/>
+      <w:lvlJc w:val="left"/>
+      <w:pPr>
+        <w:tabs>
+          <w:tab w:val="num" w:pos="5040"/>
+        </w:tabs>
+        <w:ind w:left="5040" w:hanging="360"/>
+      </w:pPr>
+      <w:rPr>
+        <w:rFonts w:ascii="Wingdings" w:hAnsi="Wingdings" w:hint="default"/>
+        <w:sz w:val="20"/>
+      </w:rPr>
+    </w:lvl>
+    <w:lvl w:ilvl="7" w:tentative="1">
+      <w:start w:val="1"/>
+      <w:numFmt w:val="bullet"/>
+      <w:lvlText w:val=""/>
+      <w:lvlJc w:val="left"/>
+      <w:pPr>
+        <w:tabs>
+          <w:tab w:val="num" w:pos="5760"/>
+        </w:tabs>
+        <w:ind w:left="5760" w:hanging="360"/>
+      </w:pPr>
+      <w:rPr>
+        <w:rFonts w:ascii="Wingdings" w:hAnsi="Wingdings" w:hint="default"/>
+        <w:sz w:val="20"/>
+      </w:rPr>
+    </w:lvl>
+    <w:lvl w:ilvl="8" w:tentative="1">
+      <w:start w:val="1"/>
+      <w:numFmt w:val="bullet"/>
+      <w:lvlText w:val=""/>
+      <w:lvlJc w:val="left"/>
+      <w:pPr>
+        <w:tabs>
+          <w:tab w:val="num" w:pos="6480"/>
+        </w:tabs>
+        <w:ind w:left="6480" w:hanging="360"/>
+      </w:pPr>
+      <w:rPr>
+        <w:rFonts w:ascii="Wingdings" w:hAnsi="Wingdings" w:hint="default"/>
+        <w:sz w:val="20"/>
+      </w:rPr>
+    </w:lvl>
+  </w:abstractNum>
+  <w:abstractNum w:abstractNumId="11" w15:restartNumberingAfterBreak="0">
+    <w:nsid w:val="3CD56554"/>
+    <w:multiLevelType w:val="multilevel"/>
+    <w:tmpl w:val="4CC6A042"/>
+    <w:lvl w:ilvl="0">
+      <w:start w:val="1"/>
+      <w:numFmt w:val="bullet"/>
+      <w:lvlText w:val=""/>
+      <w:lvlJc w:val="left"/>
+      <w:pPr>
+        <w:tabs>
+          <w:tab w:val="num" w:pos="720"/>
+        </w:tabs>
+        <w:ind w:left="720" w:hanging="360"/>
+      </w:pPr>
+      <w:rPr>
+        <w:rFonts w:ascii="Symbol" w:hAnsi="Symbol" w:hint="default"/>
+        <w:sz w:val="20"/>
+      </w:rPr>
+    </w:lvl>
+    <w:lvl w:ilvl="1" w:tentative="1">
+      <w:start w:val="1"/>
+      <w:numFmt w:val="bullet"/>
+      <w:lvlText w:val="o"/>
+      <w:lvlJc w:val="left"/>
+      <w:pPr>
+        <w:tabs>
+          <w:tab w:val="num" w:pos="1440"/>
+        </w:tabs>
+        <w:ind w:left="1440" w:hanging="360"/>
+      </w:pPr>
+      <w:rPr>
+        <w:rFonts w:ascii="Courier New" w:hAnsi="Courier New" w:hint="default"/>
+        <w:sz w:val="20"/>
+      </w:rPr>
+    </w:lvl>
+    <w:lvl w:ilvl="2" w:tentative="1">
+      <w:start w:val="1"/>
+      <w:numFmt w:val="bullet"/>
+      <w:lvlText w:val=""/>
+      <w:lvlJc w:val="left"/>
+      <w:pPr>
+        <w:tabs>
+          <w:tab w:val="num" w:pos="2160"/>
+        </w:tabs>
+        <w:ind w:left="2160" w:hanging="360"/>
+      </w:pPr>
+      <w:rPr>
+        <w:rFonts w:ascii="Wingdings" w:hAnsi="Wingdings" w:hint="default"/>
+        <w:sz w:val="20"/>
+      </w:rPr>
+    </w:lvl>
+    <w:lvl w:ilvl="3" w:tentative="1">
+      <w:start w:val="1"/>
+      <w:numFmt w:val="bullet"/>
+      <w:lvlText w:val=""/>
+      <w:lvlJc w:val="left"/>
+      <w:pPr>
+        <w:tabs>
+          <w:tab w:val="num" w:pos="2880"/>
+        </w:tabs>
+        <w:ind w:left="2880" w:hanging="360"/>
+      </w:pPr>
+      <w:rPr>
+        <w:rFonts w:ascii="Wingdings" w:hAnsi="Wingdings" w:hint="default"/>
+        <w:sz w:val="20"/>
+      </w:rPr>
+    </w:lvl>
+    <w:lvl w:ilvl="4" w:tentative="1">
+      <w:start w:val="1"/>
+      <w:numFmt w:val="bullet"/>
+      <w:lvlText w:val=""/>
+      <w:lvlJc w:val="left"/>
+      <w:pPr>
+        <w:tabs>
+          <w:tab w:val="num" w:pos="3600"/>
+        </w:tabs>
+        <w:ind w:left="3600" w:hanging="360"/>
+      </w:pPr>
+      <w:rPr>
+        <w:rFonts w:ascii="Wingdings" w:hAnsi="Wingdings" w:hint="default"/>
+        <w:sz w:val="20"/>
+      </w:rPr>
+    </w:lvl>
+    <w:lvl w:ilvl="5" w:tentative="1">
+      <w:start w:val="1"/>
+      <w:numFmt w:val="bullet"/>
+      <w:lvlText w:val=""/>
+      <w:lvlJc w:val="left"/>
+      <w:pPr>
+        <w:tabs>
+          <w:tab w:val="num" w:pos="4320"/>
+        </w:tabs>
+        <w:ind w:left="4320" w:hanging="360"/>
+      </w:pPr>
+      <w:rPr>
+        <w:rFonts w:ascii="Wingdings" w:hAnsi="Wingdings" w:hint="default"/>
+        <w:sz w:val="20"/>
+      </w:rPr>
+    </w:lvl>
+    <w:lvl w:ilvl="6" w:tentative="1">
+      <w:start w:val="1"/>
+      <w:numFmt w:val="bullet"/>
+      <w:lvlText w:val=""/>
+      <w:lvlJc w:val="left"/>
+      <w:pPr>
+        <w:tabs>
+          <w:tab w:val="num" w:pos="5040"/>
+        </w:tabs>
+        <w:ind w:left="5040" w:hanging="360"/>
+      </w:pPr>
+      <w:rPr>
+        <w:rFonts w:ascii="Wingdings" w:hAnsi="Wingdings" w:hint="default"/>
+        <w:sz w:val="20"/>
+      </w:rPr>
+    </w:lvl>
+    <w:lvl w:ilvl="7" w:tentative="1">
+      <w:start w:val="1"/>
+      <w:numFmt w:val="bullet"/>
+      <w:lvlText w:val=""/>
+      <w:lvlJc w:val="left"/>
+      <w:pPr>
+        <w:tabs>
+          <w:tab w:val="num" w:pos="5760"/>
+        </w:tabs>
+        <w:ind w:left="5760" w:hanging="360"/>
+      </w:pPr>
+      <w:rPr>
+        <w:rFonts w:ascii="Wingdings" w:hAnsi="Wingdings" w:hint="default"/>
+        <w:sz w:val="20"/>
+      </w:rPr>
+    </w:lvl>
+    <w:lvl w:ilvl="8" w:tentative="1">
+      <w:start w:val="1"/>
+      <w:numFmt w:val="bullet"/>
+      <w:lvlText w:val=""/>
+      <w:lvlJc w:val="left"/>
+      <w:pPr>
+        <w:tabs>
+          <w:tab w:val="num" w:pos="6480"/>
+        </w:tabs>
+        <w:ind w:left="6480" w:hanging="360"/>
+      </w:pPr>
+      <w:rPr>
+        <w:rFonts w:ascii="Wingdings" w:hAnsi="Wingdings" w:hint="default"/>
+        <w:sz w:val="20"/>
+      </w:rPr>
+    </w:lvl>
+  </w:abstractNum>
+  <w:abstractNum w:abstractNumId="12" w15:restartNumberingAfterBreak="0">
     <w:nsid w:val="438575E0"/>
     <w:multiLevelType w:val="multilevel"/>
     <w:tmpl w:val="B9E8872A"/>
@@ -1861,20 +4238,772 @@
       </w:pPr>
     </w:lvl>
   </w:abstractNum>
+  <w:abstractNum w:abstractNumId="13" w15:restartNumberingAfterBreak="0">
+    <w:nsid w:val="4B97377E"/>
+    <w:multiLevelType w:val="multilevel"/>
+    <w:tmpl w:val="18247AA8"/>
+    <w:lvl w:ilvl="0">
+      <w:start w:val="1"/>
+      <w:numFmt w:val="bullet"/>
+      <w:lvlText w:val=""/>
+      <w:lvlJc w:val="left"/>
+      <w:pPr>
+        <w:tabs>
+          <w:tab w:val="num" w:pos="720"/>
+        </w:tabs>
+        <w:ind w:left="720" w:hanging="360"/>
+      </w:pPr>
+      <w:rPr>
+        <w:rFonts w:ascii="Symbol" w:hAnsi="Symbol" w:hint="default"/>
+        <w:sz w:val="20"/>
+      </w:rPr>
+    </w:lvl>
+    <w:lvl w:ilvl="1">
+      <w:start w:val="1"/>
+      <w:numFmt w:val="bullet"/>
+      <w:lvlText w:val="o"/>
+      <w:lvlJc w:val="left"/>
+      <w:pPr>
+        <w:tabs>
+          <w:tab w:val="num" w:pos="1440"/>
+        </w:tabs>
+        <w:ind w:left="1440" w:hanging="360"/>
+      </w:pPr>
+      <w:rPr>
+        <w:rFonts w:ascii="Courier New" w:hAnsi="Courier New" w:hint="default"/>
+        <w:sz w:val="20"/>
+      </w:rPr>
+    </w:lvl>
+    <w:lvl w:ilvl="2" w:tentative="1">
+      <w:start w:val="1"/>
+      <w:numFmt w:val="bullet"/>
+      <w:lvlText w:val=""/>
+      <w:lvlJc w:val="left"/>
+      <w:pPr>
+        <w:tabs>
+          <w:tab w:val="num" w:pos="2160"/>
+        </w:tabs>
+        <w:ind w:left="2160" w:hanging="360"/>
+      </w:pPr>
+      <w:rPr>
+        <w:rFonts w:ascii="Wingdings" w:hAnsi="Wingdings" w:hint="default"/>
+        <w:sz w:val="20"/>
+      </w:rPr>
+    </w:lvl>
+    <w:lvl w:ilvl="3" w:tentative="1">
+      <w:start w:val="1"/>
+      <w:numFmt w:val="bullet"/>
+      <w:lvlText w:val=""/>
+      <w:lvlJc w:val="left"/>
+      <w:pPr>
+        <w:tabs>
+          <w:tab w:val="num" w:pos="2880"/>
+        </w:tabs>
+        <w:ind w:left="2880" w:hanging="360"/>
+      </w:pPr>
+      <w:rPr>
+        <w:rFonts w:ascii="Wingdings" w:hAnsi="Wingdings" w:hint="default"/>
+        <w:sz w:val="20"/>
+      </w:rPr>
+    </w:lvl>
+    <w:lvl w:ilvl="4" w:tentative="1">
+      <w:start w:val="1"/>
+      <w:numFmt w:val="bullet"/>
+      <w:lvlText w:val=""/>
+      <w:lvlJc w:val="left"/>
+      <w:pPr>
+        <w:tabs>
+          <w:tab w:val="num" w:pos="3600"/>
+        </w:tabs>
+        <w:ind w:left="3600" w:hanging="360"/>
+      </w:pPr>
+      <w:rPr>
+        <w:rFonts w:ascii="Wingdings" w:hAnsi="Wingdings" w:hint="default"/>
+        <w:sz w:val="20"/>
+      </w:rPr>
+    </w:lvl>
+    <w:lvl w:ilvl="5" w:tentative="1">
+      <w:start w:val="1"/>
+      <w:numFmt w:val="bullet"/>
+      <w:lvlText w:val=""/>
+      <w:lvlJc w:val="left"/>
+      <w:pPr>
+        <w:tabs>
+          <w:tab w:val="num" w:pos="4320"/>
+        </w:tabs>
+        <w:ind w:left="4320" w:hanging="360"/>
+      </w:pPr>
+      <w:rPr>
+        <w:rFonts w:ascii="Wingdings" w:hAnsi="Wingdings" w:hint="default"/>
+        <w:sz w:val="20"/>
+      </w:rPr>
+    </w:lvl>
+    <w:lvl w:ilvl="6" w:tentative="1">
+      <w:start w:val="1"/>
+      <w:numFmt w:val="bullet"/>
+      <w:lvlText w:val=""/>
+      <w:lvlJc w:val="left"/>
+      <w:pPr>
+        <w:tabs>
+          <w:tab w:val="num" w:pos="5040"/>
+        </w:tabs>
+        <w:ind w:left="5040" w:hanging="360"/>
+      </w:pPr>
+      <w:rPr>
+        <w:rFonts w:ascii="Wingdings" w:hAnsi="Wingdings" w:hint="default"/>
+        <w:sz w:val="20"/>
+      </w:rPr>
+    </w:lvl>
+    <w:lvl w:ilvl="7" w:tentative="1">
+      <w:start w:val="1"/>
+      <w:numFmt w:val="bullet"/>
+      <w:lvlText w:val=""/>
+      <w:lvlJc w:val="left"/>
+      <w:pPr>
+        <w:tabs>
+          <w:tab w:val="num" w:pos="5760"/>
+        </w:tabs>
+        <w:ind w:left="5760" w:hanging="360"/>
+      </w:pPr>
+      <w:rPr>
+        <w:rFonts w:ascii="Wingdings" w:hAnsi="Wingdings" w:hint="default"/>
+        <w:sz w:val="20"/>
+      </w:rPr>
+    </w:lvl>
+    <w:lvl w:ilvl="8" w:tentative="1">
+      <w:start w:val="1"/>
+      <w:numFmt w:val="bullet"/>
+      <w:lvlText w:val=""/>
+      <w:lvlJc w:val="left"/>
+      <w:pPr>
+        <w:tabs>
+          <w:tab w:val="num" w:pos="6480"/>
+        </w:tabs>
+        <w:ind w:left="6480" w:hanging="360"/>
+      </w:pPr>
+      <w:rPr>
+        <w:rFonts w:ascii="Wingdings" w:hAnsi="Wingdings" w:hint="default"/>
+        <w:sz w:val="20"/>
+      </w:rPr>
+    </w:lvl>
+  </w:abstractNum>
+  <w:abstractNum w:abstractNumId="14" w15:restartNumberingAfterBreak="0">
+    <w:nsid w:val="4C57714C"/>
+    <w:multiLevelType w:val="multilevel"/>
+    <w:tmpl w:val="9DECF276"/>
+    <w:lvl w:ilvl="0">
+      <w:start w:val="1"/>
+      <w:numFmt w:val="bullet"/>
+      <w:lvlText w:val=""/>
+      <w:lvlJc w:val="left"/>
+      <w:pPr>
+        <w:tabs>
+          <w:tab w:val="num" w:pos="720"/>
+        </w:tabs>
+        <w:ind w:left="720" w:hanging="360"/>
+      </w:pPr>
+      <w:rPr>
+        <w:rFonts w:ascii="Symbol" w:hAnsi="Symbol" w:hint="default"/>
+        <w:sz w:val="20"/>
+      </w:rPr>
+    </w:lvl>
+    <w:lvl w:ilvl="1" w:tentative="1">
+      <w:start w:val="1"/>
+      <w:numFmt w:val="bullet"/>
+      <w:lvlText w:val="o"/>
+      <w:lvlJc w:val="left"/>
+      <w:pPr>
+        <w:tabs>
+          <w:tab w:val="num" w:pos="1440"/>
+        </w:tabs>
+        <w:ind w:left="1440" w:hanging="360"/>
+      </w:pPr>
+      <w:rPr>
+        <w:rFonts w:ascii="Courier New" w:hAnsi="Courier New" w:hint="default"/>
+        <w:sz w:val="20"/>
+      </w:rPr>
+    </w:lvl>
+    <w:lvl w:ilvl="2" w:tentative="1">
+      <w:start w:val="1"/>
+      <w:numFmt w:val="bullet"/>
+      <w:lvlText w:val=""/>
+      <w:lvlJc w:val="left"/>
+      <w:pPr>
+        <w:tabs>
+          <w:tab w:val="num" w:pos="2160"/>
+        </w:tabs>
+        <w:ind w:left="2160" w:hanging="360"/>
+      </w:pPr>
+      <w:rPr>
+        <w:rFonts w:ascii="Wingdings" w:hAnsi="Wingdings" w:hint="default"/>
+        <w:sz w:val="20"/>
+      </w:rPr>
+    </w:lvl>
+    <w:lvl w:ilvl="3" w:tentative="1">
+      <w:start w:val="1"/>
+      <w:numFmt w:val="bullet"/>
+      <w:lvlText w:val=""/>
+      <w:lvlJc w:val="left"/>
+      <w:pPr>
+        <w:tabs>
+          <w:tab w:val="num" w:pos="2880"/>
+        </w:tabs>
+        <w:ind w:left="2880" w:hanging="360"/>
+      </w:pPr>
+      <w:rPr>
+        <w:rFonts w:ascii="Wingdings" w:hAnsi="Wingdings" w:hint="default"/>
+        <w:sz w:val="20"/>
+      </w:rPr>
+    </w:lvl>
+    <w:lvl w:ilvl="4" w:tentative="1">
+      <w:start w:val="1"/>
+      <w:numFmt w:val="bullet"/>
+      <w:lvlText w:val=""/>
+      <w:lvlJc w:val="left"/>
+      <w:pPr>
+        <w:tabs>
+          <w:tab w:val="num" w:pos="3600"/>
+        </w:tabs>
+        <w:ind w:left="3600" w:hanging="360"/>
+      </w:pPr>
+      <w:rPr>
+        <w:rFonts w:ascii="Wingdings" w:hAnsi="Wingdings" w:hint="default"/>
+        <w:sz w:val="20"/>
+      </w:rPr>
+    </w:lvl>
+    <w:lvl w:ilvl="5" w:tentative="1">
+      <w:start w:val="1"/>
+      <w:numFmt w:val="bullet"/>
+      <w:lvlText w:val=""/>
+      <w:lvlJc w:val="left"/>
+      <w:pPr>
+        <w:tabs>
+          <w:tab w:val="num" w:pos="4320"/>
+        </w:tabs>
+        <w:ind w:left="4320" w:hanging="360"/>
+      </w:pPr>
+      <w:rPr>
+        <w:rFonts w:ascii="Wingdings" w:hAnsi="Wingdings" w:hint="default"/>
+        <w:sz w:val="20"/>
+      </w:rPr>
+    </w:lvl>
+    <w:lvl w:ilvl="6" w:tentative="1">
+      <w:start w:val="1"/>
+      <w:numFmt w:val="bullet"/>
+      <w:lvlText w:val=""/>
+      <w:lvlJc w:val="left"/>
+      <w:pPr>
+        <w:tabs>
+          <w:tab w:val="num" w:pos="5040"/>
+        </w:tabs>
+        <w:ind w:left="5040" w:hanging="360"/>
+      </w:pPr>
+      <w:rPr>
+        <w:rFonts w:ascii="Wingdings" w:hAnsi="Wingdings" w:hint="default"/>
+        <w:sz w:val="20"/>
+      </w:rPr>
+    </w:lvl>
+    <w:lvl w:ilvl="7" w:tentative="1">
+      <w:start w:val="1"/>
+      <w:numFmt w:val="bullet"/>
+      <w:lvlText w:val=""/>
+      <w:lvlJc w:val="left"/>
+      <w:pPr>
+        <w:tabs>
+          <w:tab w:val="num" w:pos="5760"/>
+        </w:tabs>
+        <w:ind w:left="5760" w:hanging="360"/>
+      </w:pPr>
+      <w:rPr>
+        <w:rFonts w:ascii="Wingdings" w:hAnsi="Wingdings" w:hint="default"/>
+        <w:sz w:val="20"/>
+      </w:rPr>
+    </w:lvl>
+    <w:lvl w:ilvl="8" w:tentative="1">
+      <w:start w:val="1"/>
+      <w:numFmt w:val="bullet"/>
+      <w:lvlText w:val=""/>
+      <w:lvlJc w:val="left"/>
+      <w:pPr>
+        <w:tabs>
+          <w:tab w:val="num" w:pos="6480"/>
+        </w:tabs>
+        <w:ind w:left="6480" w:hanging="360"/>
+      </w:pPr>
+      <w:rPr>
+        <w:rFonts w:ascii="Wingdings" w:hAnsi="Wingdings" w:hint="default"/>
+        <w:sz w:val="20"/>
+      </w:rPr>
+    </w:lvl>
+  </w:abstractNum>
+  <w:abstractNum w:abstractNumId="15" w15:restartNumberingAfterBreak="0">
+    <w:nsid w:val="53007B39"/>
+    <w:multiLevelType w:val="multilevel"/>
+    <w:tmpl w:val="36E68656"/>
+    <w:lvl w:ilvl="0">
+      <w:start w:val="1"/>
+      <w:numFmt w:val="bullet"/>
+      <w:lvlText w:val=""/>
+      <w:lvlJc w:val="left"/>
+      <w:pPr>
+        <w:tabs>
+          <w:tab w:val="num" w:pos="720"/>
+        </w:tabs>
+        <w:ind w:left="720" w:hanging="360"/>
+      </w:pPr>
+      <w:rPr>
+        <w:rFonts w:ascii="Symbol" w:hAnsi="Symbol" w:hint="default"/>
+        <w:sz w:val="20"/>
+      </w:rPr>
+    </w:lvl>
+    <w:lvl w:ilvl="1" w:tentative="1">
+      <w:start w:val="1"/>
+      <w:numFmt w:val="bullet"/>
+      <w:lvlText w:val="o"/>
+      <w:lvlJc w:val="left"/>
+      <w:pPr>
+        <w:tabs>
+          <w:tab w:val="num" w:pos="1440"/>
+        </w:tabs>
+        <w:ind w:left="1440" w:hanging="360"/>
+      </w:pPr>
+      <w:rPr>
+        <w:rFonts w:ascii="Courier New" w:hAnsi="Courier New" w:hint="default"/>
+        <w:sz w:val="20"/>
+      </w:rPr>
+    </w:lvl>
+    <w:lvl w:ilvl="2" w:tentative="1">
+      <w:start w:val="1"/>
+      <w:numFmt w:val="bullet"/>
+      <w:lvlText w:val=""/>
+      <w:lvlJc w:val="left"/>
+      <w:pPr>
+        <w:tabs>
+          <w:tab w:val="num" w:pos="2160"/>
+        </w:tabs>
+        <w:ind w:left="2160" w:hanging="360"/>
+      </w:pPr>
+      <w:rPr>
+        <w:rFonts w:ascii="Wingdings" w:hAnsi="Wingdings" w:hint="default"/>
+        <w:sz w:val="20"/>
+      </w:rPr>
+    </w:lvl>
+    <w:lvl w:ilvl="3" w:tentative="1">
+      <w:start w:val="1"/>
+      <w:numFmt w:val="bullet"/>
+      <w:lvlText w:val=""/>
+      <w:lvlJc w:val="left"/>
+      <w:pPr>
+        <w:tabs>
+          <w:tab w:val="num" w:pos="2880"/>
+        </w:tabs>
+        <w:ind w:left="2880" w:hanging="360"/>
+      </w:pPr>
+      <w:rPr>
+        <w:rFonts w:ascii="Wingdings" w:hAnsi="Wingdings" w:hint="default"/>
+        <w:sz w:val="20"/>
+      </w:rPr>
+    </w:lvl>
+    <w:lvl w:ilvl="4" w:tentative="1">
+      <w:start w:val="1"/>
+      <w:numFmt w:val="bullet"/>
+      <w:lvlText w:val=""/>
+      <w:lvlJc w:val="left"/>
+      <w:pPr>
+        <w:tabs>
+          <w:tab w:val="num" w:pos="3600"/>
+        </w:tabs>
+        <w:ind w:left="3600" w:hanging="360"/>
+      </w:pPr>
+      <w:rPr>
+        <w:rFonts w:ascii="Wingdings" w:hAnsi="Wingdings" w:hint="default"/>
+        <w:sz w:val="20"/>
+      </w:rPr>
+    </w:lvl>
+    <w:lvl w:ilvl="5" w:tentative="1">
+      <w:start w:val="1"/>
+      <w:numFmt w:val="bullet"/>
+      <w:lvlText w:val=""/>
+      <w:lvlJc w:val="left"/>
+      <w:pPr>
+        <w:tabs>
+          <w:tab w:val="num" w:pos="4320"/>
+        </w:tabs>
+        <w:ind w:left="4320" w:hanging="360"/>
+      </w:pPr>
+      <w:rPr>
+        <w:rFonts w:ascii="Wingdings" w:hAnsi="Wingdings" w:hint="default"/>
+        <w:sz w:val="20"/>
+      </w:rPr>
+    </w:lvl>
+    <w:lvl w:ilvl="6" w:tentative="1">
+      <w:start w:val="1"/>
+      <w:numFmt w:val="bullet"/>
+      <w:lvlText w:val=""/>
+      <w:lvlJc w:val="left"/>
+      <w:pPr>
+        <w:tabs>
+          <w:tab w:val="num" w:pos="5040"/>
+        </w:tabs>
+        <w:ind w:left="5040" w:hanging="360"/>
+      </w:pPr>
+      <w:rPr>
+        <w:rFonts w:ascii="Wingdings" w:hAnsi="Wingdings" w:hint="default"/>
+        <w:sz w:val="20"/>
+      </w:rPr>
+    </w:lvl>
+    <w:lvl w:ilvl="7" w:tentative="1">
+      <w:start w:val="1"/>
+      <w:numFmt w:val="bullet"/>
+      <w:lvlText w:val=""/>
+      <w:lvlJc w:val="left"/>
+      <w:pPr>
+        <w:tabs>
+          <w:tab w:val="num" w:pos="5760"/>
+        </w:tabs>
+        <w:ind w:left="5760" w:hanging="360"/>
+      </w:pPr>
+      <w:rPr>
+        <w:rFonts w:ascii="Wingdings" w:hAnsi="Wingdings" w:hint="default"/>
+        <w:sz w:val="20"/>
+      </w:rPr>
+    </w:lvl>
+    <w:lvl w:ilvl="8" w:tentative="1">
+      <w:start w:val="1"/>
+      <w:numFmt w:val="bullet"/>
+      <w:lvlText w:val=""/>
+      <w:lvlJc w:val="left"/>
+      <w:pPr>
+        <w:tabs>
+          <w:tab w:val="num" w:pos="6480"/>
+        </w:tabs>
+        <w:ind w:left="6480" w:hanging="360"/>
+      </w:pPr>
+      <w:rPr>
+        <w:rFonts w:ascii="Wingdings" w:hAnsi="Wingdings" w:hint="default"/>
+        <w:sz w:val="20"/>
+      </w:rPr>
+    </w:lvl>
+  </w:abstractNum>
+  <w:abstractNum w:abstractNumId="16" w15:restartNumberingAfterBreak="0">
+    <w:nsid w:val="6ACE225A"/>
+    <w:multiLevelType w:val="multilevel"/>
+    <w:tmpl w:val="FB72D672"/>
+    <w:lvl w:ilvl="0">
+      <w:start w:val="1"/>
+      <w:numFmt w:val="bullet"/>
+      <w:lvlText w:val=""/>
+      <w:lvlJc w:val="left"/>
+      <w:pPr>
+        <w:tabs>
+          <w:tab w:val="num" w:pos="720"/>
+        </w:tabs>
+        <w:ind w:left="720" w:hanging="360"/>
+      </w:pPr>
+      <w:rPr>
+        <w:rFonts w:ascii="Symbol" w:hAnsi="Symbol" w:hint="default"/>
+        <w:sz w:val="20"/>
+      </w:rPr>
+    </w:lvl>
+    <w:lvl w:ilvl="1" w:tentative="1">
+      <w:start w:val="1"/>
+      <w:numFmt w:val="bullet"/>
+      <w:lvlText w:val="o"/>
+      <w:lvlJc w:val="left"/>
+      <w:pPr>
+        <w:tabs>
+          <w:tab w:val="num" w:pos="1440"/>
+        </w:tabs>
+        <w:ind w:left="1440" w:hanging="360"/>
+      </w:pPr>
+      <w:rPr>
+        <w:rFonts w:ascii="Courier New" w:hAnsi="Courier New" w:hint="default"/>
+        <w:sz w:val="20"/>
+      </w:rPr>
+    </w:lvl>
+    <w:lvl w:ilvl="2" w:tentative="1">
+      <w:start w:val="1"/>
+      <w:numFmt w:val="bullet"/>
+      <w:lvlText w:val=""/>
+      <w:lvlJc w:val="left"/>
+      <w:pPr>
+        <w:tabs>
+          <w:tab w:val="num" w:pos="2160"/>
+        </w:tabs>
+        <w:ind w:left="2160" w:hanging="360"/>
+      </w:pPr>
+      <w:rPr>
+        <w:rFonts w:ascii="Wingdings" w:hAnsi="Wingdings" w:hint="default"/>
+        <w:sz w:val="20"/>
+      </w:rPr>
+    </w:lvl>
+    <w:lvl w:ilvl="3" w:tentative="1">
+      <w:start w:val="1"/>
+      <w:numFmt w:val="bullet"/>
+      <w:lvlText w:val=""/>
+      <w:lvlJc w:val="left"/>
+      <w:pPr>
+        <w:tabs>
+          <w:tab w:val="num" w:pos="2880"/>
+        </w:tabs>
+        <w:ind w:left="2880" w:hanging="360"/>
+      </w:pPr>
+      <w:rPr>
+        <w:rFonts w:ascii="Wingdings" w:hAnsi="Wingdings" w:hint="default"/>
+        <w:sz w:val="20"/>
+      </w:rPr>
+    </w:lvl>
+    <w:lvl w:ilvl="4" w:tentative="1">
+      <w:start w:val="1"/>
+      <w:numFmt w:val="bullet"/>
+      <w:lvlText w:val=""/>
+      <w:lvlJc w:val="left"/>
+      <w:pPr>
+        <w:tabs>
+          <w:tab w:val="num" w:pos="3600"/>
+        </w:tabs>
+        <w:ind w:left="3600" w:hanging="360"/>
+      </w:pPr>
+      <w:rPr>
+        <w:rFonts w:ascii="Wingdings" w:hAnsi="Wingdings" w:hint="default"/>
+        <w:sz w:val="20"/>
+      </w:rPr>
+    </w:lvl>
+    <w:lvl w:ilvl="5" w:tentative="1">
+      <w:start w:val="1"/>
+      <w:numFmt w:val="bullet"/>
+      <w:lvlText w:val=""/>
+      <w:lvlJc w:val="left"/>
+      <w:pPr>
+        <w:tabs>
+          <w:tab w:val="num" w:pos="4320"/>
+        </w:tabs>
+        <w:ind w:left="4320" w:hanging="360"/>
+      </w:pPr>
+      <w:rPr>
+        <w:rFonts w:ascii="Wingdings" w:hAnsi="Wingdings" w:hint="default"/>
+        <w:sz w:val="20"/>
+      </w:rPr>
+    </w:lvl>
+    <w:lvl w:ilvl="6" w:tentative="1">
+      <w:start w:val="1"/>
+      <w:numFmt w:val="bullet"/>
+      <w:lvlText w:val=""/>
+      <w:lvlJc w:val="left"/>
+      <w:pPr>
+        <w:tabs>
+          <w:tab w:val="num" w:pos="5040"/>
+        </w:tabs>
+        <w:ind w:left="5040" w:hanging="360"/>
+      </w:pPr>
+      <w:rPr>
+        <w:rFonts w:ascii="Wingdings" w:hAnsi="Wingdings" w:hint="default"/>
+        <w:sz w:val="20"/>
+      </w:rPr>
+    </w:lvl>
+    <w:lvl w:ilvl="7" w:tentative="1">
+      <w:start w:val="1"/>
+      <w:numFmt w:val="bullet"/>
+      <w:lvlText w:val=""/>
+      <w:lvlJc w:val="left"/>
+      <w:pPr>
+        <w:tabs>
+          <w:tab w:val="num" w:pos="5760"/>
+        </w:tabs>
+        <w:ind w:left="5760" w:hanging="360"/>
+      </w:pPr>
+      <w:rPr>
+        <w:rFonts w:ascii="Wingdings" w:hAnsi="Wingdings" w:hint="default"/>
+        <w:sz w:val="20"/>
+      </w:rPr>
+    </w:lvl>
+    <w:lvl w:ilvl="8" w:tentative="1">
+      <w:start w:val="1"/>
+      <w:numFmt w:val="bullet"/>
+      <w:lvlText w:val=""/>
+      <w:lvlJc w:val="left"/>
+      <w:pPr>
+        <w:tabs>
+          <w:tab w:val="num" w:pos="6480"/>
+        </w:tabs>
+        <w:ind w:left="6480" w:hanging="360"/>
+      </w:pPr>
+      <w:rPr>
+        <w:rFonts w:ascii="Wingdings" w:hAnsi="Wingdings" w:hint="default"/>
+        <w:sz w:val="20"/>
+      </w:rPr>
+    </w:lvl>
+  </w:abstractNum>
+  <w:abstractNum w:abstractNumId="17" w15:restartNumberingAfterBreak="0">
+    <w:nsid w:val="7DDF15AB"/>
+    <w:multiLevelType w:val="multilevel"/>
+    <w:tmpl w:val="E376BFCA"/>
+    <w:lvl w:ilvl="0">
+      <w:start w:val="1"/>
+      <w:numFmt w:val="decimal"/>
+      <w:lvlText w:val="%1."/>
+      <w:lvlJc w:val="left"/>
+      <w:pPr>
+        <w:tabs>
+          <w:tab w:val="num" w:pos="720"/>
+        </w:tabs>
+        <w:ind w:left="720" w:hanging="360"/>
+      </w:pPr>
+    </w:lvl>
+    <w:lvl w:ilvl="1">
+      <w:start w:val="1"/>
+      <w:numFmt w:val="bullet"/>
+      <w:lvlText w:val="o"/>
+      <w:lvlJc w:val="left"/>
+      <w:pPr>
+        <w:tabs>
+          <w:tab w:val="num" w:pos="1440"/>
+        </w:tabs>
+        <w:ind w:left="1440" w:hanging="360"/>
+      </w:pPr>
+      <w:rPr>
+        <w:rFonts w:ascii="Courier New" w:hAnsi="Courier New" w:hint="default"/>
+        <w:sz w:val="20"/>
+      </w:rPr>
+    </w:lvl>
+    <w:lvl w:ilvl="2" w:tentative="1">
+      <w:start w:val="1"/>
+      <w:numFmt w:val="decimal"/>
+      <w:lvlText w:val="%3."/>
+      <w:lvlJc w:val="left"/>
+      <w:pPr>
+        <w:tabs>
+          <w:tab w:val="num" w:pos="2160"/>
+        </w:tabs>
+        <w:ind w:left="2160" w:hanging="360"/>
+      </w:pPr>
+    </w:lvl>
+    <w:lvl w:ilvl="3" w:tentative="1">
+      <w:start w:val="1"/>
+      <w:numFmt w:val="decimal"/>
+      <w:lvlText w:val="%4."/>
+      <w:lvlJc w:val="left"/>
+      <w:pPr>
+        <w:tabs>
+          <w:tab w:val="num" w:pos="2880"/>
+        </w:tabs>
+        <w:ind w:left="2880" w:hanging="360"/>
+      </w:pPr>
+    </w:lvl>
+    <w:lvl w:ilvl="4" w:tentative="1">
+      <w:start w:val="1"/>
+      <w:numFmt w:val="decimal"/>
+      <w:lvlText w:val="%5."/>
+      <w:lvlJc w:val="left"/>
+      <w:pPr>
+        <w:tabs>
+          <w:tab w:val="num" w:pos="3600"/>
+        </w:tabs>
+        <w:ind w:left="3600" w:hanging="360"/>
+      </w:pPr>
+    </w:lvl>
+    <w:lvl w:ilvl="5" w:tentative="1">
+      <w:start w:val="1"/>
+      <w:numFmt w:val="decimal"/>
+      <w:lvlText w:val="%6."/>
+      <w:lvlJc w:val="left"/>
+      <w:pPr>
+        <w:tabs>
+          <w:tab w:val="num" w:pos="4320"/>
+        </w:tabs>
+        <w:ind w:left="4320" w:hanging="360"/>
+      </w:pPr>
+    </w:lvl>
+    <w:lvl w:ilvl="6" w:tentative="1">
+      <w:start w:val="1"/>
+      <w:numFmt w:val="decimal"/>
+      <w:lvlText w:val="%7."/>
+      <w:lvlJc w:val="left"/>
+      <w:pPr>
+        <w:tabs>
+          <w:tab w:val="num" w:pos="5040"/>
+        </w:tabs>
+        <w:ind w:left="5040" w:hanging="360"/>
+      </w:pPr>
+    </w:lvl>
+    <w:lvl w:ilvl="7" w:tentative="1">
+      <w:start w:val="1"/>
+      <w:numFmt w:val="decimal"/>
+      <w:lvlText w:val="%8."/>
+      <w:lvlJc w:val="left"/>
+      <w:pPr>
+        <w:tabs>
+          <w:tab w:val="num" w:pos="5760"/>
+        </w:tabs>
+        <w:ind w:left="5760" w:hanging="360"/>
+      </w:pPr>
+    </w:lvl>
+    <w:lvl w:ilvl="8" w:tentative="1">
+      <w:start w:val="1"/>
+      <w:numFmt w:val="decimal"/>
+      <w:lvlText w:val="%9."/>
+      <w:lvlJc w:val="left"/>
+      <w:pPr>
+        <w:tabs>
+          <w:tab w:val="num" w:pos="6480"/>
+        </w:tabs>
+        <w:ind w:left="6480" w:hanging="360"/>
+      </w:pPr>
+    </w:lvl>
+  </w:abstractNum>
   <w:num w:numId="1" w16cid:durableId="825319347">
+    <w:abstractNumId w:val="8"/>
+  </w:num>
+  <w:num w:numId="2" w16cid:durableId="1439718853">
     <w:abstractNumId w:val="3"/>
   </w:num>
-  <w:num w:numId="2" w16cid:durableId="1439718853">
+  <w:num w:numId="3" w16cid:durableId="972751144">
+    <w:abstractNumId w:val="5"/>
+  </w:num>
+  <w:num w:numId="4" w16cid:durableId="648097079">
+    <w:abstractNumId w:val="7"/>
+  </w:num>
+  <w:num w:numId="5" w16cid:durableId="1871600323">
+    <w:abstractNumId w:val="12"/>
+  </w:num>
+  <w:num w:numId="6" w16cid:durableId="1122461119">
+    <w:abstractNumId w:val="11"/>
+  </w:num>
+  <w:num w:numId="7" w16cid:durableId="724253640">
+    <w:abstractNumId w:val="2"/>
+  </w:num>
+  <w:num w:numId="8" w16cid:durableId="1333684903">
+    <w:abstractNumId w:val="9"/>
+  </w:num>
+  <w:num w:numId="9" w16cid:durableId="1851523461">
+    <w:abstractNumId w:val="13"/>
+  </w:num>
+  <w:num w:numId="10" w16cid:durableId="426196514">
+    <w:abstractNumId w:val="17"/>
+  </w:num>
+  <w:num w:numId="11" w16cid:durableId="1213730877">
+    <w:abstractNumId w:val="6"/>
+  </w:num>
+  <w:num w:numId="12" w16cid:durableId="168721626">
+    <w:abstractNumId w:val="10"/>
+  </w:num>
+  <w:num w:numId="13" w16cid:durableId="950473119">
+    <w:abstractNumId w:val="1"/>
+  </w:num>
+  <w:num w:numId="14" w16cid:durableId="2010138279">
     <w:abstractNumId w:val="0"/>
   </w:num>
-  <w:num w:numId="3" w16cid:durableId="972751144">
-    <w:abstractNumId w:val="1"/>
+  <w:num w:numId="15" w16cid:durableId="815491814">
+    <w:abstractNumId w:val="16"/>
   </w:num>
-  <w:num w:numId="4" w16cid:durableId="648097079">
-    <w:abstractNumId w:val="2"/>
+  <w:num w:numId="16" w16cid:durableId="2046171618">
+    <w:abstractNumId w:val="15"/>
   </w:num>
-  <w:num w:numId="5" w16cid:durableId="1871600323">
+  <w:num w:numId="17" w16cid:durableId="1344476386">
     <w:abstractNumId w:val="4"/>
+  </w:num>
+  <w:num w:numId="18" w16cid:durableId="401876060">
+    <w:abstractNumId w:val="14"/>
   </w:num>
 </w:numbering>
 </file>
@@ -2280,6 +5409,72 @@
     <w:name w:val="Normal"/>
     <w:qFormat/>
   </w:style>
+  <w:style w:type="paragraph" w:styleId="Heading1">
+    <w:name w:val="heading 1"/>
+    <w:basedOn w:val="Normal"/>
+    <w:next w:val="Normal"/>
+    <w:link w:val="Heading1Char"/>
+    <w:uiPriority w:val="9"/>
+    <w:qFormat/>
+    <w:rsid w:val="00B867C6"/>
+    <w:pPr>
+      <w:keepNext/>
+      <w:keepLines/>
+      <w:spacing w:before="240" w:after="0"/>
+      <w:outlineLvl w:val="0"/>
+    </w:pPr>
+    <w:rPr>
+      <w:rFonts w:asciiTheme="majorHAnsi" w:eastAsiaTheme="majorEastAsia" w:hAnsiTheme="majorHAnsi" w:cstheme="majorBidi"/>
+      <w:color w:val="2F5496" w:themeColor="accent1" w:themeShade="BF"/>
+      <w:sz w:val="32"/>
+      <w:szCs w:val="32"/>
+    </w:rPr>
+  </w:style>
+  <w:style w:type="paragraph" w:styleId="Heading2">
+    <w:name w:val="heading 2"/>
+    <w:basedOn w:val="Normal"/>
+    <w:next w:val="Normal"/>
+    <w:link w:val="Heading2Char"/>
+    <w:uiPriority w:val="9"/>
+    <w:unhideWhenUsed/>
+    <w:qFormat/>
+    <w:rsid w:val="00B867C6"/>
+    <w:pPr>
+      <w:keepNext/>
+      <w:keepLines/>
+      <w:spacing w:before="40" w:after="0"/>
+      <w:outlineLvl w:val="1"/>
+    </w:pPr>
+    <w:rPr>
+      <w:rFonts w:asciiTheme="majorHAnsi" w:eastAsiaTheme="majorEastAsia" w:hAnsiTheme="majorHAnsi" w:cstheme="majorBidi"/>
+      <w:color w:val="2F5496" w:themeColor="accent1" w:themeShade="BF"/>
+      <w:sz w:val="26"/>
+      <w:szCs w:val="26"/>
+    </w:rPr>
+  </w:style>
+  <w:style w:type="paragraph" w:styleId="Heading3">
+    <w:name w:val="heading 3"/>
+    <w:basedOn w:val="Normal"/>
+    <w:next w:val="Normal"/>
+    <w:link w:val="Heading3Char"/>
+    <w:uiPriority w:val="9"/>
+    <w:semiHidden/>
+    <w:unhideWhenUsed/>
+    <w:qFormat/>
+    <w:rsid w:val="00B867C6"/>
+    <w:pPr>
+      <w:keepNext/>
+      <w:keepLines/>
+      <w:spacing w:before="40" w:after="0"/>
+      <w:outlineLvl w:val="2"/>
+    </w:pPr>
+    <w:rPr>
+      <w:rFonts w:asciiTheme="majorHAnsi" w:eastAsiaTheme="majorEastAsia" w:hAnsiTheme="majorHAnsi" w:cstheme="majorBidi"/>
+      <w:color w:val="1F3763" w:themeColor="accent1" w:themeShade="7F"/>
+      <w:sz w:val="24"/>
+      <w:szCs w:val="24"/>
+    </w:rPr>
+  </w:style>
   <w:style w:type="character" w:default="1" w:styleId="DefaultParagraphFont">
     <w:name w:val="Default Paragraph Font"/>
     <w:uiPriority w:val="1"/>
@@ -2305,6 +5500,83 @@
     <w:uiPriority w:val="99"/>
     <w:semiHidden/>
     <w:unhideWhenUsed/>
+  </w:style>
+  <w:style w:type="character" w:customStyle="1" w:styleId="Heading1Char">
+    <w:name w:val="Heading 1 Char"/>
+    <w:basedOn w:val="DefaultParagraphFont"/>
+    <w:link w:val="Heading1"/>
+    <w:uiPriority w:val="9"/>
+    <w:rsid w:val="00B867C6"/>
+    <w:rPr>
+      <w:rFonts w:asciiTheme="majorHAnsi" w:eastAsiaTheme="majorEastAsia" w:hAnsiTheme="majorHAnsi" w:cstheme="majorBidi"/>
+      <w:color w:val="2F5496" w:themeColor="accent1" w:themeShade="BF"/>
+      <w:sz w:val="32"/>
+      <w:szCs w:val="32"/>
+    </w:rPr>
+  </w:style>
+  <w:style w:type="character" w:customStyle="1" w:styleId="Heading2Char">
+    <w:name w:val="Heading 2 Char"/>
+    <w:basedOn w:val="DefaultParagraphFont"/>
+    <w:link w:val="Heading2"/>
+    <w:uiPriority w:val="9"/>
+    <w:rsid w:val="00B867C6"/>
+    <w:rPr>
+      <w:rFonts w:asciiTheme="majorHAnsi" w:eastAsiaTheme="majorEastAsia" w:hAnsiTheme="majorHAnsi" w:cstheme="majorBidi"/>
+      <w:color w:val="2F5496" w:themeColor="accent1" w:themeShade="BF"/>
+      <w:sz w:val="26"/>
+      <w:szCs w:val="26"/>
+    </w:rPr>
+  </w:style>
+  <w:style w:type="character" w:customStyle="1" w:styleId="Heading3Char">
+    <w:name w:val="Heading 3 Char"/>
+    <w:basedOn w:val="DefaultParagraphFont"/>
+    <w:link w:val="Heading3"/>
+    <w:uiPriority w:val="9"/>
+    <w:semiHidden/>
+    <w:rsid w:val="00B867C6"/>
+    <w:rPr>
+      <w:rFonts w:asciiTheme="majorHAnsi" w:eastAsiaTheme="majorEastAsia" w:hAnsiTheme="majorHAnsi" w:cstheme="majorBidi"/>
+      <w:color w:val="1F3763" w:themeColor="accent1" w:themeShade="7F"/>
+      <w:sz w:val="24"/>
+      <w:szCs w:val="24"/>
+    </w:rPr>
+  </w:style>
+  <w:style w:type="paragraph" w:styleId="NormalWeb">
+    <w:name w:val="Normal (Web)"/>
+    <w:basedOn w:val="Normal"/>
+    <w:uiPriority w:val="99"/>
+    <w:semiHidden/>
+    <w:unhideWhenUsed/>
+    <w:rsid w:val="00B867C6"/>
+    <w:pPr>
+      <w:spacing w:before="100" w:beforeAutospacing="1" w:after="100" w:afterAutospacing="1" w:line="240" w:lineRule="auto"/>
+    </w:pPr>
+    <w:rPr>
+      <w:rFonts w:ascii="Times New Roman" w:eastAsia="Times New Roman" w:hAnsi="Times New Roman" w:cs="Times New Roman"/>
+      <w:kern w:val="0"/>
+      <w:sz w:val="24"/>
+      <w:szCs w:val="24"/>
+      <w:lang w:eastAsia="en-IN"/>
+      <w14:ligatures w14:val="none"/>
+    </w:rPr>
+  </w:style>
+  <w:style w:type="character" w:styleId="HTMLCode">
+    <w:name w:val="HTML Code"/>
+    <w:basedOn w:val="DefaultParagraphFont"/>
+    <w:uiPriority w:val="99"/>
+    <w:semiHidden/>
+    <w:unhideWhenUsed/>
+    <w:rsid w:val="00B867C6"/>
+    <w:rPr>
+      <w:rFonts w:ascii="Courier New" w:eastAsia="Times New Roman" w:hAnsi="Courier New" w:cs="Courier New"/>
+      <w:sz w:val="20"/>
+      <w:szCs w:val="20"/>
+    </w:rPr>
+  </w:style>
+  <w:style w:type="character" w:customStyle="1" w:styleId="math-inline">
+    <w:name w:val="math-inline"/>
+    <w:basedOn w:val="DefaultParagraphFont"/>
+    <w:rsid w:val="00B867C6"/>
   </w:style>
 </w:styles>
 </file>
